--- a/soal TA/modul06/laporan/707012400044_Muhammadnabilalfatih_modul06.docx
+++ b/soal TA/modul06/laporan/707012400044_Muhammadnabilalfatih_modul06.docx
@@ -291,17 +291,33 @@
     <w:p>
       <w:pPr>
         <w:pStyle w:val="ListParagraph"/>
+        <w:numPr>
+          <w:ilvl w:val="0"/>
+          <w:numId w:val="42"/>
+        </w:numPr>
         <w:jc w:val="both"/>
-        <w:rPr>
-          <w:rFonts w:ascii="Times New Roman" w:hAnsi="Times New Roman" w:cs="Times New Roman"/>
-        </w:rPr>
-      </w:pPr>
-      <w:r>
-        <w:rPr>
-          <w:rFonts w:ascii="Times New Roman" w:hAnsi="Times New Roman" w:cs="Times New Roman"/>
-        </w:rPr>
-        <w:t>.</w:t>
-      </w:r>
+      </w:pPr>
+      <w:proofErr w:type="spellStart"/>
+      <w:r>
+        <w:t>Membuat</w:t>
+      </w:r>
+      <w:proofErr w:type="spellEnd"/>
+      <w:r>
+        <w:t xml:space="preserve"> </w:t>
+      </w:r>
+      <w:proofErr w:type="spellStart"/>
+      <w:r>
+        <w:t>Pengelolaan</w:t>
+      </w:r>
+      <w:proofErr w:type="spellEnd"/>
+      <w:r>
+        <w:t xml:space="preserve"> State </w:t>
+      </w:r>
+      <w:proofErr w:type="spellStart"/>
+      <w:r>
+        <w:t>Favorit</w:t>
+      </w:r>
+      <w:proofErr w:type="spellEnd"/>
     </w:p>
     <w:p>
       <w:pPr>
@@ -311,6 +327,4267 @@
           <w:rFonts w:ascii="Times New Roman" w:hAnsi="Times New Roman" w:cs="Times New Roman"/>
         </w:rPr>
       </w:pPr>
+      <w:proofErr w:type="spellStart"/>
+      <w:r>
+        <w:rPr>
+          <w:rFonts w:ascii="Times New Roman" w:hAnsi="Times New Roman" w:cs="Times New Roman"/>
+        </w:rPr>
+        <w:t>Dibuat</w:t>
+      </w:r>
+      <w:proofErr w:type="spellEnd"/>
+      <w:r>
+        <w:rPr>
+          <w:rFonts w:ascii="Times New Roman" w:hAnsi="Times New Roman" w:cs="Times New Roman"/>
+        </w:rPr>
+        <w:t xml:space="preserve"> file </w:t>
+      </w:r>
+      <w:proofErr w:type="spellStart"/>
+      <w:r>
+        <w:rPr>
+          <w:rFonts w:ascii="Times New Roman" w:hAnsi="Times New Roman" w:cs="Times New Roman"/>
+        </w:rPr>
+        <w:t>favorit_cubit.dart</w:t>
+      </w:r>
+      <w:proofErr w:type="spellEnd"/>
+      <w:r>
+        <w:rPr>
+          <w:rFonts w:ascii="Times New Roman" w:hAnsi="Times New Roman" w:cs="Times New Roman"/>
+        </w:rPr>
+        <w:t xml:space="preserve"> pada folder lib/cubit/ </w:t>
+      </w:r>
+      <w:proofErr w:type="spellStart"/>
+      <w:r>
+        <w:rPr>
+          <w:rFonts w:ascii="Times New Roman" w:hAnsi="Times New Roman" w:cs="Times New Roman"/>
+        </w:rPr>
+        <w:t>untuk</w:t>
+      </w:r>
+      <w:proofErr w:type="spellEnd"/>
+      <w:r>
+        <w:rPr>
+          <w:rFonts w:ascii="Times New Roman" w:hAnsi="Times New Roman" w:cs="Times New Roman"/>
+        </w:rPr>
+        <w:t xml:space="preserve"> </w:t>
+      </w:r>
+      <w:proofErr w:type="spellStart"/>
+      <w:r>
+        <w:rPr>
+          <w:rFonts w:ascii="Times New Roman" w:hAnsi="Times New Roman" w:cs="Times New Roman"/>
+        </w:rPr>
+        <w:t>mengelola</w:t>
+      </w:r>
+      <w:proofErr w:type="spellEnd"/>
+      <w:r>
+        <w:rPr>
+          <w:rFonts w:ascii="Times New Roman" w:hAnsi="Times New Roman" w:cs="Times New Roman"/>
+        </w:rPr>
+        <w:t xml:space="preserve"> data </w:t>
+      </w:r>
+      <w:proofErr w:type="spellStart"/>
+      <w:r>
+        <w:rPr>
+          <w:rFonts w:ascii="Times New Roman" w:hAnsi="Times New Roman" w:cs="Times New Roman"/>
+        </w:rPr>
+        <w:t>layanan</w:t>
+      </w:r>
+      <w:proofErr w:type="spellEnd"/>
+      <w:r>
+        <w:rPr>
+          <w:rFonts w:ascii="Times New Roman" w:hAnsi="Times New Roman" w:cs="Times New Roman"/>
+        </w:rPr>
+        <w:t xml:space="preserve"> </w:t>
+      </w:r>
+      <w:proofErr w:type="spellStart"/>
+      <w:r>
+        <w:rPr>
+          <w:rFonts w:ascii="Times New Roman" w:hAnsi="Times New Roman" w:cs="Times New Roman"/>
+        </w:rPr>
+        <w:t>favorit</w:t>
+      </w:r>
+      <w:proofErr w:type="spellEnd"/>
+      <w:r>
+        <w:rPr>
+          <w:rFonts w:ascii="Times New Roman" w:hAnsi="Times New Roman" w:cs="Times New Roman"/>
+        </w:rPr>
+        <w:t xml:space="preserve">. </w:t>
+      </w:r>
+      <w:proofErr w:type="spellStart"/>
+      <w:r>
+        <w:rPr>
+          <w:rFonts w:ascii="Times New Roman" w:hAnsi="Times New Roman" w:cs="Times New Roman"/>
+        </w:rPr>
+        <w:t>FavoritCubit</w:t>
+      </w:r>
+      <w:proofErr w:type="spellEnd"/>
+      <w:r>
+        <w:rPr>
+          <w:rFonts w:ascii="Times New Roman" w:hAnsi="Times New Roman" w:cs="Times New Roman"/>
+        </w:rPr>
+        <w:t xml:space="preserve"> </w:t>
+      </w:r>
+      <w:proofErr w:type="spellStart"/>
+      <w:r>
+        <w:rPr>
+          <w:rFonts w:ascii="Times New Roman" w:hAnsi="Times New Roman" w:cs="Times New Roman"/>
+        </w:rPr>
+        <w:t>menggunakan</w:t>
+      </w:r>
+      <w:proofErr w:type="spellEnd"/>
+      <w:r>
+        <w:rPr>
+          <w:rFonts w:ascii="Times New Roman" w:hAnsi="Times New Roman" w:cs="Times New Roman"/>
+        </w:rPr>
+        <w:t xml:space="preserve"> </w:t>
+      </w:r>
+      <w:proofErr w:type="spellStart"/>
+      <w:r>
+        <w:rPr>
+          <w:rFonts w:ascii="Times New Roman" w:hAnsi="Times New Roman" w:cs="Times New Roman"/>
+        </w:rPr>
+        <w:t>tipe</w:t>
+      </w:r>
+      <w:proofErr w:type="spellEnd"/>
+      <w:r>
+        <w:rPr>
+          <w:rFonts w:ascii="Times New Roman" w:hAnsi="Times New Roman" w:cs="Times New Roman"/>
+        </w:rPr>
+        <w:t xml:space="preserve"> data Set&lt;String&gt; </w:t>
+      </w:r>
+      <w:proofErr w:type="spellStart"/>
+      <w:r>
+        <w:rPr>
+          <w:rFonts w:ascii="Times New Roman" w:hAnsi="Times New Roman" w:cs="Times New Roman"/>
+        </w:rPr>
+        <w:t>untuk</w:t>
+      </w:r>
+      <w:proofErr w:type="spellEnd"/>
+      <w:r>
+        <w:rPr>
+          <w:rFonts w:ascii="Times New Roman" w:hAnsi="Times New Roman" w:cs="Times New Roman"/>
+        </w:rPr>
+        <w:t xml:space="preserve"> </w:t>
+      </w:r>
+      <w:proofErr w:type="spellStart"/>
+      <w:r>
+        <w:rPr>
+          <w:rFonts w:ascii="Times New Roman" w:hAnsi="Times New Roman" w:cs="Times New Roman"/>
+        </w:rPr>
+        <w:t>menyimpan</w:t>
+      </w:r>
+      <w:proofErr w:type="spellEnd"/>
+      <w:r>
+        <w:rPr>
+          <w:rFonts w:ascii="Times New Roman" w:hAnsi="Times New Roman" w:cs="Times New Roman"/>
+        </w:rPr>
+        <w:t xml:space="preserve"> nama </w:t>
+      </w:r>
+      <w:proofErr w:type="spellStart"/>
+      <w:r>
+        <w:rPr>
+          <w:rFonts w:ascii="Times New Roman" w:hAnsi="Times New Roman" w:cs="Times New Roman"/>
+        </w:rPr>
+        <w:t>layanan</w:t>
+      </w:r>
+      <w:proofErr w:type="spellEnd"/>
+      <w:r>
+        <w:rPr>
+          <w:rFonts w:ascii="Times New Roman" w:hAnsi="Times New Roman" w:cs="Times New Roman"/>
+        </w:rPr>
+        <w:t xml:space="preserve"> yang </w:t>
+      </w:r>
+      <w:proofErr w:type="spellStart"/>
+      <w:r>
+        <w:rPr>
+          <w:rFonts w:ascii="Times New Roman" w:hAnsi="Times New Roman" w:cs="Times New Roman"/>
+        </w:rPr>
+        <w:t>ditandai</w:t>
+      </w:r>
+      <w:proofErr w:type="spellEnd"/>
+      <w:r>
+        <w:rPr>
+          <w:rFonts w:ascii="Times New Roman" w:hAnsi="Times New Roman" w:cs="Times New Roman"/>
+        </w:rPr>
+        <w:t xml:space="preserve"> </w:t>
+      </w:r>
+      <w:proofErr w:type="spellStart"/>
+      <w:r>
+        <w:rPr>
+          <w:rFonts w:ascii="Times New Roman" w:hAnsi="Times New Roman" w:cs="Times New Roman"/>
+        </w:rPr>
+        <w:t>sebagai</w:t>
+      </w:r>
+      <w:proofErr w:type="spellEnd"/>
+      <w:r>
+        <w:rPr>
+          <w:rFonts w:ascii="Times New Roman" w:hAnsi="Times New Roman" w:cs="Times New Roman"/>
+        </w:rPr>
+        <w:t xml:space="preserve"> </w:t>
+      </w:r>
+      <w:proofErr w:type="spellStart"/>
+      <w:r>
+        <w:rPr>
+          <w:rFonts w:ascii="Times New Roman" w:hAnsi="Times New Roman" w:cs="Times New Roman"/>
+        </w:rPr>
+        <w:t>favorit</w:t>
+      </w:r>
+      <w:proofErr w:type="spellEnd"/>
+      <w:r>
+        <w:rPr>
+          <w:rFonts w:ascii="Times New Roman" w:hAnsi="Times New Roman" w:cs="Times New Roman"/>
+        </w:rPr>
+        <w:t xml:space="preserve">. </w:t>
+      </w:r>
+      <w:proofErr w:type="spellStart"/>
+      <w:r>
+        <w:rPr>
+          <w:rFonts w:ascii="Times New Roman" w:hAnsi="Times New Roman" w:cs="Times New Roman"/>
+        </w:rPr>
+        <w:t>Terdapat</w:t>
+      </w:r>
+      <w:proofErr w:type="spellEnd"/>
+      <w:r>
+        <w:rPr>
+          <w:rFonts w:ascii="Times New Roman" w:hAnsi="Times New Roman" w:cs="Times New Roman"/>
+        </w:rPr>
+        <w:t xml:space="preserve"> method </w:t>
+      </w:r>
+      <w:proofErr w:type="spellStart"/>
+      <w:r>
+        <w:rPr>
+          <w:rFonts w:ascii="Times New Roman" w:hAnsi="Times New Roman" w:cs="Times New Roman"/>
+        </w:rPr>
+        <w:t>tandai</w:t>
+      </w:r>
+      <w:proofErr w:type="spellEnd"/>
+      <w:r>
+        <w:rPr>
+          <w:rFonts w:ascii="Times New Roman" w:hAnsi="Times New Roman" w:cs="Times New Roman"/>
+        </w:rPr>
+        <w:t xml:space="preserve">(), </w:t>
+      </w:r>
+      <w:proofErr w:type="spellStart"/>
+      <w:r>
+        <w:rPr>
+          <w:rFonts w:ascii="Times New Roman" w:hAnsi="Times New Roman" w:cs="Times New Roman"/>
+        </w:rPr>
+        <w:t>batalTandai</w:t>
+      </w:r>
+      <w:proofErr w:type="spellEnd"/>
+      <w:r>
+        <w:rPr>
+          <w:rFonts w:ascii="Times New Roman" w:hAnsi="Times New Roman" w:cs="Times New Roman"/>
+        </w:rPr>
+        <w:t xml:space="preserve">(), dan toggle() </w:t>
+      </w:r>
+      <w:proofErr w:type="spellStart"/>
+      <w:r>
+        <w:rPr>
+          <w:rFonts w:ascii="Times New Roman" w:hAnsi="Times New Roman" w:cs="Times New Roman"/>
+        </w:rPr>
+        <w:t>untuk</w:t>
+      </w:r>
+      <w:proofErr w:type="spellEnd"/>
+      <w:r>
+        <w:rPr>
+          <w:rFonts w:ascii="Times New Roman" w:hAnsi="Times New Roman" w:cs="Times New Roman"/>
+        </w:rPr>
+        <w:t xml:space="preserve"> </w:t>
+      </w:r>
+      <w:proofErr w:type="spellStart"/>
+      <w:r>
+        <w:rPr>
+          <w:rFonts w:ascii="Times New Roman" w:hAnsi="Times New Roman" w:cs="Times New Roman"/>
+        </w:rPr>
+        <w:t>menambahkan</w:t>
+      </w:r>
+      <w:proofErr w:type="spellEnd"/>
+      <w:r>
+        <w:rPr>
+          <w:rFonts w:ascii="Times New Roman" w:hAnsi="Times New Roman" w:cs="Times New Roman"/>
+        </w:rPr>
+        <w:t xml:space="preserve"> </w:t>
+      </w:r>
+      <w:proofErr w:type="spellStart"/>
+      <w:r>
+        <w:rPr>
+          <w:rFonts w:ascii="Times New Roman" w:hAnsi="Times New Roman" w:cs="Times New Roman"/>
+        </w:rPr>
+        <w:t>maupun</w:t>
+      </w:r>
+      <w:proofErr w:type="spellEnd"/>
+      <w:r>
+        <w:rPr>
+          <w:rFonts w:ascii="Times New Roman" w:hAnsi="Times New Roman" w:cs="Times New Roman"/>
+        </w:rPr>
+        <w:t xml:space="preserve"> </w:t>
+      </w:r>
+      <w:proofErr w:type="spellStart"/>
+      <w:r>
+        <w:rPr>
+          <w:rFonts w:ascii="Times New Roman" w:hAnsi="Times New Roman" w:cs="Times New Roman"/>
+        </w:rPr>
+        <w:t>menghapus</w:t>
+      </w:r>
+      <w:proofErr w:type="spellEnd"/>
+      <w:r>
+        <w:rPr>
+          <w:rFonts w:ascii="Times New Roman" w:hAnsi="Times New Roman" w:cs="Times New Roman"/>
+        </w:rPr>
+        <w:t xml:space="preserve"> </w:t>
+      </w:r>
+      <w:proofErr w:type="spellStart"/>
+      <w:r>
+        <w:rPr>
+          <w:rFonts w:ascii="Times New Roman" w:hAnsi="Times New Roman" w:cs="Times New Roman"/>
+        </w:rPr>
+        <w:t>layanan</w:t>
+      </w:r>
+      <w:proofErr w:type="spellEnd"/>
+      <w:r>
+        <w:rPr>
+          <w:rFonts w:ascii="Times New Roman" w:hAnsi="Times New Roman" w:cs="Times New Roman"/>
+        </w:rPr>
+        <w:t xml:space="preserve"> </w:t>
+      </w:r>
+      <w:proofErr w:type="spellStart"/>
+      <w:r>
+        <w:rPr>
+          <w:rFonts w:ascii="Times New Roman" w:hAnsi="Times New Roman" w:cs="Times New Roman"/>
+        </w:rPr>
+        <w:t>dari</w:t>
+      </w:r>
+      <w:proofErr w:type="spellEnd"/>
+      <w:r>
+        <w:rPr>
+          <w:rFonts w:ascii="Times New Roman" w:hAnsi="Times New Roman" w:cs="Times New Roman"/>
+        </w:rPr>
+        <w:t xml:space="preserve"> daftar </w:t>
+      </w:r>
+      <w:proofErr w:type="spellStart"/>
+      <w:r>
+        <w:rPr>
+          <w:rFonts w:ascii="Times New Roman" w:hAnsi="Times New Roman" w:cs="Times New Roman"/>
+        </w:rPr>
+        <w:t>favorit</w:t>
+      </w:r>
+      <w:proofErr w:type="spellEnd"/>
+      <w:r>
+        <w:rPr>
+          <w:rFonts w:ascii="Times New Roman" w:hAnsi="Times New Roman" w:cs="Times New Roman"/>
+        </w:rPr>
+        <w:t>.</w:t>
+      </w:r>
+    </w:p>
+    <w:p>
+      <w:pPr>
+        <w:pStyle w:val="ListParagraph"/>
+        <w:numPr>
+          <w:ilvl w:val="0"/>
+          <w:numId w:val="42"/>
+        </w:numPr>
+        <w:jc w:val="both"/>
+        <w:rPr>
+          <w:rFonts w:ascii="Times New Roman" w:hAnsi="Times New Roman" w:cs="Times New Roman"/>
+        </w:rPr>
+      </w:pPr>
+      <w:proofErr w:type="spellStart"/>
+      <w:r>
+        <w:rPr>
+          <w:rFonts w:ascii="Times New Roman" w:hAnsi="Times New Roman" w:cs="Times New Roman"/>
+        </w:rPr>
+        <w:t>Membuat</w:t>
+      </w:r>
+      <w:proofErr w:type="spellEnd"/>
+      <w:r>
+        <w:rPr>
+          <w:rFonts w:ascii="Times New Roman" w:hAnsi="Times New Roman" w:cs="Times New Roman"/>
+        </w:rPr>
+        <w:t xml:space="preserve"> </w:t>
+      </w:r>
+      <w:proofErr w:type="spellStart"/>
+      <w:r>
+        <w:rPr>
+          <w:rFonts w:ascii="Times New Roman" w:hAnsi="Times New Roman" w:cs="Times New Roman"/>
+        </w:rPr>
+        <w:t>Pengelolaan</w:t>
+      </w:r>
+      <w:proofErr w:type="spellEnd"/>
+      <w:r>
+        <w:rPr>
+          <w:rFonts w:ascii="Times New Roman" w:hAnsi="Times New Roman" w:cs="Times New Roman"/>
+        </w:rPr>
+        <w:t xml:space="preserve"> State </w:t>
+      </w:r>
+      <w:proofErr w:type="spellStart"/>
+      <w:r>
+        <w:rPr>
+          <w:rFonts w:ascii="Times New Roman" w:hAnsi="Times New Roman" w:cs="Times New Roman"/>
+        </w:rPr>
+        <w:t>Pengajuan</w:t>
+      </w:r>
+      <w:proofErr w:type="spellEnd"/>
+    </w:p>
+    <w:p>
+      <w:pPr>
+        <w:pStyle w:val="ListParagraph"/>
+        <w:jc w:val="both"/>
+        <w:rPr>
+          <w:rFonts w:ascii="Times New Roman" w:hAnsi="Times New Roman" w:cs="Times New Roman"/>
+        </w:rPr>
+      </w:pPr>
+      <w:proofErr w:type="spellStart"/>
+      <w:r>
+        <w:rPr>
+          <w:rFonts w:ascii="Times New Roman" w:hAnsi="Times New Roman" w:cs="Times New Roman"/>
+        </w:rPr>
+        <w:t>Dibuat</w:t>
+      </w:r>
+      <w:proofErr w:type="spellEnd"/>
+      <w:r>
+        <w:rPr>
+          <w:rFonts w:ascii="Times New Roman" w:hAnsi="Times New Roman" w:cs="Times New Roman"/>
+        </w:rPr>
+        <w:t xml:space="preserve"> file </w:t>
+      </w:r>
+      <w:proofErr w:type="spellStart"/>
+      <w:r>
+        <w:rPr>
+          <w:rFonts w:ascii="Times New Roman" w:hAnsi="Times New Roman" w:cs="Times New Roman"/>
+        </w:rPr>
+        <w:t>pengajuan_cubit.dart</w:t>
+      </w:r>
+      <w:proofErr w:type="spellEnd"/>
+      <w:r>
+        <w:rPr>
+          <w:rFonts w:ascii="Times New Roman" w:hAnsi="Times New Roman" w:cs="Times New Roman"/>
+        </w:rPr>
+        <w:t xml:space="preserve"> </w:t>
+      </w:r>
+      <w:proofErr w:type="spellStart"/>
+      <w:r>
+        <w:rPr>
+          <w:rFonts w:ascii="Times New Roman" w:hAnsi="Times New Roman" w:cs="Times New Roman"/>
+        </w:rPr>
+        <w:t>untuk</w:t>
+      </w:r>
+      <w:proofErr w:type="spellEnd"/>
+      <w:r>
+        <w:rPr>
+          <w:rFonts w:ascii="Times New Roman" w:hAnsi="Times New Roman" w:cs="Times New Roman"/>
+        </w:rPr>
+        <w:t xml:space="preserve"> </w:t>
+      </w:r>
+      <w:proofErr w:type="spellStart"/>
+      <w:r>
+        <w:rPr>
+          <w:rFonts w:ascii="Times New Roman" w:hAnsi="Times New Roman" w:cs="Times New Roman"/>
+        </w:rPr>
+        <w:t>mengelola</w:t>
+      </w:r>
+      <w:proofErr w:type="spellEnd"/>
+      <w:r>
+        <w:rPr>
+          <w:rFonts w:ascii="Times New Roman" w:hAnsi="Times New Roman" w:cs="Times New Roman"/>
+        </w:rPr>
+        <w:t xml:space="preserve"> daftar </w:t>
+      </w:r>
+      <w:proofErr w:type="spellStart"/>
+      <w:r>
+        <w:rPr>
+          <w:rFonts w:ascii="Times New Roman" w:hAnsi="Times New Roman" w:cs="Times New Roman"/>
+        </w:rPr>
+        <w:t>layanan</w:t>
+      </w:r>
+      <w:proofErr w:type="spellEnd"/>
+      <w:r>
+        <w:rPr>
+          <w:rFonts w:ascii="Times New Roman" w:hAnsi="Times New Roman" w:cs="Times New Roman"/>
+        </w:rPr>
+        <w:t xml:space="preserve"> yang </w:t>
+      </w:r>
+      <w:proofErr w:type="spellStart"/>
+      <w:r>
+        <w:rPr>
+          <w:rFonts w:ascii="Times New Roman" w:hAnsi="Times New Roman" w:cs="Times New Roman"/>
+        </w:rPr>
+        <w:t>akan</w:t>
+      </w:r>
+      <w:proofErr w:type="spellEnd"/>
+      <w:r>
+        <w:rPr>
+          <w:rFonts w:ascii="Times New Roman" w:hAnsi="Times New Roman" w:cs="Times New Roman"/>
+        </w:rPr>
+        <w:t xml:space="preserve"> </w:t>
+      </w:r>
+      <w:proofErr w:type="spellStart"/>
+      <w:r>
+        <w:rPr>
+          <w:rFonts w:ascii="Times New Roman" w:hAnsi="Times New Roman" w:cs="Times New Roman"/>
+        </w:rPr>
+        <w:t>diajukan</w:t>
+      </w:r>
+      <w:proofErr w:type="spellEnd"/>
+      <w:r>
+        <w:rPr>
+          <w:rFonts w:ascii="Times New Roman" w:hAnsi="Times New Roman" w:cs="Times New Roman"/>
+        </w:rPr>
+        <w:t xml:space="preserve"> oleh </w:t>
+      </w:r>
+      <w:proofErr w:type="spellStart"/>
+      <w:r>
+        <w:rPr>
+          <w:rFonts w:ascii="Times New Roman" w:hAnsi="Times New Roman" w:cs="Times New Roman"/>
+        </w:rPr>
+        <w:t>pengguna</w:t>
+      </w:r>
+      <w:proofErr w:type="spellEnd"/>
+      <w:r>
+        <w:rPr>
+          <w:rFonts w:ascii="Times New Roman" w:hAnsi="Times New Roman" w:cs="Times New Roman"/>
+        </w:rPr>
+        <w:t xml:space="preserve">. </w:t>
+      </w:r>
+      <w:proofErr w:type="spellStart"/>
+      <w:r>
+        <w:rPr>
+          <w:rFonts w:ascii="Times New Roman" w:hAnsi="Times New Roman" w:cs="Times New Roman"/>
+        </w:rPr>
+        <w:t>PengajuanCubit</w:t>
+      </w:r>
+      <w:proofErr w:type="spellEnd"/>
+      <w:r>
+        <w:rPr>
+          <w:rFonts w:ascii="Times New Roman" w:hAnsi="Times New Roman" w:cs="Times New Roman"/>
+        </w:rPr>
+        <w:t xml:space="preserve"> </w:t>
+      </w:r>
+      <w:proofErr w:type="spellStart"/>
+      <w:r>
+        <w:rPr>
+          <w:rFonts w:ascii="Times New Roman" w:hAnsi="Times New Roman" w:cs="Times New Roman"/>
+        </w:rPr>
+        <w:t>menyimpan</w:t>
+      </w:r>
+      <w:proofErr w:type="spellEnd"/>
+      <w:r>
+        <w:rPr>
+          <w:rFonts w:ascii="Times New Roman" w:hAnsi="Times New Roman" w:cs="Times New Roman"/>
+        </w:rPr>
+        <w:t xml:space="preserve"> daftar nama </w:t>
+      </w:r>
+      <w:proofErr w:type="spellStart"/>
+      <w:r>
+        <w:rPr>
+          <w:rFonts w:ascii="Times New Roman" w:hAnsi="Times New Roman" w:cs="Times New Roman"/>
+        </w:rPr>
+        <w:t>layanan</w:t>
+      </w:r>
+      <w:proofErr w:type="spellEnd"/>
+      <w:r>
+        <w:rPr>
+          <w:rFonts w:ascii="Times New Roman" w:hAnsi="Times New Roman" w:cs="Times New Roman"/>
+        </w:rPr>
+        <w:t xml:space="preserve"> dan </w:t>
+      </w:r>
+      <w:proofErr w:type="spellStart"/>
+      <w:r>
+        <w:rPr>
+          <w:rFonts w:ascii="Times New Roman" w:hAnsi="Times New Roman" w:cs="Times New Roman"/>
+        </w:rPr>
+        <w:t>menyediakan</w:t>
+      </w:r>
+      <w:proofErr w:type="spellEnd"/>
+      <w:r>
+        <w:rPr>
+          <w:rFonts w:ascii="Times New Roman" w:hAnsi="Times New Roman" w:cs="Times New Roman"/>
+        </w:rPr>
+        <w:t xml:space="preserve"> method </w:t>
+      </w:r>
+      <w:proofErr w:type="spellStart"/>
+      <w:r>
+        <w:rPr>
+          <w:rFonts w:ascii="Times New Roman" w:hAnsi="Times New Roman" w:cs="Times New Roman"/>
+        </w:rPr>
+        <w:t>untuk</w:t>
+      </w:r>
+      <w:proofErr w:type="spellEnd"/>
+      <w:r>
+        <w:rPr>
+          <w:rFonts w:ascii="Times New Roman" w:hAnsi="Times New Roman" w:cs="Times New Roman"/>
+        </w:rPr>
+        <w:t xml:space="preserve"> </w:t>
+      </w:r>
+      <w:proofErr w:type="spellStart"/>
+      <w:r>
+        <w:rPr>
+          <w:rFonts w:ascii="Times New Roman" w:hAnsi="Times New Roman" w:cs="Times New Roman"/>
+        </w:rPr>
+        <w:t>menambahkan</w:t>
+      </w:r>
+      <w:proofErr w:type="spellEnd"/>
+      <w:r>
+        <w:rPr>
+          <w:rFonts w:ascii="Times New Roman" w:hAnsi="Times New Roman" w:cs="Times New Roman"/>
+        </w:rPr>
+        <w:t xml:space="preserve">, </w:t>
+      </w:r>
+      <w:proofErr w:type="spellStart"/>
+      <w:r>
+        <w:rPr>
+          <w:rFonts w:ascii="Times New Roman" w:hAnsi="Times New Roman" w:cs="Times New Roman"/>
+        </w:rPr>
+        <w:t>menghapus</w:t>
+      </w:r>
+      <w:proofErr w:type="spellEnd"/>
+      <w:r>
+        <w:rPr>
+          <w:rFonts w:ascii="Times New Roman" w:hAnsi="Times New Roman" w:cs="Times New Roman"/>
+        </w:rPr>
+        <w:t xml:space="preserve">, </w:t>
+      </w:r>
+      <w:proofErr w:type="spellStart"/>
+      <w:r>
+        <w:rPr>
+          <w:rFonts w:ascii="Times New Roman" w:hAnsi="Times New Roman" w:cs="Times New Roman"/>
+        </w:rPr>
+        <w:t>serta</w:t>
+      </w:r>
+      <w:proofErr w:type="spellEnd"/>
+      <w:r>
+        <w:rPr>
+          <w:rFonts w:ascii="Times New Roman" w:hAnsi="Times New Roman" w:cs="Times New Roman"/>
+        </w:rPr>
+        <w:t xml:space="preserve"> </w:t>
+      </w:r>
+      <w:proofErr w:type="spellStart"/>
+      <w:r>
+        <w:rPr>
+          <w:rFonts w:ascii="Times New Roman" w:hAnsi="Times New Roman" w:cs="Times New Roman"/>
+        </w:rPr>
+        <w:t>mengosongkan</w:t>
+      </w:r>
+      <w:proofErr w:type="spellEnd"/>
+      <w:r>
+        <w:rPr>
+          <w:rFonts w:ascii="Times New Roman" w:hAnsi="Times New Roman" w:cs="Times New Roman"/>
+        </w:rPr>
+        <w:t xml:space="preserve"> daftar </w:t>
+      </w:r>
+      <w:proofErr w:type="spellStart"/>
+      <w:r>
+        <w:rPr>
+          <w:rFonts w:ascii="Times New Roman" w:hAnsi="Times New Roman" w:cs="Times New Roman"/>
+        </w:rPr>
+        <w:t>pengajuan</w:t>
+      </w:r>
+      <w:proofErr w:type="spellEnd"/>
+      <w:r>
+        <w:rPr>
+          <w:rFonts w:ascii="Times New Roman" w:hAnsi="Times New Roman" w:cs="Times New Roman"/>
+        </w:rPr>
+        <w:t xml:space="preserve">. </w:t>
+      </w:r>
+      <w:proofErr w:type="spellStart"/>
+      <w:r>
+        <w:rPr>
+          <w:rFonts w:ascii="Times New Roman" w:hAnsi="Times New Roman" w:cs="Times New Roman"/>
+        </w:rPr>
+        <w:t>Jumlah</w:t>
+      </w:r>
+      <w:proofErr w:type="spellEnd"/>
+      <w:r>
+        <w:rPr>
+          <w:rFonts w:ascii="Times New Roman" w:hAnsi="Times New Roman" w:cs="Times New Roman"/>
+        </w:rPr>
+        <w:t xml:space="preserve"> </w:t>
+      </w:r>
+      <w:proofErr w:type="spellStart"/>
+      <w:r>
+        <w:rPr>
+          <w:rFonts w:ascii="Times New Roman" w:hAnsi="Times New Roman" w:cs="Times New Roman"/>
+        </w:rPr>
+        <w:t>pengajuan</w:t>
+      </w:r>
+      <w:proofErr w:type="spellEnd"/>
+      <w:r>
+        <w:rPr>
+          <w:rFonts w:ascii="Times New Roman" w:hAnsi="Times New Roman" w:cs="Times New Roman"/>
+        </w:rPr>
+        <w:t xml:space="preserve"> </w:t>
+      </w:r>
+      <w:proofErr w:type="spellStart"/>
+      <w:r>
+        <w:rPr>
+          <w:rFonts w:ascii="Times New Roman" w:hAnsi="Times New Roman" w:cs="Times New Roman"/>
+        </w:rPr>
+        <w:t>dapat</w:t>
+      </w:r>
+      <w:proofErr w:type="spellEnd"/>
+      <w:r>
+        <w:rPr>
+          <w:rFonts w:ascii="Times New Roman" w:hAnsi="Times New Roman" w:cs="Times New Roman"/>
+        </w:rPr>
+        <w:t xml:space="preserve"> </w:t>
+      </w:r>
+      <w:proofErr w:type="spellStart"/>
+      <w:r>
+        <w:rPr>
+          <w:rFonts w:ascii="Times New Roman" w:hAnsi="Times New Roman" w:cs="Times New Roman"/>
+        </w:rPr>
+        <w:t>diketahui</w:t>
+      </w:r>
+      <w:proofErr w:type="spellEnd"/>
+      <w:r>
+        <w:rPr>
+          <w:rFonts w:ascii="Times New Roman" w:hAnsi="Times New Roman" w:cs="Times New Roman"/>
+        </w:rPr>
+        <w:t xml:space="preserve"> </w:t>
+      </w:r>
+      <w:proofErr w:type="spellStart"/>
+      <w:r>
+        <w:rPr>
+          <w:rFonts w:ascii="Times New Roman" w:hAnsi="Times New Roman" w:cs="Times New Roman"/>
+        </w:rPr>
+        <w:t>melalui</w:t>
+      </w:r>
+      <w:proofErr w:type="spellEnd"/>
+      <w:r>
+        <w:rPr>
+          <w:rFonts w:ascii="Times New Roman" w:hAnsi="Times New Roman" w:cs="Times New Roman"/>
+        </w:rPr>
+        <w:t xml:space="preserve"> </w:t>
+      </w:r>
+      <w:proofErr w:type="spellStart"/>
+      <w:r>
+        <w:rPr>
+          <w:rFonts w:ascii="Times New Roman" w:hAnsi="Times New Roman" w:cs="Times New Roman"/>
+        </w:rPr>
+        <w:t>properti</w:t>
+      </w:r>
+      <w:proofErr w:type="spellEnd"/>
+      <w:r>
+        <w:rPr>
+          <w:rFonts w:ascii="Times New Roman" w:hAnsi="Times New Roman" w:cs="Times New Roman"/>
+        </w:rPr>
+        <w:t xml:space="preserve"> </w:t>
+      </w:r>
+      <w:proofErr w:type="spellStart"/>
+      <w:r>
+        <w:rPr>
+          <w:rFonts w:ascii="Times New Roman" w:hAnsi="Times New Roman" w:cs="Times New Roman"/>
+        </w:rPr>
+        <w:t>totalPengajuan</w:t>
+      </w:r>
+      <w:proofErr w:type="spellEnd"/>
+      <w:r>
+        <w:rPr>
+          <w:rFonts w:ascii="Times New Roman" w:hAnsi="Times New Roman" w:cs="Times New Roman"/>
+        </w:rPr>
+        <w:t xml:space="preserve">, </w:t>
+      </w:r>
+      <w:proofErr w:type="spellStart"/>
+      <w:r>
+        <w:rPr>
+          <w:rFonts w:ascii="Times New Roman" w:hAnsi="Times New Roman" w:cs="Times New Roman"/>
+        </w:rPr>
+        <w:t>sehingga</w:t>
+      </w:r>
+      <w:proofErr w:type="spellEnd"/>
+      <w:r>
+        <w:rPr>
+          <w:rFonts w:ascii="Times New Roman" w:hAnsi="Times New Roman" w:cs="Times New Roman"/>
+        </w:rPr>
+        <w:t xml:space="preserve"> </w:t>
+      </w:r>
+      <w:proofErr w:type="spellStart"/>
+      <w:r>
+        <w:rPr>
+          <w:rFonts w:ascii="Times New Roman" w:hAnsi="Times New Roman" w:cs="Times New Roman"/>
+        </w:rPr>
+        <w:t>perubahan</w:t>
+      </w:r>
+      <w:proofErr w:type="spellEnd"/>
+      <w:r>
+        <w:rPr>
+          <w:rFonts w:ascii="Times New Roman" w:hAnsi="Times New Roman" w:cs="Times New Roman"/>
+        </w:rPr>
+        <w:t xml:space="preserve"> </w:t>
+      </w:r>
+      <w:proofErr w:type="spellStart"/>
+      <w:r>
+        <w:rPr>
+          <w:rFonts w:ascii="Times New Roman" w:hAnsi="Times New Roman" w:cs="Times New Roman"/>
+        </w:rPr>
+        <w:t>jumlah</w:t>
+      </w:r>
+      <w:proofErr w:type="spellEnd"/>
+      <w:r>
+        <w:rPr>
+          <w:rFonts w:ascii="Times New Roman" w:hAnsi="Times New Roman" w:cs="Times New Roman"/>
+        </w:rPr>
+        <w:t xml:space="preserve"> </w:t>
+      </w:r>
+      <w:proofErr w:type="spellStart"/>
+      <w:r>
+        <w:rPr>
+          <w:rFonts w:ascii="Times New Roman" w:hAnsi="Times New Roman" w:cs="Times New Roman"/>
+        </w:rPr>
+        <w:t>layanan</w:t>
+      </w:r>
+      <w:proofErr w:type="spellEnd"/>
+      <w:r>
+        <w:rPr>
+          <w:rFonts w:ascii="Times New Roman" w:hAnsi="Times New Roman" w:cs="Times New Roman"/>
+        </w:rPr>
+        <w:t xml:space="preserve"> </w:t>
+      </w:r>
+      <w:proofErr w:type="spellStart"/>
+      <w:r>
+        <w:rPr>
+          <w:rFonts w:ascii="Times New Roman" w:hAnsi="Times New Roman" w:cs="Times New Roman"/>
+        </w:rPr>
+        <w:t>dapat</w:t>
+      </w:r>
+      <w:proofErr w:type="spellEnd"/>
+      <w:r>
+        <w:rPr>
+          <w:rFonts w:ascii="Times New Roman" w:hAnsi="Times New Roman" w:cs="Times New Roman"/>
+        </w:rPr>
+        <w:t xml:space="preserve"> </w:t>
+      </w:r>
+      <w:proofErr w:type="spellStart"/>
+      <w:r>
+        <w:rPr>
+          <w:rFonts w:ascii="Times New Roman" w:hAnsi="Times New Roman" w:cs="Times New Roman"/>
+        </w:rPr>
+        <w:t>ditampilkan</w:t>
+      </w:r>
+      <w:proofErr w:type="spellEnd"/>
+      <w:r>
+        <w:rPr>
+          <w:rFonts w:ascii="Times New Roman" w:hAnsi="Times New Roman" w:cs="Times New Roman"/>
+        </w:rPr>
+        <w:t xml:space="preserve"> pada </w:t>
+      </w:r>
+      <w:proofErr w:type="spellStart"/>
+      <w:r>
+        <w:rPr>
+          <w:rFonts w:ascii="Times New Roman" w:hAnsi="Times New Roman" w:cs="Times New Roman"/>
+        </w:rPr>
+        <w:t>antarmuka</w:t>
+      </w:r>
+      <w:proofErr w:type="spellEnd"/>
+      <w:r>
+        <w:rPr>
+          <w:rFonts w:ascii="Times New Roman" w:hAnsi="Times New Roman" w:cs="Times New Roman"/>
+        </w:rPr>
+        <w:t xml:space="preserve"> </w:t>
+      </w:r>
+      <w:proofErr w:type="spellStart"/>
+      <w:r>
+        <w:rPr>
+          <w:rFonts w:ascii="Times New Roman" w:hAnsi="Times New Roman" w:cs="Times New Roman"/>
+        </w:rPr>
+        <w:t>aplikasi</w:t>
+      </w:r>
+      <w:proofErr w:type="spellEnd"/>
+      <w:r>
+        <w:rPr>
+          <w:rFonts w:ascii="Times New Roman" w:hAnsi="Times New Roman" w:cs="Times New Roman"/>
+        </w:rPr>
+        <w:t>.</w:t>
+      </w:r>
+    </w:p>
+    <w:p>
+      <w:pPr>
+        <w:pStyle w:val="ListParagraph"/>
+        <w:numPr>
+          <w:ilvl w:val="0"/>
+          <w:numId w:val="42"/>
+        </w:numPr>
+        <w:jc w:val="both"/>
+        <w:rPr>
+          <w:rFonts w:ascii="Times New Roman" w:hAnsi="Times New Roman" w:cs="Times New Roman"/>
+        </w:rPr>
+      </w:pPr>
+      <w:proofErr w:type="spellStart"/>
+      <w:r>
+        <w:rPr>
+          <w:rFonts w:ascii="Times New Roman" w:hAnsi="Times New Roman" w:cs="Times New Roman"/>
+        </w:rPr>
+        <w:t>Mengimplementasikan</w:t>
+      </w:r>
+      <w:proofErr w:type="spellEnd"/>
+      <w:r>
+        <w:rPr>
+          <w:rFonts w:ascii="Times New Roman" w:hAnsi="Times New Roman" w:cs="Times New Roman"/>
+        </w:rPr>
+        <w:t xml:space="preserve"> </w:t>
+      </w:r>
+      <w:proofErr w:type="spellStart"/>
+      <w:r>
+        <w:rPr>
+          <w:rFonts w:ascii="Times New Roman" w:hAnsi="Times New Roman" w:cs="Times New Roman"/>
+        </w:rPr>
+        <w:t>Manajemen</w:t>
+      </w:r>
+      <w:proofErr w:type="spellEnd"/>
+      <w:r>
+        <w:rPr>
+          <w:rFonts w:ascii="Times New Roman" w:hAnsi="Times New Roman" w:cs="Times New Roman"/>
+        </w:rPr>
+        <w:t xml:space="preserve"> Tema</w:t>
+      </w:r>
+    </w:p>
+    <w:p>
+      <w:pPr>
+        <w:pStyle w:val="ListParagraph"/>
+        <w:jc w:val="both"/>
+        <w:rPr>
+          <w:rFonts w:ascii="Times New Roman" w:hAnsi="Times New Roman" w:cs="Times New Roman"/>
+        </w:rPr>
+      </w:pPr>
+      <w:proofErr w:type="spellStart"/>
+      <w:r>
+        <w:rPr>
+          <w:rFonts w:ascii="Times New Roman" w:hAnsi="Times New Roman" w:cs="Times New Roman"/>
+        </w:rPr>
+        <w:t>Dibuat</w:t>
+      </w:r>
+      <w:proofErr w:type="spellEnd"/>
+      <w:r>
+        <w:rPr>
+          <w:rFonts w:ascii="Times New Roman" w:hAnsi="Times New Roman" w:cs="Times New Roman"/>
+        </w:rPr>
+        <w:t xml:space="preserve"> file </w:t>
+      </w:r>
+      <w:proofErr w:type="spellStart"/>
+      <w:r>
+        <w:rPr>
+          <w:rFonts w:ascii="Times New Roman" w:hAnsi="Times New Roman" w:cs="Times New Roman"/>
+        </w:rPr>
+        <w:t>theme_cubit.dart</w:t>
+      </w:r>
+      <w:proofErr w:type="spellEnd"/>
+      <w:r>
+        <w:rPr>
+          <w:rFonts w:ascii="Times New Roman" w:hAnsi="Times New Roman" w:cs="Times New Roman"/>
+        </w:rPr>
+        <w:t xml:space="preserve"> </w:t>
+      </w:r>
+      <w:proofErr w:type="spellStart"/>
+      <w:r>
+        <w:rPr>
+          <w:rFonts w:ascii="Times New Roman" w:hAnsi="Times New Roman" w:cs="Times New Roman"/>
+        </w:rPr>
+        <w:t>untuk</w:t>
+      </w:r>
+      <w:proofErr w:type="spellEnd"/>
+      <w:r>
+        <w:rPr>
+          <w:rFonts w:ascii="Times New Roman" w:hAnsi="Times New Roman" w:cs="Times New Roman"/>
+        </w:rPr>
+        <w:t xml:space="preserve"> </w:t>
+      </w:r>
+      <w:proofErr w:type="spellStart"/>
+      <w:r>
+        <w:rPr>
+          <w:rFonts w:ascii="Times New Roman" w:hAnsi="Times New Roman" w:cs="Times New Roman"/>
+        </w:rPr>
+        <w:t>mengatur</w:t>
+      </w:r>
+      <w:proofErr w:type="spellEnd"/>
+      <w:r>
+        <w:rPr>
+          <w:rFonts w:ascii="Times New Roman" w:hAnsi="Times New Roman" w:cs="Times New Roman"/>
+        </w:rPr>
+        <w:t xml:space="preserve"> </w:t>
+      </w:r>
+      <w:proofErr w:type="spellStart"/>
+      <w:r>
+        <w:rPr>
+          <w:rFonts w:ascii="Times New Roman" w:hAnsi="Times New Roman" w:cs="Times New Roman"/>
+        </w:rPr>
+        <w:t>perubahan</w:t>
+      </w:r>
+      <w:proofErr w:type="spellEnd"/>
+      <w:r>
+        <w:rPr>
+          <w:rFonts w:ascii="Times New Roman" w:hAnsi="Times New Roman" w:cs="Times New Roman"/>
+        </w:rPr>
+        <w:t xml:space="preserve"> mode </w:t>
+      </w:r>
+      <w:proofErr w:type="spellStart"/>
+      <w:r>
+        <w:rPr>
+          <w:rFonts w:ascii="Times New Roman" w:hAnsi="Times New Roman" w:cs="Times New Roman"/>
+        </w:rPr>
+        <w:t>tampilan</w:t>
+      </w:r>
+      <w:proofErr w:type="spellEnd"/>
+      <w:r>
+        <w:rPr>
+          <w:rFonts w:ascii="Times New Roman" w:hAnsi="Times New Roman" w:cs="Times New Roman"/>
+        </w:rPr>
+        <w:t xml:space="preserve"> </w:t>
+      </w:r>
+      <w:proofErr w:type="spellStart"/>
+      <w:r>
+        <w:rPr>
+          <w:rFonts w:ascii="Times New Roman" w:hAnsi="Times New Roman" w:cs="Times New Roman"/>
+        </w:rPr>
+        <w:t>antara</w:t>
+      </w:r>
+      <w:proofErr w:type="spellEnd"/>
+      <w:r>
+        <w:rPr>
+          <w:rFonts w:ascii="Times New Roman" w:hAnsi="Times New Roman" w:cs="Times New Roman"/>
+        </w:rPr>
+        <w:t xml:space="preserve"> </w:t>
+      </w:r>
+      <w:proofErr w:type="spellStart"/>
+      <w:r>
+        <w:rPr>
+          <w:rFonts w:ascii="Times New Roman" w:hAnsi="Times New Roman" w:cs="Times New Roman"/>
+        </w:rPr>
+        <w:t>terang</w:t>
+      </w:r>
+      <w:proofErr w:type="spellEnd"/>
+      <w:r>
+        <w:rPr>
+          <w:rFonts w:ascii="Times New Roman" w:hAnsi="Times New Roman" w:cs="Times New Roman"/>
+        </w:rPr>
+        <w:t xml:space="preserve"> dan </w:t>
+      </w:r>
+      <w:proofErr w:type="spellStart"/>
+      <w:r>
+        <w:rPr>
+          <w:rFonts w:ascii="Times New Roman" w:hAnsi="Times New Roman" w:cs="Times New Roman"/>
+        </w:rPr>
+        <w:t>gelap</w:t>
+      </w:r>
+      <w:proofErr w:type="spellEnd"/>
+      <w:r>
+        <w:rPr>
+          <w:rFonts w:ascii="Times New Roman" w:hAnsi="Times New Roman" w:cs="Times New Roman"/>
+        </w:rPr>
+        <w:t xml:space="preserve">. Selain </w:t>
+      </w:r>
+      <w:proofErr w:type="spellStart"/>
+      <w:r>
+        <w:rPr>
+          <w:rFonts w:ascii="Times New Roman" w:hAnsi="Times New Roman" w:cs="Times New Roman"/>
+        </w:rPr>
+        <w:t>itu</w:t>
+      </w:r>
+      <w:proofErr w:type="spellEnd"/>
+      <w:r>
+        <w:rPr>
+          <w:rFonts w:ascii="Times New Roman" w:hAnsi="Times New Roman" w:cs="Times New Roman"/>
+        </w:rPr>
+        <w:t xml:space="preserve">, file </w:t>
+      </w:r>
+      <w:proofErr w:type="spellStart"/>
+      <w:r>
+        <w:rPr>
+          <w:rFonts w:ascii="Times New Roman" w:hAnsi="Times New Roman" w:cs="Times New Roman"/>
+        </w:rPr>
+        <w:t>app_theme.dart</w:t>
+      </w:r>
+      <w:proofErr w:type="spellEnd"/>
+      <w:r>
+        <w:rPr>
+          <w:rFonts w:ascii="Times New Roman" w:hAnsi="Times New Roman" w:cs="Times New Roman"/>
+        </w:rPr>
+        <w:t xml:space="preserve"> </w:t>
+      </w:r>
+      <w:proofErr w:type="spellStart"/>
+      <w:r>
+        <w:rPr>
+          <w:rFonts w:ascii="Times New Roman" w:hAnsi="Times New Roman" w:cs="Times New Roman"/>
+        </w:rPr>
+        <w:t>digunakan</w:t>
+      </w:r>
+      <w:proofErr w:type="spellEnd"/>
+      <w:r>
+        <w:rPr>
+          <w:rFonts w:ascii="Times New Roman" w:hAnsi="Times New Roman" w:cs="Times New Roman"/>
+        </w:rPr>
+        <w:t xml:space="preserve"> </w:t>
+      </w:r>
+      <w:proofErr w:type="spellStart"/>
+      <w:r>
+        <w:rPr>
+          <w:rFonts w:ascii="Times New Roman" w:hAnsi="Times New Roman" w:cs="Times New Roman"/>
+        </w:rPr>
+        <w:t>untuk</w:t>
+      </w:r>
+      <w:proofErr w:type="spellEnd"/>
+      <w:r>
+        <w:rPr>
+          <w:rFonts w:ascii="Times New Roman" w:hAnsi="Times New Roman" w:cs="Times New Roman"/>
+        </w:rPr>
+        <w:t xml:space="preserve"> </w:t>
+      </w:r>
+      <w:proofErr w:type="spellStart"/>
+      <w:r>
+        <w:rPr>
+          <w:rFonts w:ascii="Times New Roman" w:hAnsi="Times New Roman" w:cs="Times New Roman"/>
+        </w:rPr>
+        <w:t>mendefinisikan</w:t>
+      </w:r>
+      <w:proofErr w:type="spellEnd"/>
+      <w:r>
+        <w:rPr>
+          <w:rFonts w:ascii="Times New Roman" w:hAnsi="Times New Roman" w:cs="Times New Roman"/>
+        </w:rPr>
+        <w:t xml:space="preserve"> </w:t>
+      </w:r>
+      <w:proofErr w:type="spellStart"/>
+      <w:r>
+        <w:rPr>
+          <w:rFonts w:ascii="Times New Roman" w:hAnsi="Times New Roman" w:cs="Times New Roman"/>
+        </w:rPr>
+        <w:t>tema</w:t>
+      </w:r>
+      <w:proofErr w:type="spellEnd"/>
+      <w:r>
+        <w:rPr>
+          <w:rFonts w:ascii="Times New Roman" w:hAnsi="Times New Roman" w:cs="Times New Roman"/>
+        </w:rPr>
+        <w:t xml:space="preserve"> </w:t>
+      </w:r>
+      <w:proofErr w:type="spellStart"/>
+      <w:r>
+        <w:rPr>
+          <w:rFonts w:ascii="Times New Roman" w:hAnsi="Times New Roman" w:cs="Times New Roman"/>
+        </w:rPr>
+        <w:t>aplikasi</w:t>
+      </w:r>
+      <w:proofErr w:type="spellEnd"/>
+      <w:r>
+        <w:rPr>
+          <w:rFonts w:ascii="Times New Roman" w:hAnsi="Times New Roman" w:cs="Times New Roman"/>
+        </w:rPr>
+        <w:t xml:space="preserve"> </w:t>
+      </w:r>
+      <w:proofErr w:type="spellStart"/>
+      <w:r>
+        <w:rPr>
+          <w:rFonts w:ascii="Times New Roman" w:hAnsi="Times New Roman" w:cs="Times New Roman"/>
+        </w:rPr>
+        <w:t>menggunakan</w:t>
+      </w:r>
+      <w:proofErr w:type="spellEnd"/>
+      <w:r>
+        <w:rPr>
+          <w:rFonts w:ascii="Times New Roman" w:hAnsi="Times New Roman" w:cs="Times New Roman"/>
+        </w:rPr>
+        <w:t xml:space="preserve"> </w:t>
+      </w:r>
+      <w:proofErr w:type="spellStart"/>
+      <w:r>
+        <w:rPr>
+          <w:rFonts w:ascii="Times New Roman" w:hAnsi="Times New Roman" w:cs="Times New Roman"/>
+        </w:rPr>
+        <w:t>ThemeData</w:t>
+      </w:r>
+      <w:proofErr w:type="spellEnd"/>
+      <w:r>
+        <w:rPr>
+          <w:rFonts w:ascii="Times New Roman" w:hAnsi="Times New Roman" w:cs="Times New Roman"/>
+        </w:rPr>
+        <w:t xml:space="preserve"> dan </w:t>
+      </w:r>
+      <w:proofErr w:type="spellStart"/>
+      <w:r>
+        <w:rPr>
+          <w:rFonts w:ascii="Times New Roman" w:hAnsi="Times New Roman" w:cs="Times New Roman"/>
+        </w:rPr>
+        <w:t>ColorScheme</w:t>
+      </w:r>
+      <w:proofErr w:type="spellEnd"/>
+      <w:r>
+        <w:rPr>
+          <w:rFonts w:ascii="Times New Roman" w:hAnsi="Times New Roman" w:cs="Times New Roman"/>
+        </w:rPr>
+        <w:t xml:space="preserve">. </w:t>
+      </w:r>
+      <w:proofErr w:type="spellStart"/>
+      <w:r>
+        <w:rPr>
+          <w:rFonts w:ascii="Times New Roman" w:hAnsi="Times New Roman" w:cs="Times New Roman"/>
+        </w:rPr>
+        <w:t>Pengaturan</w:t>
+      </w:r>
+      <w:proofErr w:type="spellEnd"/>
+      <w:r>
+        <w:rPr>
+          <w:rFonts w:ascii="Times New Roman" w:hAnsi="Times New Roman" w:cs="Times New Roman"/>
+        </w:rPr>
+        <w:t xml:space="preserve"> </w:t>
+      </w:r>
+      <w:proofErr w:type="spellStart"/>
+      <w:r>
+        <w:rPr>
+          <w:rFonts w:ascii="Times New Roman" w:hAnsi="Times New Roman" w:cs="Times New Roman"/>
+        </w:rPr>
+        <w:t>tersebut</w:t>
+      </w:r>
+      <w:proofErr w:type="spellEnd"/>
+      <w:r>
+        <w:rPr>
+          <w:rFonts w:ascii="Times New Roman" w:hAnsi="Times New Roman" w:cs="Times New Roman"/>
+        </w:rPr>
+        <w:t xml:space="preserve"> </w:t>
+      </w:r>
+      <w:proofErr w:type="spellStart"/>
+      <w:r>
+        <w:rPr>
+          <w:rFonts w:ascii="Times New Roman" w:hAnsi="Times New Roman" w:cs="Times New Roman"/>
+        </w:rPr>
+        <w:t>diterapkan</w:t>
+      </w:r>
+      <w:proofErr w:type="spellEnd"/>
+      <w:r>
+        <w:rPr>
+          <w:rFonts w:ascii="Times New Roman" w:hAnsi="Times New Roman" w:cs="Times New Roman"/>
+        </w:rPr>
+        <w:t xml:space="preserve"> </w:t>
+      </w:r>
+      <w:proofErr w:type="spellStart"/>
+      <w:r>
+        <w:rPr>
+          <w:rFonts w:ascii="Times New Roman" w:hAnsi="Times New Roman" w:cs="Times New Roman"/>
+        </w:rPr>
+        <w:t>melalui</w:t>
+      </w:r>
+      <w:proofErr w:type="spellEnd"/>
+      <w:r>
+        <w:rPr>
+          <w:rFonts w:ascii="Times New Roman" w:hAnsi="Times New Roman" w:cs="Times New Roman"/>
+        </w:rPr>
+        <w:t xml:space="preserve"> </w:t>
+      </w:r>
+      <w:proofErr w:type="spellStart"/>
+      <w:r>
+        <w:rPr>
+          <w:rFonts w:ascii="Times New Roman" w:hAnsi="Times New Roman" w:cs="Times New Roman"/>
+        </w:rPr>
+        <w:t>properti</w:t>
+      </w:r>
+      <w:proofErr w:type="spellEnd"/>
+      <w:r>
+        <w:rPr>
+          <w:rFonts w:ascii="Times New Roman" w:hAnsi="Times New Roman" w:cs="Times New Roman"/>
+        </w:rPr>
+        <w:t xml:space="preserve"> theme, </w:t>
+      </w:r>
+      <w:proofErr w:type="spellStart"/>
+      <w:r>
+        <w:rPr>
+          <w:rFonts w:ascii="Times New Roman" w:hAnsi="Times New Roman" w:cs="Times New Roman"/>
+        </w:rPr>
+        <w:t>darkTheme</w:t>
+      </w:r>
+      <w:proofErr w:type="spellEnd"/>
+      <w:r>
+        <w:rPr>
+          <w:rFonts w:ascii="Times New Roman" w:hAnsi="Times New Roman" w:cs="Times New Roman"/>
+        </w:rPr>
+        <w:t xml:space="preserve">, dan </w:t>
+      </w:r>
+      <w:proofErr w:type="spellStart"/>
+      <w:r>
+        <w:rPr>
+          <w:rFonts w:ascii="Times New Roman" w:hAnsi="Times New Roman" w:cs="Times New Roman"/>
+        </w:rPr>
+        <w:t>themeMode</w:t>
+      </w:r>
+      <w:proofErr w:type="spellEnd"/>
+      <w:r>
+        <w:rPr>
+          <w:rFonts w:ascii="Times New Roman" w:hAnsi="Times New Roman" w:cs="Times New Roman"/>
+        </w:rPr>
+        <w:t xml:space="preserve"> pada </w:t>
+      </w:r>
+      <w:proofErr w:type="spellStart"/>
+      <w:r>
+        <w:rPr>
+          <w:rFonts w:ascii="Times New Roman" w:hAnsi="Times New Roman" w:cs="Times New Roman"/>
+        </w:rPr>
+        <w:t>MaterialApp</w:t>
+      </w:r>
+      <w:proofErr w:type="spellEnd"/>
+      <w:r>
+        <w:rPr>
+          <w:rFonts w:ascii="Times New Roman" w:hAnsi="Times New Roman" w:cs="Times New Roman"/>
+        </w:rPr>
+        <w:t xml:space="preserve">, </w:t>
+      </w:r>
+      <w:proofErr w:type="spellStart"/>
+      <w:r>
+        <w:rPr>
+          <w:rFonts w:ascii="Times New Roman" w:hAnsi="Times New Roman" w:cs="Times New Roman"/>
+        </w:rPr>
+        <w:t>sehingga</w:t>
+      </w:r>
+      <w:proofErr w:type="spellEnd"/>
+      <w:r>
+        <w:rPr>
+          <w:rFonts w:ascii="Times New Roman" w:hAnsi="Times New Roman" w:cs="Times New Roman"/>
+        </w:rPr>
+        <w:t xml:space="preserve"> </w:t>
+      </w:r>
+      <w:proofErr w:type="spellStart"/>
+      <w:r>
+        <w:rPr>
+          <w:rFonts w:ascii="Times New Roman" w:hAnsi="Times New Roman" w:cs="Times New Roman"/>
+        </w:rPr>
+        <w:t>tampilan</w:t>
+      </w:r>
+      <w:proofErr w:type="spellEnd"/>
+      <w:r>
+        <w:rPr>
+          <w:rFonts w:ascii="Times New Roman" w:hAnsi="Times New Roman" w:cs="Times New Roman"/>
+        </w:rPr>
+        <w:t xml:space="preserve"> </w:t>
+      </w:r>
+      <w:proofErr w:type="spellStart"/>
+      <w:r>
+        <w:rPr>
+          <w:rFonts w:ascii="Times New Roman" w:hAnsi="Times New Roman" w:cs="Times New Roman"/>
+        </w:rPr>
+        <w:t>aplikasi</w:t>
+      </w:r>
+      <w:proofErr w:type="spellEnd"/>
+      <w:r>
+        <w:rPr>
+          <w:rFonts w:ascii="Times New Roman" w:hAnsi="Times New Roman" w:cs="Times New Roman"/>
+        </w:rPr>
+        <w:t xml:space="preserve"> </w:t>
+      </w:r>
+      <w:proofErr w:type="spellStart"/>
+      <w:r>
+        <w:rPr>
+          <w:rFonts w:ascii="Times New Roman" w:hAnsi="Times New Roman" w:cs="Times New Roman"/>
+        </w:rPr>
+        <w:t>dapat</w:t>
+      </w:r>
+      <w:proofErr w:type="spellEnd"/>
+      <w:r>
+        <w:rPr>
+          <w:rFonts w:ascii="Times New Roman" w:hAnsi="Times New Roman" w:cs="Times New Roman"/>
+        </w:rPr>
+        <w:t xml:space="preserve"> </w:t>
+      </w:r>
+      <w:proofErr w:type="spellStart"/>
+      <w:r>
+        <w:rPr>
+          <w:rFonts w:ascii="Times New Roman" w:hAnsi="Times New Roman" w:cs="Times New Roman"/>
+        </w:rPr>
+        <w:t>berubah</w:t>
+      </w:r>
+      <w:proofErr w:type="spellEnd"/>
+      <w:r>
+        <w:rPr>
+          <w:rFonts w:ascii="Times New Roman" w:hAnsi="Times New Roman" w:cs="Times New Roman"/>
+        </w:rPr>
+        <w:t xml:space="preserve"> </w:t>
+      </w:r>
+      <w:proofErr w:type="spellStart"/>
+      <w:r>
+        <w:rPr>
+          <w:rFonts w:ascii="Times New Roman" w:hAnsi="Times New Roman" w:cs="Times New Roman"/>
+        </w:rPr>
+        <w:t>secara</w:t>
+      </w:r>
+      <w:proofErr w:type="spellEnd"/>
+      <w:r>
+        <w:rPr>
+          <w:rFonts w:ascii="Times New Roman" w:hAnsi="Times New Roman" w:cs="Times New Roman"/>
+        </w:rPr>
+        <w:t xml:space="preserve"> </w:t>
+      </w:r>
+      <w:proofErr w:type="spellStart"/>
+      <w:r>
+        <w:rPr>
+          <w:rFonts w:ascii="Times New Roman" w:hAnsi="Times New Roman" w:cs="Times New Roman"/>
+        </w:rPr>
+        <w:t>konsisten</w:t>
+      </w:r>
+      <w:proofErr w:type="spellEnd"/>
+      <w:r>
+        <w:rPr>
+          <w:rFonts w:ascii="Times New Roman" w:hAnsi="Times New Roman" w:cs="Times New Roman"/>
+        </w:rPr>
+        <w:t>.</w:t>
+      </w:r>
+    </w:p>
+    <w:p>
+      <w:pPr>
+        <w:pStyle w:val="ListParagraph"/>
+        <w:numPr>
+          <w:ilvl w:val="0"/>
+          <w:numId w:val="42"/>
+        </w:numPr>
+        <w:jc w:val="both"/>
+        <w:rPr>
+          <w:rFonts w:ascii="Times New Roman" w:hAnsi="Times New Roman" w:cs="Times New Roman"/>
+        </w:rPr>
+      </w:pPr>
+      <w:proofErr w:type="spellStart"/>
+      <w:r>
+        <w:rPr>
+          <w:rFonts w:ascii="Times New Roman" w:hAnsi="Times New Roman" w:cs="Times New Roman"/>
+        </w:rPr>
+        <w:t>Menghubungkan</w:t>
+      </w:r>
+      <w:proofErr w:type="spellEnd"/>
+      <w:r>
+        <w:rPr>
+          <w:rFonts w:ascii="Times New Roman" w:hAnsi="Times New Roman" w:cs="Times New Roman"/>
+        </w:rPr>
+        <w:t xml:space="preserve"> Cubit </w:t>
+      </w:r>
+      <w:proofErr w:type="spellStart"/>
+      <w:r>
+        <w:rPr>
+          <w:rFonts w:ascii="Times New Roman" w:hAnsi="Times New Roman" w:cs="Times New Roman"/>
+        </w:rPr>
+        <w:t>dengan</w:t>
+      </w:r>
+      <w:proofErr w:type="spellEnd"/>
+      <w:r>
+        <w:rPr>
+          <w:rFonts w:ascii="Times New Roman" w:hAnsi="Times New Roman" w:cs="Times New Roman"/>
+        </w:rPr>
+        <w:t xml:space="preserve"> </w:t>
+      </w:r>
+      <w:proofErr w:type="spellStart"/>
+      <w:r>
+        <w:rPr>
+          <w:rFonts w:ascii="Times New Roman" w:hAnsi="Times New Roman" w:cs="Times New Roman"/>
+        </w:rPr>
+        <w:t>Aplikasi</w:t>
+      </w:r>
+      <w:proofErr w:type="spellEnd"/>
+    </w:p>
+    <w:p>
+      <w:pPr>
+        <w:pStyle w:val="ListParagraph"/>
+        <w:jc w:val="both"/>
+        <w:rPr>
+          <w:rFonts w:ascii="Times New Roman" w:hAnsi="Times New Roman" w:cs="Times New Roman"/>
+        </w:rPr>
+      </w:pPr>
+      <w:proofErr w:type="spellStart"/>
+      <w:r>
+        <w:rPr>
+          <w:rFonts w:ascii="Times New Roman" w:hAnsi="Times New Roman" w:cs="Times New Roman"/>
+        </w:rPr>
+        <w:t>Seluruh</w:t>
+      </w:r>
+      <w:proofErr w:type="spellEnd"/>
+      <w:r>
+        <w:rPr>
+          <w:rFonts w:ascii="Times New Roman" w:hAnsi="Times New Roman" w:cs="Times New Roman"/>
+        </w:rPr>
+        <w:t xml:space="preserve"> </w:t>
+      </w:r>
+      <w:proofErr w:type="spellStart"/>
+      <w:r>
+        <w:rPr>
+          <w:rFonts w:ascii="Times New Roman" w:hAnsi="Times New Roman" w:cs="Times New Roman"/>
+        </w:rPr>
+        <w:t>pengelola</w:t>
+      </w:r>
+      <w:proofErr w:type="spellEnd"/>
+      <w:r>
+        <w:rPr>
+          <w:rFonts w:ascii="Times New Roman" w:hAnsi="Times New Roman" w:cs="Times New Roman"/>
+        </w:rPr>
+        <w:t xml:space="preserve"> state </w:t>
+      </w:r>
+      <w:proofErr w:type="spellStart"/>
+      <w:r>
+        <w:rPr>
+          <w:rFonts w:ascii="Times New Roman" w:hAnsi="Times New Roman" w:cs="Times New Roman"/>
+        </w:rPr>
+        <w:t>didaftarkan</w:t>
+      </w:r>
+      <w:proofErr w:type="spellEnd"/>
+      <w:r>
+        <w:rPr>
+          <w:rFonts w:ascii="Times New Roman" w:hAnsi="Times New Roman" w:cs="Times New Roman"/>
+        </w:rPr>
+        <w:t xml:space="preserve"> </w:t>
+      </w:r>
+      <w:proofErr w:type="spellStart"/>
+      <w:r>
+        <w:rPr>
+          <w:rFonts w:ascii="Times New Roman" w:hAnsi="Times New Roman" w:cs="Times New Roman"/>
+        </w:rPr>
+        <w:t>menggunakan</w:t>
+      </w:r>
+      <w:proofErr w:type="spellEnd"/>
+      <w:r>
+        <w:rPr>
+          <w:rFonts w:ascii="Times New Roman" w:hAnsi="Times New Roman" w:cs="Times New Roman"/>
+        </w:rPr>
+        <w:t xml:space="preserve"> </w:t>
+      </w:r>
+      <w:proofErr w:type="spellStart"/>
+      <w:r>
+        <w:rPr>
+          <w:rFonts w:ascii="Times New Roman" w:hAnsi="Times New Roman" w:cs="Times New Roman"/>
+        </w:rPr>
+        <w:t>MultiBlocProvider</w:t>
+      </w:r>
+      <w:proofErr w:type="spellEnd"/>
+      <w:r>
+        <w:rPr>
+          <w:rFonts w:ascii="Times New Roman" w:hAnsi="Times New Roman" w:cs="Times New Roman"/>
+        </w:rPr>
+        <w:t xml:space="preserve"> pada file </w:t>
+      </w:r>
+      <w:proofErr w:type="spellStart"/>
+      <w:r>
+        <w:rPr>
+          <w:rFonts w:ascii="Times New Roman" w:hAnsi="Times New Roman" w:cs="Times New Roman"/>
+        </w:rPr>
+        <w:t>main.dart</w:t>
+      </w:r>
+      <w:proofErr w:type="spellEnd"/>
+      <w:r>
+        <w:rPr>
+          <w:rFonts w:ascii="Times New Roman" w:hAnsi="Times New Roman" w:cs="Times New Roman"/>
+        </w:rPr>
+        <w:t xml:space="preserve">. Dengan </w:t>
+      </w:r>
+      <w:proofErr w:type="spellStart"/>
+      <w:r>
+        <w:rPr>
+          <w:rFonts w:ascii="Times New Roman" w:hAnsi="Times New Roman" w:cs="Times New Roman"/>
+        </w:rPr>
+        <w:t>demikian</w:t>
+      </w:r>
+      <w:proofErr w:type="spellEnd"/>
+      <w:r>
+        <w:rPr>
+          <w:rFonts w:ascii="Times New Roman" w:hAnsi="Times New Roman" w:cs="Times New Roman"/>
+        </w:rPr>
+        <w:t xml:space="preserve">, </w:t>
+      </w:r>
+      <w:proofErr w:type="spellStart"/>
+      <w:r>
+        <w:rPr>
+          <w:rFonts w:ascii="Times New Roman" w:hAnsi="Times New Roman" w:cs="Times New Roman"/>
+        </w:rPr>
+        <w:t>FavoritCubit</w:t>
+      </w:r>
+      <w:proofErr w:type="spellEnd"/>
+      <w:r>
+        <w:rPr>
+          <w:rFonts w:ascii="Times New Roman" w:hAnsi="Times New Roman" w:cs="Times New Roman"/>
+        </w:rPr>
+        <w:t xml:space="preserve">, </w:t>
+      </w:r>
+      <w:proofErr w:type="spellStart"/>
+      <w:r>
+        <w:rPr>
+          <w:rFonts w:ascii="Times New Roman" w:hAnsi="Times New Roman" w:cs="Times New Roman"/>
+        </w:rPr>
+        <w:t>PengajuanCubit</w:t>
+      </w:r>
+      <w:proofErr w:type="spellEnd"/>
+      <w:r>
+        <w:rPr>
+          <w:rFonts w:ascii="Times New Roman" w:hAnsi="Times New Roman" w:cs="Times New Roman"/>
+        </w:rPr>
+        <w:t xml:space="preserve">, dan </w:t>
+      </w:r>
+      <w:proofErr w:type="spellStart"/>
+      <w:r>
+        <w:rPr>
+          <w:rFonts w:ascii="Times New Roman" w:hAnsi="Times New Roman" w:cs="Times New Roman"/>
+        </w:rPr>
+        <w:t>ThemeCubit</w:t>
+      </w:r>
+      <w:proofErr w:type="spellEnd"/>
+      <w:r>
+        <w:rPr>
+          <w:rFonts w:ascii="Times New Roman" w:hAnsi="Times New Roman" w:cs="Times New Roman"/>
+        </w:rPr>
+        <w:t xml:space="preserve"> </w:t>
+      </w:r>
+      <w:proofErr w:type="spellStart"/>
+      <w:r>
+        <w:rPr>
+          <w:rFonts w:ascii="Times New Roman" w:hAnsi="Times New Roman" w:cs="Times New Roman"/>
+        </w:rPr>
+        <w:t>dapat</w:t>
+      </w:r>
+      <w:proofErr w:type="spellEnd"/>
+      <w:r>
+        <w:rPr>
+          <w:rFonts w:ascii="Times New Roman" w:hAnsi="Times New Roman" w:cs="Times New Roman"/>
+        </w:rPr>
+        <w:t xml:space="preserve"> </w:t>
+      </w:r>
+      <w:proofErr w:type="spellStart"/>
+      <w:r>
+        <w:rPr>
+          <w:rFonts w:ascii="Times New Roman" w:hAnsi="Times New Roman" w:cs="Times New Roman"/>
+        </w:rPr>
+        <w:t>diakses</w:t>
+      </w:r>
+      <w:proofErr w:type="spellEnd"/>
+      <w:r>
+        <w:rPr>
+          <w:rFonts w:ascii="Times New Roman" w:hAnsi="Times New Roman" w:cs="Times New Roman"/>
+        </w:rPr>
+        <w:t xml:space="preserve"> oleh </w:t>
+      </w:r>
+      <w:proofErr w:type="spellStart"/>
+      <w:r>
+        <w:rPr>
+          <w:rFonts w:ascii="Times New Roman" w:hAnsi="Times New Roman" w:cs="Times New Roman"/>
+        </w:rPr>
+        <w:t>halaman-halaman</w:t>
+      </w:r>
+      <w:proofErr w:type="spellEnd"/>
+      <w:r>
+        <w:rPr>
+          <w:rFonts w:ascii="Times New Roman" w:hAnsi="Times New Roman" w:cs="Times New Roman"/>
+        </w:rPr>
+        <w:t xml:space="preserve"> yang </w:t>
+      </w:r>
+      <w:proofErr w:type="spellStart"/>
+      <w:r>
+        <w:rPr>
+          <w:rFonts w:ascii="Times New Roman" w:hAnsi="Times New Roman" w:cs="Times New Roman"/>
+        </w:rPr>
+        <w:t>membutuhkan</w:t>
+      </w:r>
+      <w:proofErr w:type="spellEnd"/>
+      <w:r>
+        <w:rPr>
+          <w:rFonts w:ascii="Times New Roman" w:hAnsi="Times New Roman" w:cs="Times New Roman"/>
+        </w:rPr>
+        <w:t xml:space="preserve"> data </w:t>
+      </w:r>
+      <w:proofErr w:type="spellStart"/>
+      <w:r>
+        <w:rPr>
+          <w:rFonts w:ascii="Times New Roman" w:hAnsi="Times New Roman" w:cs="Times New Roman"/>
+        </w:rPr>
+        <w:t>tersebut</w:t>
+      </w:r>
+      <w:proofErr w:type="spellEnd"/>
+      <w:r>
+        <w:rPr>
+          <w:rFonts w:ascii="Times New Roman" w:hAnsi="Times New Roman" w:cs="Times New Roman"/>
+        </w:rPr>
+        <w:t xml:space="preserve"> </w:t>
+      </w:r>
+      <w:proofErr w:type="spellStart"/>
+      <w:r>
+        <w:rPr>
+          <w:rFonts w:ascii="Times New Roman" w:hAnsi="Times New Roman" w:cs="Times New Roman"/>
+        </w:rPr>
+        <w:t>tanpa</w:t>
+      </w:r>
+      <w:proofErr w:type="spellEnd"/>
+      <w:r>
+        <w:rPr>
+          <w:rFonts w:ascii="Times New Roman" w:hAnsi="Times New Roman" w:cs="Times New Roman"/>
+        </w:rPr>
+        <w:t xml:space="preserve"> </w:t>
+      </w:r>
+      <w:proofErr w:type="spellStart"/>
+      <w:r>
+        <w:rPr>
+          <w:rFonts w:ascii="Times New Roman" w:hAnsi="Times New Roman" w:cs="Times New Roman"/>
+        </w:rPr>
+        <w:t>harus</w:t>
+      </w:r>
+      <w:proofErr w:type="spellEnd"/>
+      <w:r>
+        <w:rPr>
+          <w:rFonts w:ascii="Times New Roman" w:hAnsi="Times New Roman" w:cs="Times New Roman"/>
+        </w:rPr>
+        <w:t xml:space="preserve"> </w:t>
+      </w:r>
+      <w:proofErr w:type="spellStart"/>
+      <w:r>
+        <w:rPr>
+          <w:rFonts w:ascii="Times New Roman" w:hAnsi="Times New Roman" w:cs="Times New Roman"/>
+        </w:rPr>
+        <w:t>membuat</w:t>
+      </w:r>
+      <w:proofErr w:type="spellEnd"/>
+      <w:r>
+        <w:rPr>
+          <w:rFonts w:ascii="Times New Roman" w:hAnsi="Times New Roman" w:cs="Times New Roman"/>
+        </w:rPr>
+        <w:t xml:space="preserve"> </w:t>
+      </w:r>
+      <w:proofErr w:type="spellStart"/>
+      <w:r>
+        <w:rPr>
+          <w:rFonts w:ascii="Times New Roman" w:hAnsi="Times New Roman" w:cs="Times New Roman"/>
+        </w:rPr>
+        <w:t>pengelola</w:t>
+      </w:r>
+      <w:proofErr w:type="spellEnd"/>
+      <w:r>
+        <w:rPr>
+          <w:rFonts w:ascii="Times New Roman" w:hAnsi="Times New Roman" w:cs="Times New Roman"/>
+        </w:rPr>
+        <w:t xml:space="preserve"> state </w:t>
+      </w:r>
+      <w:proofErr w:type="spellStart"/>
+      <w:r>
+        <w:rPr>
+          <w:rFonts w:ascii="Times New Roman" w:hAnsi="Times New Roman" w:cs="Times New Roman"/>
+        </w:rPr>
+        <w:t>baru</w:t>
+      </w:r>
+      <w:proofErr w:type="spellEnd"/>
+      <w:r>
+        <w:rPr>
+          <w:rFonts w:ascii="Times New Roman" w:hAnsi="Times New Roman" w:cs="Times New Roman"/>
+        </w:rPr>
+        <w:t xml:space="preserve"> pada </w:t>
+      </w:r>
+      <w:proofErr w:type="spellStart"/>
+      <w:r>
+        <w:rPr>
+          <w:rFonts w:ascii="Times New Roman" w:hAnsi="Times New Roman" w:cs="Times New Roman"/>
+        </w:rPr>
+        <w:t>setiap</w:t>
+      </w:r>
+      <w:proofErr w:type="spellEnd"/>
+      <w:r>
+        <w:rPr>
+          <w:rFonts w:ascii="Times New Roman" w:hAnsi="Times New Roman" w:cs="Times New Roman"/>
+        </w:rPr>
+        <w:t xml:space="preserve"> </w:t>
+      </w:r>
+      <w:proofErr w:type="spellStart"/>
+      <w:r>
+        <w:rPr>
+          <w:rFonts w:ascii="Times New Roman" w:hAnsi="Times New Roman" w:cs="Times New Roman"/>
+        </w:rPr>
+        <w:t>halaman</w:t>
+      </w:r>
+      <w:proofErr w:type="spellEnd"/>
+      <w:r>
+        <w:rPr>
+          <w:rFonts w:ascii="Times New Roman" w:hAnsi="Times New Roman" w:cs="Times New Roman"/>
+        </w:rPr>
+        <w:t>.</w:t>
+      </w:r>
+    </w:p>
+    <w:p>
+      <w:pPr>
+        <w:pStyle w:val="ListParagraph"/>
+        <w:numPr>
+          <w:ilvl w:val="0"/>
+          <w:numId w:val="42"/>
+        </w:numPr>
+        <w:jc w:val="both"/>
+        <w:rPr>
+          <w:rFonts w:ascii="Times New Roman" w:hAnsi="Times New Roman" w:cs="Times New Roman"/>
+        </w:rPr>
+      </w:pPr>
+      <w:proofErr w:type="spellStart"/>
+      <w:r>
+        <w:rPr>
+          <w:rFonts w:ascii="Times New Roman" w:hAnsi="Times New Roman" w:cs="Times New Roman"/>
+        </w:rPr>
+        <w:t>Menambahkan</w:t>
+      </w:r>
+      <w:proofErr w:type="spellEnd"/>
+      <w:r>
+        <w:rPr>
+          <w:rFonts w:ascii="Times New Roman" w:hAnsi="Times New Roman" w:cs="Times New Roman"/>
+        </w:rPr>
+        <w:t xml:space="preserve"> Fitur </w:t>
+      </w:r>
+      <w:proofErr w:type="spellStart"/>
+      <w:r>
+        <w:rPr>
+          <w:rFonts w:ascii="Times New Roman" w:hAnsi="Times New Roman" w:cs="Times New Roman"/>
+        </w:rPr>
+        <w:t>Favorit</w:t>
+      </w:r>
+      <w:proofErr w:type="spellEnd"/>
+      <w:r>
+        <w:rPr>
+          <w:rFonts w:ascii="Times New Roman" w:hAnsi="Times New Roman" w:cs="Times New Roman"/>
+        </w:rPr>
+        <w:t xml:space="preserve"> pada Halaman </w:t>
+      </w:r>
+      <w:proofErr w:type="spellStart"/>
+      <w:r>
+        <w:rPr>
+          <w:rFonts w:ascii="Times New Roman" w:hAnsi="Times New Roman" w:cs="Times New Roman"/>
+        </w:rPr>
+        <w:t>Layanan</w:t>
+      </w:r>
+      <w:proofErr w:type="spellEnd"/>
+    </w:p>
+    <w:p>
+      <w:pPr>
+        <w:pStyle w:val="ListParagraph"/>
+        <w:jc w:val="both"/>
+        <w:rPr>
+          <w:rFonts w:ascii="Times New Roman" w:hAnsi="Times New Roman" w:cs="Times New Roman"/>
+        </w:rPr>
+      </w:pPr>
+      <w:r>
+        <w:rPr>
+          <w:rFonts w:ascii="Times New Roman" w:hAnsi="Times New Roman" w:cs="Times New Roman"/>
+        </w:rPr>
+        <w:t xml:space="preserve">Pada </w:t>
+      </w:r>
+      <w:proofErr w:type="spellStart"/>
+      <w:r>
+        <w:rPr>
+          <w:rFonts w:ascii="Times New Roman" w:hAnsi="Times New Roman" w:cs="Times New Roman"/>
+        </w:rPr>
+        <w:t>halaman</w:t>
+      </w:r>
+      <w:proofErr w:type="spellEnd"/>
+      <w:r>
+        <w:rPr>
+          <w:rFonts w:ascii="Times New Roman" w:hAnsi="Times New Roman" w:cs="Times New Roman"/>
+        </w:rPr>
+        <w:t xml:space="preserve"> </w:t>
+      </w:r>
+      <w:proofErr w:type="spellStart"/>
+      <w:r>
+        <w:rPr>
+          <w:rFonts w:ascii="Times New Roman" w:hAnsi="Times New Roman" w:cs="Times New Roman"/>
+        </w:rPr>
+        <w:t>halaman_layanan.dart</w:t>
+      </w:r>
+      <w:proofErr w:type="spellEnd"/>
+      <w:r>
+        <w:rPr>
+          <w:rFonts w:ascii="Times New Roman" w:hAnsi="Times New Roman" w:cs="Times New Roman"/>
+        </w:rPr>
+        <w:t xml:space="preserve">, </w:t>
+      </w:r>
+      <w:proofErr w:type="spellStart"/>
+      <w:r>
+        <w:rPr>
+          <w:rFonts w:ascii="Times New Roman" w:hAnsi="Times New Roman" w:cs="Times New Roman"/>
+        </w:rPr>
+        <w:t>setiap</w:t>
+      </w:r>
+      <w:proofErr w:type="spellEnd"/>
+      <w:r>
+        <w:rPr>
+          <w:rFonts w:ascii="Times New Roman" w:hAnsi="Times New Roman" w:cs="Times New Roman"/>
+        </w:rPr>
+        <w:t xml:space="preserve"> </w:t>
+      </w:r>
+      <w:proofErr w:type="spellStart"/>
+      <w:r>
+        <w:rPr>
+          <w:rFonts w:ascii="Times New Roman" w:hAnsi="Times New Roman" w:cs="Times New Roman"/>
+        </w:rPr>
+        <w:t>kartu</w:t>
+      </w:r>
+      <w:proofErr w:type="spellEnd"/>
+      <w:r>
+        <w:rPr>
+          <w:rFonts w:ascii="Times New Roman" w:hAnsi="Times New Roman" w:cs="Times New Roman"/>
+        </w:rPr>
+        <w:t xml:space="preserve"> </w:t>
+      </w:r>
+      <w:proofErr w:type="spellStart"/>
+      <w:r>
+        <w:rPr>
+          <w:rFonts w:ascii="Times New Roman" w:hAnsi="Times New Roman" w:cs="Times New Roman"/>
+        </w:rPr>
+        <w:t>layanan</w:t>
+      </w:r>
+      <w:proofErr w:type="spellEnd"/>
+      <w:r>
+        <w:rPr>
+          <w:rFonts w:ascii="Times New Roman" w:hAnsi="Times New Roman" w:cs="Times New Roman"/>
+        </w:rPr>
+        <w:t xml:space="preserve"> </w:t>
+      </w:r>
+      <w:proofErr w:type="spellStart"/>
+      <w:r>
+        <w:rPr>
+          <w:rFonts w:ascii="Times New Roman" w:hAnsi="Times New Roman" w:cs="Times New Roman"/>
+        </w:rPr>
+        <w:t>dilengkapi</w:t>
+      </w:r>
+      <w:proofErr w:type="spellEnd"/>
+      <w:r>
+        <w:rPr>
+          <w:rFonts w:ascii="Times New Roman" w:hAnsi="Times New Roman" w:cs="Times New Roman"/>
+        </w:rPr>
+        <w:t xml:space="preserve"> ikon </w:t>
+      </w:r>
+      <w:proofErr w:type="spellStart"/>
+      <w:r>
+        <w:rPr>
+          <w:rFonts w:ascii="Times New Roman" w:hAnsi="Times New Roman" w:cs="Times New Roman"/>
+        </w:rPr>
+        <w:t>bintang</w:t>
+      </w:r>
+      <w:proofErr w:type="spellEnd"/>
+      <w:r>
+        <w:rPr>
+          <w:rFonts w:ascii="Times New Roman" w:hAnsi="Times New Roman" w:cs="Times New Roman"/>
+        </w:rPr>
+        <w:t xml:space="preserve"> yang </w:t>
+      </w:r>
+      <w:proofErr w:type="spellStart"/>
+      <w:r>
+        <w:rPr>
+          <w:rFonts w:ascii="Times New Roman" w:hAnsi="Times New Roman" w:cs="Times New Roman"/>
+        </w:rPr>
+        <w:t>dapat</w:t>
+      </w:r>
+      <w:proofErr w:type="spellEnd"/>
+      <w:r>
+        <w:rPr>
+          <w:rFonts w:ascii="Times New Roman" w:hAnsi="Times New Roman" w:cs="Times New Roman"/>
+        </w:rPr>
+        <w:t xml:space="preserve"> </w:t>
+      </w:r>
+      <w:proofErr w:type="spellStart"/>
+      <w:r>
+        <w:rPr>
+          <w:rFonts w:ascii="Times New Roman" w:hAnsi="Times New Roman" w:cs="Times New Roman"/>
+        </w:rPr>
+        <w:t>ditekan</w:t>
+      </w:r>
+      <w:proofErr w:type="spellEnd"/>
+      <w:r>
+        <w:rPr>
+          <w:rFonts w:ascii="Times New Roman" w:hAnsi="Times New Roman" w:cs="Times New Roman"/>
+        </w:rPr>
+        <w:t xml:space="preserve"> </w:t>
+      </w:r>
+      <w:proofErr w:type="spellStart"/>
+      <w:r>
+        <w:rPr>
+          <w:rFonts w:ascii="Times New Roman" w:hAnsi="Times New Roman" w:cs="Times New Roman"/>
+        </w:rPr>
+        <w:t>untuk</w:t>
+      </w:r>
+      <w:proofErr w:type="spellEnd"/>
+      <w:r>
+        <w:rPr>
+          <w:rFonts w:ascii="Times New Roman" w:hAnsi="Times New Roman" w:cs="Times New Roman"/>
+        </w:rPr>
+        <w:t xml:space="preserve"> </w:t>
+      </w:r>
+      <w:proofErr w:type="spellStart"/>
+      <w:r>
+        <w:rPr>
+          <w:rFonts w:ascii="Times New Roman" w:hAnsi="Times New Roman" w:cs="Times New Roman"/>
+        </w:rPr>
+        <w:t>menandai</w:t>
+      </w:r>
+      <w:proofErr w:type="spellEnd"/>
+      <w:r>
+        <w:rPr>
+          <w:rFonts w:ascii="Times New Roman" w:hAnsi="Times New Roman" w:cs="Times New Roman"/>
+        </w:rPr>
+        <w:t xml:space="preserve"> </w:t>
+      </w:r>
+      <w:proofErr w:type="spellStart"/>
+      <w:r>
+        <w:rPr>
+          <w:rFonts w:ascii="Times New Roman" w:hAnsi="Times New Roman" w:cs="Times New Roman"/>
+        </w:rPr>
+        <w:t>atau</w:t>
+      </w:r>
+      <w:proofErr w:type="spellEnd"/>
+      <w:r>
+        <w:rPr>
+          <w:rFonts w:ascii="Times New Roman" w:hAnsi="Times New Roman" w:cs="Times New Roman"/>
+        </w:rPr>
+        <w:t xml:space="preserve"> </w:t>
+      </w:r>
+      <w:proofErr w:type="spellStart"/>
+      <w:r>
+        <w:rPr>
+          <w:rFonts w:ascii="Times New Roman" w:hAnsi="Times New Roman" w:cs="Times New Roman"/>
+        </w:rPr>
+        <w:t>membatalkan</w:t>
+      </w:r>
+      <w:proofErr w:type="spellEnd"/>
+      <w:r>
+        <w:rPr>
+          <w:rFonts w:ascii="Times New Roman" w:hAnsi="Times New Roman" w:cs="Times New Roman"/>
+        </w:rPr>
+        <w:t xml:space="preserve"> </w:t>
+      </w:r>
+      <w:proofErr w:type="spellStart"/>
+      <w:r>
+        <w:rPr>
+          <w:rFonts w:ascii="Times New Roman" w:hAnsi="Times New Roman" w:cs="Times New Roman"/>
+        </w:rPr>
+        <w:t>favorit</w:t>
+      </w:r>
+      <w:proofErr w:type="spellEnd"/>
+      <w:r>
+        <w:rPr>
+          <w:rFonts w:ascii="Times New Roman" w:hAnsi="Times New Roman" w:cs="Times New Roman"/>
+        </w:rPr>
+        <w:t xml:space="preserve">. </w:t>
+      </w:r>
+      <w:proofErr w:type="spellStart"/>
+      <w:r>
+        <w:rPr>
+          <w:rFonts w:ascii="Times New Roman" w:hAnsi="Times New Roman" w:cs="Times New Roman"/>
+        </w:rPr>
+        <w:t>Perubahan</w:t>
+      </w:r>
+      <w:proofErr w:type="spellEnd"/>
+      <w:r>
+        <w:rPr>
+          <w:rFonts w:ascii="Times New Roman" w:hAnsi="Times New Roman" w:cs="Times New Roman"/>
+        </w:rPr>
+        <w:t xml:space="preserve"> status </w:t>
+      </w:r>
+      <w:proofErr w:type="spellStart"/>
+      <w:r>
+        <w:rPr>
+          <w:rFonts w:ascii="Times New Roman" w:hAnsi="Times New Roman" w:cs="Times New Roman"/>
+        </w:rPr>
+        <w:t>favorit</w:t>
+      </w:r>
+      <w:proofErr w:type="spellEnd"/>
+      <w:r>
+        <w:rPr>
+          <w:rFonts w:ascii="Times New Roman" w:hAnsi="Times New Roman" w:cs="Times New Roman"/>
+        </w:rPr>
+        <w:t xml:space="preserve"> </w:t>
+      </w:r>
+      <w:proofErr w:type="spellStart"/>
+      <w:r>
+        <w:rPr>
+          <w:rFonts w:ascii="Times New Roman" w:hAnsi="Times New Roman" w:cs="Times New Roman"/>
+        </w:rPr>
+        <w:t>ditampilkan</w:t>
+      </w:r>
+      <w:proofErr w:type="spellEnd"/>
+      <w:r>
+        <w:rPr>
+          <w:rFonts w:ascii="Times New Roman" w:hAnsi="Times New Roman" w:cs="Times New Roman"/>
+        </w:rPr>
+        <w:t xml:space="preserve"> </w:t>
+      </w:r>
+      <w:proofErr w:type="spellStart"/>
+      <w:r>
+        <w:rPr>
+          <w:rFonts w:ascii="Times New Roman" w:hAnsi="Times New Roman" w:cs="Times New Roman"/>
+        </w:rPr>
+        <w:t>secara</w:t>
+      </w:r>
+      <w:proofErr w:type="spellEnd"/>
+      <w:r>
+        <w:rPr>
+          <w:rFonts w:ascii="Times New Roman" w:hAnsi="Times New Roman" w:cs="Times New Roman"/>
+        </w:rPr>
+        <w:t xml:space="preserve"> </w:t>
+      </w:r>
+      <w:proofErr w:type="spellStart"/>
+      <w:r>
+        <w:rPr>
+          <w:rFonts w:ascii="Times New Roman" w:hAnsi="Times New Roman" w:cs="Times New Roman"/>
+        </w:rPr>
+        <w:t>reaktif</w:t>
+      </w:r>
+      <w:proofErr w:type="spellEnd"/>
+      <w:r>
+        <w:rPr>
+          <w:rFonts w:ascii="Times New Roman" w:hAnsi="Times New Roman" w:cs="Times New Roman"/>
+        </w:rPr>
+        <w:t xml:space="preserve"> </w:t>
+      </w:r>
+      <w:proofErr w:type="spellStart"/>
+      <w:r>
+        <w:rPr>
+          <w:rFonts w:ascii="Times New Roman" w:hAnsi="Times New Roman" w:cs="Times New Roman"/>
+        </w:rPr>
+        <w:t>menggunakan</w:t>
+      </w:r>
+      <w:proofErr w:type="spellEnd"/>
+      <w:r>
+        <w:rPr>
+          <w:rFonts w:ascii="Times New Roman" w:hAnsi="Times New Roman" w:cs="Times New Roman"/>
+        </w:rPr>
+        <w:t xml:space="preserve"> </w:t>
+      </w:r>
+      <w:proofErr w:type="spellStart"/>
+      <w:r>
+        <w:rPr>
+          <w:rFonts w:ascii="Times New Roman" w:hAnsi="Times New Roman" w:cs="Times New Roman"/>
+        </w:rPr>
+        <w:t>BlocBuilder</w:t>
+      </w:r>
+      <w:proofErr w:type="spellEnd"/>
+      <w:r>
+        <w:rPr>
+          <w:rFonts w:ascii="Times New Roman" w:hAnsi="Times New Roman" w:cs="Times New Roman"/>
+        </w:rPr>
+        <w:t xml:space="preserve">, </w:t>
+      </w:r>
+      <w:proofErr w:type="spellStart"/>
+      <w:r>
+        <w:rPr>
+          <w:rFonts w:ascii="Times New Roman" w:hAnsi="Times New Roman" w:cs="Times New Roman"/>
+        </w:rPr>
+        <w:t>sedangkan</w:t>
+      </w:r>
+      <w:proofErr w:type="spellEnd"/>
+      <w:r>
+        <w:rPr>
+          <w:rFonts w:ascii="Times New Roman" w:hAnsi="Times New Roman" w:cs="Times New Roman"/>
+        </w:rPr>
+        <w:t xml:space="preserve"> </w:t>
+      </w:r>
+      <w:proofErr w:type="spellStart"/>
+      <w:r>
+        <w:rPr>
+          <w:rFonts w:ascii="Times New Roman" w:hAnsi="Times New Roman" w:cs="Times New Roman"/>
+        </w:rPr>
+        <w:t>pemanggilan</w:t>
+      </w:r>
+      <w:proofErr w:type="spellEnd"/>
+      <w:r>
+        <w:rPr>
+          <w:rFonts w:ascii="Times New Roman" w:hAnsi="Times New Roman" w:cs="Times New Roman"/>
+        </w:rPr>
+        <w:t xml:space="preserve"> method Cubit </w:t>
+      </w:r>
+      <w:proofErr w:type="spellStart"/>
+      <w:r>
+        <w:rPr>
+          <w:rFonts w:ascii="Times New Roman" w:hAnsi="Times New Roman" w:cs="Times New Roman"/>
+        </w:rPr>
+        <w:t>dilakukan</w:t>
+      </w:r>
+      <w:proofErr w:type="spellEnd"/>
+      <w:r>
+        <w:rPr>
+          <w:rFonts w:ascii="Times New Roman" w:hAnsi="Times New Roman" w:cs="Times New Roman"/>
+        </w:rPr>
+        <w:t xml:space="preserve"> </w:t>
+      </w:r>
+      <w:proofErr w:type="spellStart"/>
+      <w:r>
+        <w:rPr>
+          <w:rFonts w:ascii="Times New Roman" w:hAnsi="Times New Roman" w:cs="Times New Roman"/>
+        </w:rPr>
+        <w:t>menggunakan</w:t>
+      </w:r>
+      <w:proofErr w:type="spellEnd"/>
+      <w:r>
+        <w:rPr>
+          <w:rFonts w:ascii="Times New Roman" w:hAnsi="Times New Roman" w:cs="Times New Roman"/>
+        </w:rPr>
+        <w:t xml:space="preserve"> </w:t>
+      </w:r>
+      <w:proofErr w:type="spellStart"/>
+      <w:r>
+        <w:rPr>
+          <w:rFonts w:ascii="Times New Roman" w:hAnsi="Times New Roman" w:cs="Times New Roman"/>
+        </w:rPr>
+        <w:t>context.read</w:t>
+      </w:r>
+      <w:proofErr w:type="spellEnd"/>
+      <w:r>
+        <w:rPr>
+          <w:rFonts w:ascii="Times New Roman" w:hAnsi="Times New Roman" w:cs="Times New Roman"/>
+        </w:rPr>
+        <w:t>().</w:t>
+      </w:r>
+    </w:p>
+    <w:p>
+      <w:pPr>
+        <w:pStyle w:val="ListParagraph"/>
+        <w:numPr>
+          <w:ilvl w:val="0"/>
+          <w:numId w:val="42"/>
+        </w:numPr>
+        <w:jc w:val="both"/>
+        <w:rPr>
+          <w:rFonts w:ascii="Times New Roman" w:hAnsi="Times New Roman" w:cs="Times New Roman"/>
+        </w:rPr>
+      </w:pPr>
+      <w:proofErr w:type="spellStart"/>
+      <w:r>
+        <w:rPr>
+          <w:rFonts w:ascii="Times New Roman" w:hAnsi="Times New Roman" w:cs="Times New Roman"/>
+        </w:rPr>
+        <w:t>Menambahkan</w:t>
+      </w:r>
+      <w:proofErr w:type="spellEnd"/>
+      <w:r>
+        <w:rPr>
+          <w:rFonts w:ascii="Times New Roman" w:hAnsi="Times New Roman" w:cs="Times New Roman"/>
+        </w:rPr>
+        <w:t xml:space="preserve"> Fitur </w:t>
+      </w:r>
+      <w:proofErr w:type="spellStart"/>
+      <w:r>
+        <w:rPr>
+          <w:rFonts w:ascii="Times New Roman" w:hAnsi="Times New Roman" w:cs="Times New Roman"/>
+        </w:rPr>
+        <w:t>Pengajuan</w:t>
+      </w:r>
+      <w:proofErr w:type="spellEnd"/>
+      <w:r>
+        <w:rPr>
+          <w:rFonts w:ascii="Times New Roman" w:hAnsi="Times New Roman" w:cs="Times New Roman"/>
+        </w:rPr>
+        <w:t xml:space="preserve"> </w:t>
+      </w:r>
+      <w:proofErr w:type="spellStart"/>
+      <w:r>
+        <w:rPr>
+          <w:rFonts w:ascii="Times New Roman" w:hAnsi="Times New Roman" w:cs="Times New Roman"/>
+        </w:rPr>
+        <w:t>Layanan</w:t>
+      </w:r>
+      <w:proofErr w:type="spellEnd"/>
+    </w:p>
+    <w:p>
+      <w:pPr>
+        <w:pStyle w:val="ListParagraph"/>
+        <w:jc w:val="both"/>
+        <w:rPr>
+          <w:rFonts w:ascii="Times New Roman" w:hAnsi="Times New Roman" w:cs="Times New Roman"/>
+        </w:rPr>
+      </w:pPr>
+      <w:r>
+        <w:rPr>
+          <w:rFonts w:ascii="Times New Roman" w:hAnsi="Times New Roman" w:cs="Times New Roman"/>
+        </w:rPr>
+        <w:t xml:space="preserve">Pada </w:t>
+      </w:r>
+      <w:proofErr w:type="spellStart"/>
+      <w:r>
+        <w:rPr>
+          <w:rFonts w:ascii="Times New Roman" w:hAnsi="Times New Roman" w:cs="Times New Roman"/>
+        </w:rPr>
+        <w:t>halaman</w:t>
+      </w:r>
+      <w:proofErr w:type="spellEnd"/>
+      <w:r>
+        <w:rPr>
+          <w:rFonts w:ascii="Times New Roman" w:hAnsi="Times New Roman" w:cs="Times New Roman"/>
+        </w:rPr>
+        <w:t xml:space="preserve"> </w:t>
+      </w:r>
+      <w:proofErr w:type="spellStart"/>
+      <w:r>
+        <w:rPr>
+          <w:rFonts w:ascii="Times New Roman" w:hAnsi="Times New Roman" w:cs="Times New Roman"/>
+        </w:rPr>
+        <w:t>halaman_rincian_layanan.dart</w:t>
+      </w:r>
+      <w:proofErr w:type="spellEnd"/>
+      <w:r>
+        <w:rPr>
+          <w:rFonts w:ascii="Times New Roman" w:hAnsi="Times New Roman" w:cs="Times New Roman"/>
+        </w:rPr>
+        <w:t xml:space="preserve">, </w:t>
+      </w:r>
+      <w:proofErr w:type="spellStart"/>
+      <w:r>
+        <w:rPr>
+          <w:rFonts w:ascii="Times New Roman" w:hAnsi="Times New Roman" w:cs="Times New Roman"/>
+        </w:rPr>
+        <w:t>tombol</w:t>
+      </w:r>
+      <w:proofErr w:type="spellEnd"/>
+      <w:r>
+        <w:rPr>
+          <w:rFonts w:ascii="Times New Roman" w:hAnsi="Times New Roman" w:cs="Times New Roman"/>
+        </w:rPr>
+        <w:t xml:space="preserve"> </w:t>
+      </w:r>
+      <w:proofErr w:type="spellStart"/>
+      <w:r>
+        <w:rPr>
+          <w:rFonts w:ascii="Times New Roman" w:hAnsi="Times New Roman" w:cs="Times New Roman"/>
+        </w:rPr>
+        <w:t>Ajukan</w:t>
+      </w:r>
+      <w:proofErr w:type="spellEnd"/>
+      <w:r>
+        <w:rPr>
+          <w:rFonts w:ascii="Times New Roman" w:hAnsi="Times New Roman" w:cs="Times New Roman"/>
+        </w:rPr>
+        <w:t xml:space="preserve"> </w:t>
+      </w:r>
+      <w:proofErr w:type="spellStart"/>
+      <w:r>
+        <w:rPr>
+          <w:rFonts w:ascii="Times New Roman" w:hAnsi="Times New Roman" w:cs="Times New Roman"/>
+        </w:rPr>
+        <w:t>Permohonan</w:t>
+      </w:r>
+      <w:proofErr w:type="spellEnd"/>
+      <w:r>
+        <w:rPr>
+          <w:rFonts w:ascii="Times New Roman" w:hAnsi="Times New Roman" w:cs="Times New Roman"/>
+        </w:rPr>
+        <w:t xml:space="preserve"> </w:t>
+      </w:r>
+      <w:proofErr w:type="spellStart"/>
+      <w:r>
+        <w:rPr>
+          <w:rFonts w:ascii="Times New Roman" w:hAnsi="Times New Roman" w:cs="Times New Roman"/>
+        </w:rPr>
+        <w:t>digunakan</w:t>
+      </w:r>
+      <w:proofErr w:type="spellEnd"/>
+      <w:r>
+        <w:rPr>
+          <w:rFonts w:ascii="Times New Roman" w:hAnsi="Times New Roman" w:cs="Times New Roman"/>
+        </w:rPr>
+        <w:t xml:space="preserve"> </w:t>
+      </w:r>
+      <w:proofErr w:type="spellStart"/>
+      <w:r>
+        <w:rPr>
+          <w:rFonts w:ascii="Times New Roman" w:hAnsi="Times New Roman" w:cs="Times New Roman"/>
+        </w:rPr>
+        <w:t>untuk</w:t>
+      </w:r>
+      <w:proofErr w:type="spellEnd"/>
+      <w:r>
+        <w:rPr>
+          <w:rFonts w:ascii="Times New Roman" w:hAnsi="Times New Roman" w:cs="Times New Roman"/>
+        </w:rPr>
+        <w:t xml:space="preserve"> </w:t>
+      </w:r>
+      <w:proofErr w:type="spellStart"/>
+      <w:r>
+        <w:rPr>
+          <w:rFonts w:ascii="Times New Roman" w:hAnsi="Times New Roman" w:cs="Times New Roman"/>
+        </w:rPr>
+        <w:t>menambahkan</w:t>
+      </w:r>
+      <w:proofErr w:type="spellEnd"/>
+      <w:r>
+        <w:rPr>
+          <w:rFonts w:ascii="Times New Roman" w:hAnsi="Times New Roman" w:cs="Times New Roman"/>
+        </w:rPr>
+        <w:t xml:space="preserve"> </w:t>
+      </w:r>
+      <w:proofErr w:type="spellStart"/>
+      <w:r>
+        <w:rPr>
+          <w:rFonts w:ascii="Times New Roman" w:hAnsi="Times New Roman" w:cs="Times New Roman"/>
+        </w:rPr>
+        <w:t>layanan</w:t>
+      </w:r>
+      <w:proofErr w:type="spellEnd"/>
+      <w:r>
+        <w:rPr>
+          <w:rFonts w:ascii="Times New Roman" w:hAnsi="Times New Roman" w:cs="Times New Roman"/>
+        </w:rPr>
+        <w:t xml:space="preserve"> </w:t>
+      </w:r>
+      <w:proofErr w:type="spellStart"/>
+      <w:r>
+        <w:rPr>
+          <w:rFonts w:ascii="Times New Roman" w:hAnsi="Times New Roman" w:cs="Times New Roman"/>
+        </w:rPr>
+        <w:t>ke</w:t>
+      </w:r>
+      <w:proofErr w:type="spellEnd"/>
+      <w:r>
+        <w:rPr>
+          <w:rFonts w:ascii="Times New Roman" w:hAnsi="Times New Roman" w:cs="Times New Roman"/>
+        </w:rPr>
+        <w:t xml:space="preserve"> daftar </w:t>
+      </w:r>
+      <w:proofErr w:type="spellStart"/>
+      <w:r>
+        <w:rPr>
+          <w:rFonts w:ascii="Times New Roman" w:hAnsi="Times New Roman" w:cs="Times New Roman"/>
+        </w:rPr>
+        <w:t>pengajuan</w:t>
+      </w:r>
+      <w:proofErr w:type="spellEnd"/>
+      <w:r>
+        <w:rPr>
+          <w:rFonts w:ascii="Times New Roman" w:hAnsi="Times New Roman" w:cs="Times New Roman"/>
+        </w:rPr>
+        <w:t xml:space="preserve">. Ketika </w:t>
+      </w:r>
+      <w:proofErr w:type="spellStart"/>
+      <w:r>
+        <w:rPr>
+          <w:rFonts w:ascii="Times New Roman" w:hAnsi="Times New Roman" w:cs="Times New Roman"/>
+        </w:rPr>
+        <w:t>tombol</w:t>
+      </w:r>
+      <w:proofErr w:type="spellEnd"/>
+      <w:r>
+        <w:rPr>
+          <w:rFonts w:ascii="Times New Roman" w:hAnsi="Times New Roman" w:cs="Times New Roman"/>
+        </w:rPr>
+        <w:t xml:space="preserve"> </w:t>
+      </w:r>
+      <w:proofErr w:type="spellStart"/>
+      <w:r>
+        <w:rPr>
+          <w:rFonts w:ascii="Times New Roman" w:hAnsi="Times New Roman" w:cs="Times New Roman"/>
+        </w:rPr>
+        <w:t>ditekan</w:t>
+      </w:r>
+      <w:proofErr w:type="spellEnd"/>
+      <w:r>
+        <w:rPr>
+          <w:rFonts w:ascii="Times New Roman" w:hAnsi="Times New Roman" w:cs="Times New Roman"/>
+        </w:rPr>
+        <w:t xml:space="preserve">, </w:t>
+      </w:r>
+      <w:proofErr w:type="spellStart"/>
+      <w:r>
+        <w:rPr>
+          <w:rFonts w:ascii="Times New Roman" w:hAnsi="Times New Roman" w:cs="Times New Roman"/>
+        </w:rPr>
+        <w:t>setState</w:t>
+      </w:r>
+      <w:proofErr w:type="spellEnd"/>
+      <w:r>
+        <w:rPr>
+          <w:rFonts w:ascii="Times New Roman" w:hAnsi="Times New Roman" w:cs="Times New Roman"/>
+        </w:rPr>
+        <w:t xml:space="preserve">() </w:t>
+      </w:r>
+      <w:proofErr w:type="spellStart"/>
+      <w:r>
+        <w:rPr>
+          <w:rFonts w:ascii="Times New Roman" w:hAnsi="Times New Roman" w:cs="Times New Roman"/>
+        </w:rPr>
+        <w:t>mengubah</w:t>
+      </w:r>
+      <w:proofErr w:type="spellEnd"/>
+      <w:r>
+        <w:rPr>
+          <w:rFonts w:ascii="Times New Roman" w:hAnsi="Times New Roman" w:cs="Times New Roman"/>
+        </w:rPr>
+        <w:t xml:space="preserve"> status </w:t>
+      </w:r>
+      <w:proofErr w:type="spellStart"/>
+      <w:r>
+        <w:rPr>
+          <w:rFonts w:ascii="Times New Roman" w:hAnsi="Times New Roman" w:cs="Times New Roman"/>
+        </w:rPr>
+        <w:t>lokal</w:t>
+      </w:r>
+      <w:proofErr w:type="spellEnd"/>
+      <w:r>
+        <w:rPr>
+          <w:rFonts w:ascii="Times New Roman" w:hAnsi="Times New Roman" w:cs="Times New Roman"/>
+        </w:rPr>
+        <w:t xml:space="preserve"> </w:t>
+      </w:r>
+      <w:proofErr w:type="spellStart"/>
+      <w:r>
+        <w:rPr>
+          <w:rFonts w:ascii="Times New Roman" w:hAnsi="Times New Roman" w:cs="Times New Roman"/>
+        </w:rPr>
+        <w:t>menjadi</w:t>
+      </w:r>
+      <w:proofErr w:type="spellEnd"/>
+      <w:r>
+        <w:rPr>
+          <w:rFonts w:ascii="Times New Roman" w:hAnsi="Times New Roman" w:cs="Times New Roman"/>
+        </w:rPr>
+        <w:t xml:space="preserve"> </w:t>
+      </w:r>
+      <w:proofErr w:type="spellStart"/>
+      <w:r>
+        <w:rPr>
+          <w:rFonts w:ascii="Times New Roman" w:hAnsi="Times New Roman" w:cs="Times New Roman"/>
+        </w:rPr>
+        <w:t>sedang</w:t>
+      </w:r>
+      <w:proofErr w:type="spellEnd"/>
+      <w:r>
+        <w:rPr>
+          <w:rFonts w:ascii="Times New Roman" w:hAnsi="Times New Roman" w:cs="Times New Roman"/>
+        </w:rPr>
+        <w:t xml:space="preserve"> </w:t>
+      </w:r>
+      <w:proofErr w:type="spellStart"/>
+      <w:r>
+        <w:rPr>
+          <w:rFonts w:ascii="Times New Roman" w:hAnsi="Times New Roman" w:cs="Times New Roman"/>
+        </w:rPr>
+        <w:t>mengirim</w:t>
+      </w:r>
+      <w:proofErr w:type="spellEnd"/>
+      <w:r>
+        <w:rPr>
+          <w:rFonts w:ascii="Times New Roman" w:hAnsi="Times New Roman" w:cs="Times New Roman"/>
+        </w:rPr>
+        <w:t xml:space="preserve"> dan </w:t>
+      </w:r>
+      <w:proofErr w:type="spellStart"/>
+      <w:r>
+        <w:rPr>
+          <w:rFonts w:ascii="Times New Roman" w:hAnsi="Times New Roman" w:cs="Times New Roman"/>
+        </w:rPr>
+        <w:lastRenderedPageBreak/>
+        <w:t>menampilkan</w:t>
+      </w:r>
+      <w:proofErr w:type="spellEnd"/>
+      <w:r>
+        <w:rPr>
+          <w:rFonts w:ascii="Times New Roman" w:hAnsi="Times New Roman" w:cs="Times New Roman"/>
+        </w:rPr>
+        <w:t xml:space="preserve"> </w:t>
+      </w:r>
+      <w:proofErr w:type="spellStart"/>
+      <w:r>
+        <w:rPr>
+          <w:rFonts w:ascii="Times New Roman" w:hAnsi="Times New Roman" w:cs="Times New Roman"/>
+        </w:rPr>
+        <w:t>indikator</w:t>
+      </w:r>
+      <w:proofErr w:type="spellEnd"/>
+      <w:r>
+        <w:rPr>
+          <w:rFonts w:ascii="Times New Roman" w:hAnsi="Times New Roman" w:cs="Times New Roman"/>
+        </w:rPr>
+        <w:t xml:space="preserve"> </w:t>
+      </w:r>
+      <w:proofErr w:type="spellStart"/>
+      <w:r>
+        <w:rPr>
+          <w:rFonts w:ascii="Times New Roman" w:hAnsi="Times New Roman" w:cs="Times New Roman"/>
+        </w:rPr>
+        <w:t>pemuatan</w:t>
+      </w:r>
+      <w:proofErr w:type="spellEnd"/>
+      <w:r>
+        <w:rPr>
+          <w:rFonts w:ascii="Times New Roman" w:hAnsi="Times New Roman" w:cs="Times New Roman"/>
+        </w:rPr>
+        <w:t xml:space="preserve">. </w:t>
+      </w:r>
+      <w:proofErr w:type="spellStart"/>
+      <w:r>
+        <w:rPr>
+          <w:rFonts w:ascii="Times New Roman" w:hAnsi="Times New Roman" w:cs="Times New Roman"/>
+        </w:rPr>
+        <w:t>Setelah</w:t>
+      </w:r>
+      <w:proofErr w:type="spellEnd"/>
+      <w:r>
+        <w:rPr>
+          <w:rFonts w:ascii="Times New Roman" w:hAnsi="Times New Roman" w:cs="Times New Roman"/>
+        </w:rPr>
+        <w:t xml:space="preserve"> </w:t>
+      </w:r>
+      <w:proofErr w:type="spellStart"/>
+      <w:r>
+        <w:rPr>
+          <w:rFonts w:ascii="Times New Roman" w:hAnsi="Times New Roman" w:cs="Times New Roman"/>
+        </w:rPr>
+        <w:t>simulasi</w:t>
+      </w:r>
+      <w:proofErr w:type="spellEnd"/>
+      <w:r>
+        <w:rPr>
+          <w:rFonts w:ascii="Times New Roman" w:hAnsi="Times New Roman" w:cs="Times New Roman"/>
+        </w:rPr>
+        <w:t xml:space="preserve"> proses </w:t>
+      </w:r>
+      <w:proofErr w:type="spellStart"/>
+      <w:r>
+        <w:rPr>
+          <w:rFonts w:ascii="Times New Roman" w:hAnsi="Times New Roman" w:cs="Times New Roman"/>
+        </w:rPr>
+        <w:t>pengiriman</w:t>
+      </w:r>
+      <w:proofErr w:type="spellEnd"/>
+      <w:r>
+        <w:rPr>
+          <w:rFonts w:ascii="Times New Roman" w:hAnsi="Times New Roman" w:cs="Times New Roman"/>
+        </w:rPr>
+        <w:t xml:space="preserve"> </w:t>
+      </w:r>
+      <w:proofErr w:type="spellStart"/>
+      <w:r>
+        <w:rPr>
+          <w:rFonts w:ascii="Times New Roman" w:hAnsi="Times New Roman" w:cs="Times New Roman"/>
+        </w:rPr>
+        <w:t>selesai</w:t>
+      </w:r>
+      <w:proofErr w:type="spellEnd"/>
+      <w:r>
+        <w:rPr>
+          <w:rFonts w:ascii="Times New Roman" w:hAnsi="Times New Roman" w:cs="Times New Roman"/>
+        </w:rPr>
+        <w:t xml:space="preserve">, </w:t>
+      </w:r>
+      <w:proofErr w:type="spellStart"/>
+      <w:r>
+        <w:rPr>
+          <w:rFonts w:ascii="Times New Roman" w:hAnsi="Times New Roman" w:cs="Times New Roman"/>
+        </w:rPr>
+        <w:t>layanan</w:t>
+      </w:r>
+      <w:proofErr w:type="spellEnd"/>
+      <w:r>
+        <w:rPr>
+          <w:rFonts w:ascii="Times New Roman" w:hAnsi="Times New Roman" w:cs="Times New Roman"/>
+        </w:rPr>
+        <w:t xml:space="preserve"> </w:t>
+      </w:r>
+      <w:proofErr w:type="spellStart"/>
+      <w:r>
+        <w:rPr>
+          <w:rFonts w:ascii="Times New Roman" w:hAnsi="Times New Roman" w:cs="Times New Roman"/>
+        </w:rPr>
+        <w:t>ditambahkan</w:t>
+      </w:r>
+      <w:proofErr w:type="spellEnd"/>
+      <w:r>
+        <w:rPr>
+          <w:rFonts w:ascii="Times New Roman" w:hAnsi="Times New Roman" w:cs="Times New Roman"/>
+        </w:rPr>
+        <w:t xml:space="preserve"> </w:t>
+      </w:r>
+      <w:proofErr w:type="spellStart"/>
+      <w:r>
+        <w:rPr>
+          <w:rFonts w:ascii="Times New Roman" w:hAnsi="Times New Roman" w:cs="Times New Roman"/>
+        </w:rPr>
+        <w:t>ke</w:t>
+      </w:r>
+      <w:proofErr w:type="spellEnd"/>
+      <w:r>
+        <w:rPr>
+          <w:rFonts w:ascii="Times New Roman" w:hAnsi="Times New Roman" w:cs="Times New Roman"/>
+        </w:rPr>
+        <w:t xml:space="preserve"> </w:t>
+      </w:r>
+      <w:proofErr w:type="spellStart"/>
+      <w:r>
+        <w:rPr>
+          <w:rFonts w:ascii="Times New Roman" w:hAnsi="Times New Roman" w:cs="Times New Roman"/>
+        </w:rPr>
+        <w:t>PengajuanCubit</w:t>
+      </w:r>
+      <w:proofErr w:type="spellEnd"/>
+      <w:r>
+        <w:rPr>
+          <w:rFonts w:ascii="Times New Roman" w:hAnsi="Times New Roman" w:cs="Times New Roman"/>
+        </w:rPr>
+        <w:t xml:space="preserve"> agar </w:t>
+      </w:r>
+      <w:proofErr w:type="spellStart"/>
+      <w:r>
+        <w:rPr>
+          <w:rFonts w:ascii="Times New Roman" w:hAnsi="Times New Roman" w:cs="Times New Roman"/>
+        </w:rPr>
+        <w:t>tercatat</w:t>
+      </w:r>
+      <w:proofErr w:type="spellEnd"/>
+      <w:r>
+        <w:rPr>
+          <w:rFonts w:ascii="Times New Roman" w:hAnsi="Times New Roman" w:cs="Times New Roman"/>
+        </w:rPr>
+        <w:t xml:space="preserve"> </w:t>
+      </w:r>
+      <w:proofErr w:type="spellStart"/>
+      <w:r>
+        <w:rPr>
+          <w:rFonts w:ascii="Times New Roman" w:hAnsi="Times New Roman" w:cs="Times New Roman"/>
+        </w:rPr>
+        <w:t>dalam</w:t>
+      </w:r>
+      <w:proofErr w:type="spellEnd"/>
+      <w:r>
+        <w:rPr>
+          <w:rFonts w:ascii="Times New Roman" w:hAnsi="Times New Roman" w:cs="Times New Roman"/>
+        </w:rPr>
+        <w:t xml:space="preserve"> daftar </w:t>
+      </w:r>
+      <w:proofErr w:type="spellStart"/>
+      <w:r>
+        <w:rPr>
+          <w:rFonts w:ascii="Times New Roman" w:hAnsi="Times New Roman" w:cs="Times New Roman"/>
+        </w:rPr>
+        <w:t>pengajuan</w:t>
+      </w:r>
+      <w:proofErr w:type="spellEnd"/>
+      <w:r>
+        <w:rPr>
+          <w:rFonts w:ascii="Times New Roman" w:hAnsi="Times New Roman" w:cs="Times New Roman"/>
+        </w:rPr>
+        <w:t>.</w:t>
+      </w:r>
+    </w:p>
+    <w:p>
+      <w:pPr>
+        <w:pStyle w:val="ListParagraph"/>
+        <w:numPr>
+          <w:ilvl w:val="0"/>
+          <w:numId w:val="42"/>
+        </w:numPr>
+        <w:jc w:val="both"/>
+        <w:rPr>
+          <w:rFonts w:ascii="Times New Roman" w:hAnsi="Times New Roman" w:cs="Times New Roman"/>
+        </w:rPr>
+      </w:pPr>
+      <w:proofErr w:type="spellStart"/>
+      <w:r>
+        <w:rPr>
+          <w:rFonts w:ascii="Times New Roman" w:hAnsi="Times New Roman" w:cs="Times New Roman"/>
+        </w:rPr>
+        <w:t>Menampilkan</w:t>
+      </w:r>
+      <w:proofErr w:type="spellEnd"/>
+      <w:r>
+        <w:rPr>
+          <w:rFonts w:ascii="Times New Roman" w:hAnsi="Times New Roman" w:cs="Times New Roman"/>
+        </w:rPr>
+        <w:t xml:space="preserve"> Data </w:t>
+      </w:r>
+      <w:proofErr w:type="spellStart"/>
+      <w:r>
+        <w:rPr>
+          <w:rFonts w:ascii="Times New Roman" w:hAnsi="Times New Roman" w:cs="Times New Roman"/>
+        </w:rPr>
+        <w:t>Favorit</w:t>
+      </w:r>
+      <w:proofErr w:type="spellEnd"/>
+      <w:r>
+        <w:rPr>
+          <w:rFonts w:ascii="Times New Roman" w:hAnsi="Times New Roman" w:cs="Times New Roman"/>
+        </w:rPr>
+        <w:t xml:space="preserve"> dan </w:t>
+      </w:r>
+      <w:proofErr w:type="spellStart"/>
+      <w:r>
+        <w:rPr>
+          <w:rFonts w:ascii="Times New Roman" w:hAnsi="Times New Roman" w:cs="Times New Roman"/>
+        </w:rPr>
+        <w:t>Pengajuan</w:t>
+      </w:r>
+      <w:proofErr w:type="spellEnd"/>
+      <w:r>
+        <w:rPr>
+          <w:rFonts w:ascii="Times New Roman" w:hAnsi="Times New Roman" w:cs="Times New Roman"/>
+        </w:rPr>
+        <w:t xml:space="preserve"> pada Halaman Warga</w:t>
+      </w:r>
+    </w:p>
+    <w:p>
+      <w:pPr>
+        <w:pStyle w:val="ListParagraph"/>
+        <w:jc w:val="both"/>
+        <w:rPr>
+          <w:rFonts w:ascii="Times New Roman" w:hAnsi="Times New Roman" w:cs="Times New Roman"/>
+        </w:rPr>
+      </w:pPr>
+      <w:r>
+        <w:rPr>
+          <w:rFonts w:ascii="Times New Roman" w:hAnsi="Times New Roman" w:cs="Times New Roman"/>
+        </w:rPr>
+        <w:t xml:space="preserve">Pada </w:t>
+      </w:r>
+      <w:proofErr w:type="spellStart"/>
+      <w:r>
+        <w:rPr>
+          <w:rFonts w:ascii="Times New Roman" w:hAnsi="Times New Roman" w:cs="Times New Roman"/>
+        </w:rPr>
+        <w:t>halaman</w:t>
+      </w:r>
+      <w:proofErr w:type="spellEnd"/>
+      <w:r>
+        <w:rPr>
+          <w:rFonts w:ascii="Times New Roman" w:hAnsi="Times New Roman" w:cs="Times New Roman"/>
+        </w:rPr>
+        <w:t xml:space="preserve"> </w:t>
+      </w:r>
+      <w:proofErr w:type="spellStart"/>
+      <w:r>
+        <w:rPr>
+          <w:rFonts w:ascii="Times New Roman" w:hAnsi="Times New Roman" w:cs="Times New Roman"/>
+        </w:rPr>
+        <w:t>halaman_warga.dart</w:t>
+      </w:r>
+      <w:proofErr w:type="spellEnd"/>
+      <w:r>
+        <w:rPr>
+          <w:rFonts w:ascii="Times New Roman" w:hAnsi="Times New Roman" w:cs="Times New Roman"/>
+        </w:rPr>
+        <w:t xml:space="preserve">, daftar </w:t>
+      </w:r>
+      <w:proofErr w:type="spellStart"/>
+      <w:r>
+        <w:rPr>
+          <w:rFonts w:ascii="Times New Roman" w:hAnsi="Times New Roman" w:cs="Times New Roman"/>
+        </w:rPr>
+        <w:t>layanan</w:t>
+      </w:r>
+      <w:proofErr w:type="spellEnd"/>
+      <w:r>
+        <w:rPr>
+          <w:rFonts w:ascii="Times New Roman" w:hAnsi="Times New Roman" w:cs="Times New Roman"/>
+        </w:rPr>
+        <w:t xml:space="preserve"> </w:t>
+      </w:r>
+      <w:proofErr w:type="spellStart"/>
+      <w:r>
+        <w:rPr>
+          <w:rFonts w:ascii="Times New Roman" w:hAnsi="Times New Roman" w:cs="Times New Roman"/>
+        </w:rPr>
+        <w:t>favorit</w:t>
+      </w:r>
+      <w:proofErr w:type="spellEnd"/>
+      <w:r>
+        <w:rPr>
+          <w:rFonts w:ascii="Times New Roman" w:hAnsi="Times New Roman" w:cs="Times New Roman"/>
+        </w:rPr>
+        <w:t xml:space="preserve"> </w:t>
+      </w:r>
+      <w:proofErr w:type="spellStart"/>
+      <w:r>
+        <w:rPr>
+          <w:rFonts w:ascii="Times New Roman" w:hAnsi="Times New Roman" w:cs="Times New Roman"/>
+        </w:rPr>
+        <w:t>ditampilkan</w:t>
+      </w:r>
+      <w:proofErr w:type="spellEnd"/>
+      <w:r>
+        <w:rPr>
+          <w:rFonts w:ascii="Times New Roman" w:hAnsi="Times New Roman" w:cs="Times New Roman"/>
+        </w:rPr>
+        <w:t xml:space="preserve"> </w:t>
+      </w:r>
+      <w:proofErr w:type="spellStart"/>
+      <w:r>
+        <w:rPr>
+          <w:rFonts w:ascii="Times New Roman" w:hAnsi="Times New Roman" w:cs="Times New Roman"/>
+        </w:rPr>
+        <w:t>menggunakan</w:t>
+      </w:r>
+      <w:proofErr w:type="spellEnd"/>
+      <w:r>
+        <w:rPr>
+          <w:rFonts w:ascii="Times New Roman" w:hAnsi="Times New Roman" w:cs="Times New Roman"/>
+        </w:rPr>
+        <w:t xml:space="preserve"> </w:t>
+      </w:r>
+      <w:proofErr w:type="spellStart"/>
+      <w:r>
+        <w:rPr>
+          <w:rFonts w:ascii="Times New Roman" w:hAnsi="Times New Roman" w:cs="Times New Roman"/>
+        </w:rPr>
+        <w:t>BlocBuilder</w:t>
+      </w:r>
+      <w:proofErr w:type="spellEnd"/>
+      <w:r>
+        <w:rPr>
+          <w:rFonts w:ascii="Times New Roman" w:hAnsi="Times New Roman" w:cs="Times New Roman"/>
+        </w:rPr>
+        <w:t xml:space="preserve"> agar </w:t>
+      </w:r>
+      <w:proofErr w:type="spellStart"/>
+      <w:r>
+        <w:rPr>
+          <w:rFonts w:ascii="Times New Roman" w:hAnsi="Times New Roman" w:cs="Times New Roman"/>
+        </w:rPr>
+        <w:t>perubahan</w:t>
+      </w:r>
+      <w:proofErr w:type="spellEnd"/>
+      <w:r>
+        <w:rPr>
+          <w:rFonts w:ascii="Times New Roman" w:hAnsi="Times New Roman" w:cs="Times New Roman"/>
+        </w:rPr>
+        <w:t xml:space="preserve"> data </w:t>
+      </w:r>
+      <w:proofErr w:type="spellStart"/>
+      <w:r>
+        <w:rPr>
+          <w:rFonts w:ascii="Times New Roman" w:hAnsi="Times New Roman" w:cs="Times New Roman"/>
+        </w:rPr>
+        <w:t>langsung</w:t>
+      </w:r>
+      <w:proofErr w:type="spellEnd"/>
+      <w:r>
+        <w:rPr>
+          <w:rFonts w:ascii="Times New Roman" w:hAnsi="Times New Roman" w:cs="Times New Roman"/>
+        </w:rPr>
+        <w:t xml:space="preserve"> </w:t>
+      </w:r>
+      <w:proofErr w:type="spellStart"/>
+      <w:r>
+        <w:rPr>
+          <w:rFonts w:ascii="Times New Roman" w:hAnsi="Times New Roman" w:cs="Times New Roman"/>
+        </w:rPr>
+        <w:t>terlihat</w:t>
+      </w:r>
+      <w:proofErr w:type="spellEnd"/>
+      <w:r>
+        <w:rPr>
+          <w:rFonts w:ascii="Times New Roman" w:hAnsi="Times New Roman" w:cs="Times New Roman"/>
+        </w:rPr>
+        <w:t xml:space="preserve">. Halaman </w:t>
+      </w:r>
+      <w:proofErr w:type="spellStart"/>
+      <w:r>
+        <w:rPr>
+          <w:rFonts w:ascii="Times New Roman" w:hAnsi="Times New Roman" w:cs="Times New Roman"/>
+        </w:rPr>
+        <w:t>ini</w:t>
+      </w:r>
+      <w:proofErr w:type="spellEnd"/>
+      <w:r>
+        <w:rPr>
+          <w:rFonts w:ascii="Times New Roman" w:hAnsi="Times New Roman" w:cs="Times New Roman"/>
+        </w:rPr>
+        <w:t xml:space="preserve"> juga </w:t>
+      </w:r>
+      <w:proofErr w:type="spellStart"/>
+      <w:r>
+        <w:rPr>
+          <w:rFonts w:ascii="Times New Roman" w:hAnsi="Times New Roman" w:cs="Times New Roman"/>
+        </w:rPr>
+        <w:t>menampilkan</w:t>
+      </w:r>
+      <w:proofErr w:type="spellEnd"/>
+      <w:r>
+        <w:rPr>
+          <w:rFonts w:ascii="Times New Roman" w:hAnsi="Times New Roman" w:cs="Times New Roman"/>
+        </w:rPr>
+        <w:t xml:space="preserve"> daftar </w:t>
+      </w:r>
+      <w:proofErr w:type="spellStart"/>
+      <w:r>
+        <w:rPr>
+          <w:rFonts w:ascii="Times New Roman" w:hAnsi="Times New Roman" w:cs="Times New Roman"/>
+        </w:rPr>
+        <w:t>layanan</w:t>
+      </w:r>
+      <w:proofErr w:type="spellEnd"/>
+      <w:r>
+        <w:rPr>
+          <w:rFonts w:ascii="Times New Roman" w:hAnsi="Times New Roman" w:cs="Times New Roman"/>
+        </w:rPr>
+        <w:t xml:space="preserve"> yang </w:t>
+      </w:r>
+      <w:proofErr w:type="spellStart"/>
+      <w:r>
+        <w:rPr>
+          <w:rFonts w:ascii="Times New Roman" w:hAnsi="Times New Roman" w:cs="Times New Roman"/>
+        </w:rPr>
+        <w:t>sedang</w:t>
+      </w:r>
+      <w:proofErr w:type="spellEnd"/>
+      <w:r>
+        <w:rPr>
+          <w:rFonts w:ascii="Times New Roman" w:hAnsi="Times New Roman" w:cs="Times New Roman"/>
+        </w:rPr>
+        <w:t xml:space="preserve"> </w:t>
+      </w:r>
+      <w:proofErr w:type="spellStart"/>
+      <w:r>
+        <w:rPr>
+          <w:rFonts w:ascii="Times New Roman" w:hAnsi="Times New Roman" w:cs="Times New Roman"/>
+        </w:rPr>
+        <w:t>diajukan</w:t>
+      </w:r>
+      <w:proofErr w:type="spellEnd"/>
+      <w:r>
+        <w:rPr>
+          <w:rFonts w:ascii="Times New Roman" w:hAnsi="Times New Roman" w:cs="Times New Roman"/>
+        </w:rPr>
+        <w:t xml:space="preserve">, </w:t>
+      </w:r>
+      <w:proofErr w:type="spellStart"/>
+      <w:r>
+        <w:rPr>
+          <w:rFonts w:ascii="Times New Roman" w:hAnsi="Times New Roman" w:cs="Times New Roman"/>
+        </w:rPr>
+        <w:t>menyediakan</w:t>
+      </w:r>
+      <w:proofErr w:type="spellEnd"/>
+      <w:r>
+        <w:rPr>
+          <w:rFonts w:ascii="Times New Roman" w:hAnsi="Times New Roman" w:cs="Times New Roman"/>
+        </w:rPr>
+        <w:t xml:space="preserve"> </w:t>
+      </w:r>
+      <w:proofErr w:type="spellStart"/>
+      <w:r>
+        <w:rPr>
+          <w:rFonts w:ascii="Times New Roman" w:hAnsi="Times New Roman" w:cs="Times New Roman"/>
+        </w:rPr>
+        <w:t>fitur</w:t>
+      </w:r>
+      <w:proofErr w:type="spellEnd"/>
+      <w:r>
+        <w:rPr>
+          <w:rFonts w:ascii="Times New Roman" w:hAnsi="Times New Roman" w:cs="Times New Roman"/>
+        </w:rPr>
+        <w:t xml:space="preserve"> </w:t>
+      </w:r>
+      <w:proofErr w:type="spellStart"/>
+      <w:r>
+        <w:rPr>
+          <w:rFonts w:ascii="Times New Roman" w:hAnsi="Times New Roman" w:cs="Times New Roman"/>
+        </w:rPr>
+        <w:t>menghapus</w:t>
+      </w:r>
+      <w:proofErr w:type="spellEnd"/>
+      <w:r>
+        <w:rPr>
+          <w:rFonts w:ascii="Times New Roman" w:hAnsi="Times New Roman" w:cs="Times New Roman"/>
+        </w:rPr>
+        <w:t xml:space="preserve"> </w:t>
+      </w:r>
+      <w:proofErr w:type="spellStart"/>
+      <w:r>
+        <w:rPr>
+          <w:rFonts w:ascii="Times New Roman" w:hAnsi="Times New Roman" w:cs="Times New Roman"/>
+        </w:rPr>
+        <w:t>layanan</w:t>
+      </w:r>
+      <w:proofErr w:type="spellEnd"/>
+      <w:r>
+        <w:rPr>
+          <w:rFonts w:ascii="Times New Roman" w:hAnsi="Times New Roman" w:cs="Times New Roman"/>
+        </w:rPr>
+        <w:t xml:space="preserve">, </w:t>
+      </w:r>
+      <w:proofErr w:type="spellStart"/>
+      <w:r>
+        <w:rPr>
+          <w:rFonts w:ascii="Times New Roman" w:hAnsi="Times New Roman" w:cs="Times New Roman"/>
+        </w:rPr>
+        <w:t>serta</w:t>
+      </w:r>
+      <w:proofErr w:type="spellEnd"/>
+      <w:r>
+        <w:rPr>
+          <w:rFonts w:ascii="Times New Roman" w:hAnsi="Times New Roman" w:cs="Times New Roman"/>
+        </w:rPr>
+        <w:t xml:space="preserve"> </w:t>
+      </w:r>
+      <w:proofErr w:type="spellStart"/>
+      <w:r>
+        <w:rPr>
+          <w:rFonts w:ascii="Times New Roman" w:hAnsi="Times New Roman" w:cs="Times New Roman"/>
+        </w:rPr>
+        <w:t>tombol</w:t>
+      </w:r>
+      <w:proofErr w:type="spellEnd"/>
+      <w:r>
+        <w:rPr>
+          <w:rFonts w:ascii="Times New Roman" w:hAnsi="Times New Roman" w:cs="Times New Roman"/>
+        </w:rPr>
+        <w:t xml:space="preserve"> </w:t>
+      </w:r>
+      <w:proofErr w:type="spellStart"/>
+      <w:r>
+        <w:rPr>
+          <w:rFonts w:ascii="Times New Roman" w:hAnsi="Times New Roman" w:cs="Times New Roman"/>
+        </w:rPr>
+        <w:t>untuk</w:t>
+      </w:r>
+      <w:proofErr w:type="spellEnd"/>
+      <w:r>
+        <w:rPr>
+          <w:rFonts w:ascii="Times New Roman" w:hAnsi="Times New Roman" w:cs="Times New Roman"/>
+        </w:rPr>
+        <w:t xml:space="preserve"> </w:t>
+      </w:r>
+      <w:proofErr w:type="spellStart"/>
+      <w:r>
+        <w:rPr>
+          <w:rFonts w:ascii="Times New Roman" w:hAnsi="Times New Roman" w:cs="Times New Roman"/>
+        </w:rPr>
+        <w:t>mengirim</w:t>
+      </w:r>
+      <w:proofErr w:type="spellEnd"/>
+      <w:r>
+        <w:rPr>
+          <w:rFonts w:ascii="Times New Roman" w:hAnsi="Times New Roman" w:cs="Times New Roman"/>
+        </w:rPr>
+        <w:t xml:space="preserve"> </w:t>
+      </w:r>
+      <w:proofErr w:type="spellStart"/>
+      <w:r>
+        <w:rPr>
+          <w:rFonts w:ascii="Times New Roman" w:hAnsi="Times New Roman" w:cs="Times New Roman"/>
+        </w:rPr>
+        <w:t>seluruh</w:t>
+      </w:r>
+      <w:proofErr w:type="spellEnd"/>
+      <w:r>
+        <w:rPr>
+          <w:rFonts w:ascii="Times New Roman" w:hAnsi="Times New Roman" w:cs="Times New Roman"/>
+        </w:rPr>
+        <w:t xml:space="preserve"> </w:t>
+      </w:r>
+      <w:proofErr w:type="spellStart"/>
+      <w:r>
+        <w:rPr>
+          <w:rFonts w:ascii="Times New Roman" w:hAnsi="Times New Roman" w:cs="Times New Roman"/>
+        </w:rPr>
+        <w:t>pengajuan</w:t>
+      </w:r>
+      <w:proofErr w:type="spellEnd"/>
+      <w:r>
+        <w:rPr>
+          <w:rFonts w:ascii="Times New Roman" w:hAnsi="Times New Roman" w:cs="Times New Roman"/>
+        </w:rPr>
+        <w:t xml:space="preserve"> </w:t>
+      </w:r>
+      <w:proofErr w:type="spellStart"/>
+      <w:r>
+        <w:rPr>
+          <w:rFonts w:ascii="Times New Roman" w:hAnsi="Times New Roman" w:cs="Times New Roman"/>
+        </w:rPr>
+        <w:t>dalam</w:t>
+      </w:r>
+      <w:proofErr w:type="spellEnd"/>
+      <w:r>
+        <w:rPr>
+          <w:rFonts w:ascii="Times New Roman" w:hAnsi="Times New Roman" w:cs="Times New Roman"/>
+        </w:rPr>
+        <w:t xml:space="preserve"> </w:t>
+      </w:r>
+      <w:proofErr w:type="spellStart"/>
+      <w:r>
+        <w:rPr>
+          <w:rFonts w:ascii="Times New Roman" w:hAnsi="Times New Roman" w:cs="Times New Roman"/>
+        </w:rPr>
+        <w:t>simulasi</w:t>
+      </w:r>
+      <w:proofErr w:type="spellEnd"/>
+      <w:r>
+        <w:rPr>
+          <w:rFonts w:ascii="Times New Roman" w:hAnsi="Times New Roman" w:cs="Times New Roman"/>
+        </w:rPr>
+        <w:t>.</w:t>
+      </w:r>
+    </w:p>
+    <w:p>
+      <w:pPr>
+        <w:pStyle w:val="ListParagraph"/>
+        <w:numPr>
+          <w:ilvl w:val="0"/>
+          <w:numId w:val="42"/>
+        </w:numPr>
+        <w:jc w:val="both"/>
+        <w:rPr>
+          <w:rFonts w:ascii="Times New Roman" w:hAnsi="Times New Roman" w:cs="Times New Roman"/>
+        </w:rPr>
+      </w:pPr>
+      <w:proofErr w:type="spellStart"/>
+      <w:r>
+        <w:rPr>
+          <w:rFonts w:ascii="Times New Roman" w:hAnsi="Times New Roman" w:cs="Times New Roman"/>
+        </w:rPr>
+        <w:t>Menambahkan</w:t>
+      </w:r>
+      <w:proofErr w:type="spellEnd"/>
+      <w:r>
+        <w:rPr>
+          <w:rFonts w:ascii="Times New Roman" w:hAnsi="Times New Roman" w:cs="Times New Roman"/>
+        </w:rPr>
+        <w:t xml:space="preserve"> Badge pada </w:t>
+      </w:r>
+      <w:proofErr w:type="spellStart"/>
+      <w:r>
+        <w:rPr>
+          <w:rFonts w:ascii="Times New Roman" w:hAnsi="Times New Roman" w:cs="Times New Roman"/>
+        </w:rPr>
+        <w:t>Navigasi</w:t>
+      </w:r>
+      <w:proofErr w:type="spellEnd"/>
+    </w:p>
+    <w:p>
+      <w:pPr>
+        <w:pStyle w:val="ListParagraph"/>
+        <w:jc w:val="both"/>
+        <w:rPr>
+          <w:rFonts w:ascii="Times New Roman" w:hAnsi="Times New Roman" w:cs="Times New Roman"/>
+        </w:rPr>
+      </w:pPr>
+      <w:r>
+        <w:rPr>
+          <w:rFonts w:ascii="Times New Roman" w:hAnsi="Times New Roman" w:cs="Times New Roman"/>
+        </w:rPr>
+        <w:t xml:space="preserve">Badge </w:t>
+      </w:r>
+      <w:proofErr w:type="spellStart"/>
+      <w:r>
+        <w:rPr>
+          <w:rFonts w:ascii="Times New Roman" w:hAnsi="Times New Roman" w:cs="Times New Roman"/>
+        </w:rPr>
+        <w:t>jumlah</w:t>
+      </w:r>
+      <w:proofErr w:type="spellEnd"/>
+      <w:r>
+        <w:rPr>
+          <w:rFonts w:ascii="Times New Roman" w:hAnsi="Times New Roman" w:cs="Times New Roman"/>
+        </w:rPr>
+        <w:t xml:space="preserve"> </w:t>
+      </w:r>
+      <w:proofErr w:type="spellStart"/>
+      <w:r>
+        <w:rPr>
+          <w:rFonts w:ascii="Times New Roman" w:hAnsi="Times New Roman" w:cs="Times New Roman"/>
+        </w:rPr>
+        <w:t>pengajuan</w:t>
+      </w:r>
+      <w:proofErr w:type="spellEnd"/>
+      <w:r>
+        <w:rPr>
+          <w:rFonts w:ascii="Times New Roman" w:hAnsi="Times New Roman" w:cs="Times New Roman"/>
+        </w:rPr>
+        <w:t xml:space="preserve"> </w:t>
+      </w:r>
+      <w:proofErr w:type="spellStart"/>
+      <w:r>
+        <w:rPr>
+          <w:rFonts w:ascii="Times New Roman" w:hAnsi="Times New Roman" w:cs="Times New Roman"/>
+        </w:rPr>
+        <w:t>ditampilkan</w:t>
+      </w:r>
+      <w:proofErr w:type="spellEnd"/>
+      <w:r>
+        <w:rPr>
+          <w:rFonts w:ascii="Times New Roman" w:hAnsi="Times New Roman" w:cs="Times New Roman"/>
+        </w:rPr>
+        <w:t xml:space="preserve"> pada ikon </w:t>
+      </w:r>
+      <w:proofErr w:type="spellStart"/>
+      <w:r>
+        <w:rPr>
+          <w:rFonts w:ascii="Times New Roman" w:hAnsi="Times New Roman" w:cs="Times New Roman"/>
+        </w:rPr>
+        <w:t>navigasi</w:t>
+      </w:r>
+      <w:proofErr w:type="spellEnd"/>
+      <w:r>
+        <w:rPr>
+          <w:rFonts w:ascii="Times New Roman" w:hAnsi="Times New Roman" w:cs="Times New Roman"/>
+        </w:rPr>
+        <w:t xml:space="preserve"> Warga agar </w:t>
+      </w:r>
+      <w:proofErr w:type="spellStart"/>
+      <w:r>
+        <w:rPr>
+          <w:rFonts w:ascii="Times New Roman" w:hAnsi="Times New Roman" w:cs="Times New Roman"/>
+        </w:rPr>
+        <w:t>pengguna</w:t>
+      </w:r>
+      <w:proofErr w:type="spellEnd"/>
+      <w:r>
+        <w:rPr>
+          <w:rFonts w:ascii="Times New Roman" w:hAnsi="Times New Roman" w:cs="Times New Roman"/>
+        </w:rPr>
+        <w:t xml:space="preserve"> </w:t>
+      </w:r>
+      <w:proofErr w:type="spellStart"/>
+      <w:r>
+        <w:rPr>
+          <w:rFonts w:ascii="Times New Roman" w:hAnsi="Times New Roman" w:cs="Times New Roman"/>
+        </w:rPr>
+        <w:t>dapat</w:t>
+      </w:r>
+      <w:proofErr w:type="spellEnd"/>
+      <w:r>
+        <w:rPr>
+          <w:rFonts w:ascii="Times New Roman" w:hAnsi="Times New Roman" w:cs="Times New Roman"/>
+        </w:rPr>
+        <w:t xml:space="preserve"> </w:t>
+      </w:r>
+      <w:proofErr w:type="spellStart"/>
+      <w:r>
+        <w:rPr>
+          <w:rFonts w:ascii="Times New Roman" w:hAnsi="Times New Roman" w:cs="Times New Roman"/>
+        </w:rPr>
+        <w:t>mengetahui</w:t>
+      </w:r>
+      <w:proofErr w:type="spellEnd"/>
+      <w:r>
+        <w:rPr>
+          <w:rFonts w:ascii="Times New Roman" w:hAnsi="Times New Roman" w:cs="Times New Roman"/>
+        </w:rPr>
+        <w:t xml:space="preserve"> </w:t>
+      </w:r>
+      <w:proofErr w:type="spellStart"/>
+      <w:r>
+        <w:rPr>
+          <w:rFonts w:ascii="Times New Roman" w:hAnsi="Times New Roman" w:cs="Times New Roman"/>
+        </w:rPr>
+        <w:t>jumlah</w:t>
+      </w:r>
+      <w:proofErr w:type="spellEnd"/>
+      <w:r>
+        <w:rPr>
+          <w:rFonts w:ascii="Times New Roman" w:hAnsi="Times New Roman" w:cs="Times New Roman"/>
+        </w:rPr>
+        <w:t xml:space="preserve"> </w:t>
+      </w:r>
+      <w:proofErr w:type="spellStart"/>
+      <w:r>
+        <w:rPr>
+          <w:rFonts w:ascii="Times New Roman" w:hAnsi="Times New Roman" w:cs="Times New Roman"/>
+        </w:rPr>
+        <w:t>layanan</w:t>
+      </w:r>
+      <w:proofErr w:type="spellEnd"/>
+      <w:r>
+        <w:rPr>
+          <w:rFonts w:ascii="Times New Roman" w:hAnsi="Times New Roman" w:cs="Times New Roman"/>
+        </w:rPr>
+        <w:t xml:space="preserve"> yang </w:t>
+      </w:r>
+      <w:proofErr w:type="spellStart"/>
+      <w:r>
+        <w:rPr>
+          <w:rFonts w:ascii="Times New Roman" w:hAnsi="Times New Roman" w:cs="Times New Roman"/>
+        </w:rPr>
+        <w:t>sedang</w:t>
+      </w:r>
+      <w:proofErr w:type="spellEnd"/>
+      <w:r>
+        <w:rPr>
+          <w:rFonts w:ascii="Times New Roman" w:hAnsi="Times New Roman" w:cs="Times New Roman"/>
+        </w:rPr>
+        <w:t xml:space="preserve"> </w:t>
+      </w:r>
+      <w:proofErr w:type="spellStart"/>
+      <w:r>
+        <w:rPr>
+          <w:rFonts w:ascii="Times New Roman" w:hAnsi="Times New Roman" w:cs="Times New Roman"/>
+        </w:rPr>
+        <w:t>diajukan</w:t>
+      </w:r>
+      <w:proofErr w:type="spellEnd"/>
+      <w:r>
+        <w:rPr>
+          <w:rFonts w:ascii="Times New Roman" w:hAnsi="Times New Roman" w:cs="Times New Roman"/>
+        </w:rPr>
+        <w:t xml:space="preserve"> </w:t>
+      </w:r>
+      <w:proofErr w:type="spellStart"/>
+      <w:r>
+        <w:rPr>
+          <w:rFonts w:ascii="Times New Roman" w:hAnsi="Times New Roman" w:cs="Times New Roman"/>
+        </w:rPr>
+        <w:t>meskipun</w:t>
+      </w:r>
+      <w:proofErr w:type="spellEnd"/>
+      <w:r>
+        <w:rPr>
+          <w:rFonts w:ascii="Times New Roman" w:hAnsi="Times New Roman" w:cs="Times New Roman"/>
+        </w:rPr>
+        <w:t xml:space="preserve"> </w:t>
+      </w:r>
+      <w:proofErr w:type="spellStart"/>
+      <w:r>
+        <w:rPr>
+          <w:rFonts w:ascii="Times New Roman" w:hAnsi="Times New Roman" w:cs="Times New Roman"/>
+        </w:rPr>
+        <w:t>sedang</w:t>
+      </w:r>
+      <w:proofErr w:type="spellEnd"/>
+      <w:r>
+        <w:rPr>
+          <w:rFonts w:ascii="Times New Roman" w:hAnsi="Times New Roman" w:cs="Times New Roman"/>
+        </w:rPr>
+        <w:t xml:space="preserve"> </w:t>
+      </w:r>
+      <w:proofErr w:type="spellStart"/>
+      <w:r>
+        <w:rPr>
+          <w:rFonts w:ascii="Times New Roman" w:hAnsi="Times New Roman" w:cs="Times New Roman"/>
+        </w:rPr>
+        <w:t>berada</w:t>
+      </w:r>
+      <w:proofErr w:type="spellEnd"/>
+      <w:r>
+        <w:rPr>
+          <w:rFonts w:ascii="Times New Roman" w:hAnsi="Times New Roman" w:cs="Times New Roman"/>
+        </w:rPr>
+        <w:t xml:space="preserve"> di </w:t>
+      </w:r>
+      <w:proofErr w:type="spellStart"/>
+      <w:r>
+        <w:rPr>
+          <w:rFonts w:ascii="Times New Roman" w:hAnsi="Times New Roman" w:cs="Times New Roman"/>
+        </w:rPr>
+        <w:t>halaman</w:t>
+      </w:r>
+      <w:proofErr w:type="spellEnd"/>
+      <w:r>
+        <w:rPr>
+          <w:rFonts w:ascii="Times New Roman" w:hAnsi="Times New Roman" w:cs="Times New Roman"/>
+        </w:rPr>
+        <w:t xml:space="preserve"> lain. </w:t>
+      </w:r>
+      <w:proofErr w:type="spellStart"/>
+      <w:r>
+        <w:rPr>
+          <w:rFonts w:ascii="Times New Roman" w:hAnsi="Times New Roman" w:cs="Times New Roman"/>
+        </w:rPr>
+        <w:t>BlocSelector</w:t>
+      </w:r>
+      <w:proofErr w:type="spellEnd"/>
+      <w:r>
+        <w:rPr>
+          <w:rFonts w:ascii="Times New Roman" w:hAnsi="Times New Roman" w:cs="Times New Roman"/>
+        </w:rPr>
+        <w:t xml:space="preserve"> </w:t>
+      </w:r>
+      <w:proofErr w:type="spellStart"/>
+      <w:r>
+        <w:rPr>
+          <w:rFonts w:ascii="Times New Roman" w:hAnsi="Times New Roman" w:cs="Times New Roman"/>
+        </w:rPr>
+        <w:t>digunakan</w:t>
+      </w:r>
+      <w:proofErr w:type="spellEnd"/>
+      <w:r>
+        <w:rPr>
+          <w:rFonts w:ascii="Times New Roman" w:hAnsi="Times New Roman" w:cs="Times New Roman"/>
+        </w:rPr>
+        <w:t xml:space="preserve"> </w:t>
+      </w:r>
+      <w:proofErr w:type="spellStart"/>
+      <w:r>
+        <w:rPr>
+          <w:rFonts w:ascii="Times New Roman" w:hAnsi="Times New Roman" w:cs="Times New Roman"/>
+        </w:rPr>
+        <w:t>untuk</w:t>
+      </w:r>
+      <w:proofErr w:type="spellEnd"/>
+      <w:r>
+        <w:rPr>
+          <w:rFonts w:ascii="Times New Roman" w:hAnsi="Times New Roman" w:cs="Times New Roman"/>
+        </w:rPr>
+        <w:t xml:space="preserve"> </w:t>
+      </w:r>
+      <w:proofErr w:type="spellStart"/>
+      <w:r>
+        <w:rPr>
+          <w:rFonts w:ascii="Times New Roman" w:hAnsi="Times New Roman" w:cs="Times New Roman"/>
+        </w:rPr>
+        <w:t>mengambil</w:t>
+      </w:r>
+      <w:proofErr w:type="spellEnd"/>
+      <w:r>
+        <w:rPr>
+          <w:rFonts w:ascii="Times New Roman" w:hAnsi="Times New Roman" w:cs="Times New Roman"/>
+        </w:rPr>
+        <w:t xml:space="preserve"> </w:t>
+      </w:r>
+      <w:proofErr w:type="spellStart"/>
+      <w:r>
+        <w:rPr>
+          <w:rFonts w:ascii="Times New Roman" w:hAnsi="Times New Roman" w:cs="Times New Roman"/>
+        </w:rPr>
+        <w:t>jumlah</w:t>
+      </w:r>
+      <w:proofErr w:type="spellEnd"/>
+      <w:r>
+        <w:rPr>
+          <w:rFonts w:ascii="Times New Roman" w:hAnsi="Times New Roman" w:cs="Times New Roman"/>
+        </w:rPr>
+        <w:t xml:space="preserve"> </w:t>
+      </w:r>
+      <w:proofErr w:type="spellStart"/>
+      <w:r>
+        <w:rPr>
+          <w:rFonts w:ascii="Times New Roman" w:hAnsi="Times New Roman" w:cs="Times New Roman"/>
+        </w:rPr>
+        <w:t>pengajuan</w:t>
+      </w:r>
+      <w:proofErr w:type="spellEnd"/>
+      <w:r>
+        <w:rPr>
+          <w:rFonts w:ascii="Times New Roman" w:hAnsi="Times New Roman" w:cs="Times New Roman"/>
+        </w:rPr>
+        <w:t xml:space="preserve"> dan </w:t>
+      </w:r>
+      <w:proofErr w:type="spellStart"/>
+      <w:r>
+        <w:rPr>
+          <w:rFonts w:ascii="Times New Roman" w:hAnsi="Times New Roman" w:cs="Times New Roman"/>
+        </w:rPr>
+        <w:t>memperbarui</w:t>
+      </w:r>
+      <w:proofErr w:type="spellEnd"/>
+      <w:r>
+        <w:rPr>
+          <w:rFonts w:ascii="Times New Roman" w:hAnsi="Times New Roman" w:cs="Times New Roman"/>
+        </w:rPr>
+        <w:t xml:space="preserve"> </w:t>
+      </w:r>
+      <w:proofErr w:type="spellStart"/>
+      <w:r>
+        <w:rPr>
+          <w:rFonts w:ascii="Times New Roman" w:hAnsi="Times New Roman" w:cs="Times New Roman"/>
+        </w:rPr>
+        <w:t>bagian</w:t>
+      </w:r>
+      <w:proofErr w:type="spellEnd"/>
+      <w:r>
+        <w:rPr>
+          <w:rFonts w:ascii="Times New Roman" w:hAnsi="Times New Roman" w:cs="Times New Roman"/>
+        </w:rPr>
+        <w:t xml:space="preserve"> badge </w:t>
+      </w:r>
+      <w:proofErr w:type="spellStart"/>
+      <w:r>
+        <w:rPr>
+          <w:rFonts w:ascii="Times New Roman" w:hAnsi="Times New Roman" w:cs="Times New Roman"/>
+        </w:rPr>
+        <w:t>ketika</w:t>
+      </w:r>
+      <w:proofErr w:type="spellEnd"/>
+      <w:r>
+        <w:rPr>
+          <w:rFonts w:ascii="Times New Roman" w:hAnsi="Times New Roman" w:cs="Times New Roman"/>
+        </w:rPr>
+        <w:t xml:space="preserve"> </w:t>
+      </w:r>
+      <w:proofErr w:type="spellStart"/>
+      <w:r>
+        <w:rPr>
+          <w:rFonts w:ascii="Times New Roman" w:hAnsi="Times New Roman" w:cs="Times New Roman"/>
+        </w:rPr>
+        <w:t>nilainya</w:t>
+      </w:r>
+      <w:proofErr w:type="spellEnd"/>
+      <w:r>
+        <w:rPr>
+          <w:rFonts w:ascii="Times New Roman" w:hAnsi="Times New Roman" w:cs="Times New Roman"/>
+        </w:rPr>
+        <w:t xml:space="preserve"> </w:t>
+      </w:r>
+      <w:proofErr w:type="spellStart"/>
+      <w:r>
+        <w:rPr>
+          <w:rFonts w:ascii="Times New Roman" w:hAnsi="Times New Roman" w:cs="Times New Roman"/>
+        </w:rPr>
+        <w:t>berubah</w:t>
+      </w:r>
+      <w:proofErr w:type="spellEnd"/>
+      <w:r>
+        <w:rPr>
+          <w:rFonts w:ascii="Times New Roman" w:hAnsi="Times New Roman" w:cs="Times New Roman"/>
+        </w:rPr>
+        <w:t>.</w:t>
+      </w:r>
+    </w:p>
+    <w:p>
+      <w:pPr>
+        <w:pStyle w:val="ListParagraph"/>
+        <w:numPr>
+          <w:ilvl w:val="0"/>
+          <w:numId w:val="42"/>
+        </w:numPr>
+        <w:jc w:val="both"/>
+        <w:rPr>
+          <w:rFonts w:ascii="Times New Roman" w:hAnsi="Times New Roman" w:cs="Times New Roman"/>
+        </w:rPr>
+      </w:pPr>
+      <w:proofErr w:type="spellStart"/>
+      <w:r>
+        <w:rPr>
+          <w:rFonts w:ascii="Times New Roman" w:hAnsi="Times New Roman" w:cs="Times New Roman"/>
+        </w:rPr>
+        <w:t>Menerapkan</w:t>
+      </w:r>
+      <w:proofErr w:type="spellEnd"/>
+      <w:r>
+        <w:rPr>
+          <w:rFonts w:ascii="Times New Roman" w:hAnsi="Times New Roman" w:cs="Times New Roman"/>
+        </w:rPr>
+        <w:t xml:space="preserve"> </w:t>
+      </w:r>
+      <w:proofErr w:type="spellStart"/>
+      <w:r>
+        <w:rPr>
+          <w:rFonts w:ascii="Times New Roman" w:hAnsi="Times New Roman" w:cs="Times New Roman"/>
+        </w:rPr>
+        <w:t>Navigasi</w:t>
+      </w:r>
+      <w:proofErr w:type="spellEnd"/>
+      <w:r>
+        <w:rPr>
+          <w:rFonts w:ascii="Times New Roman" w:hAnsi="Times New Roman" w:cs="Times New Roman"/>
+        </w:rPr>
+        <w:t xml:space="preserve"> </w:t>
+      </w:r>
+      <w:proofErr w:type="spellStart"/>
+      <w:r>
+        <w:rPr>
+          <w:rFonts w:ascii="Times New Roman" w:hAnsi="Times New Roman" w:cs="Times New Roman"/>
+        </w:rPr>
+        <w:t>Adaptif</w:t>
+      </w:r>
+      <w:proofErr w:type="spellEnd"/>
+      <w:r>
+        <w:rPr>
+          <w:rFonts w:ascii="Times New Roman" w:hAnsi="Times New Roman" w:cs="Times New Roman"/>
+        </w:rPr>
+        <w:t xml:space="preserve"> dan </w:t>
+      </w:r>
+      <w:proofErr w:type="spellStart"/>
+      <w:r>
+        <w:rPr>
+          <w:rFonts w:ascii="Times New Roman" w:hAnsi="Times New Roman" w:cs="Times New Roman"/>
+        </w:rPr>
+        <w:t>Melakukan</w:t>
+      </w:r>
+      <w:proofErr w:type="spellEnd"/>
+      <w:r>
+        <w:rPr>
+          <w:rFonts w:ascii="Times New Roman" w:hAnsi="Times New Roman" w:cs="Times New Roman"/>
+        </w:rPr>
+        <w:t xml:space="preserve"> </w:t>
+      </w:r>
+      <w:proofErr w:type="spellStart"/>
+      <w:r>
+        <w:rPr>
+          <w:rFonts w:ascii="Times New Roman" w:hAnsi="Times New Roman" w:cs="Times New Roman"/>
+        </w:rPr>
+        <w:t>Pengujian</w:t>
+      </w:r>
+      <w:proofErr w:type="spellEnd"/>
+    </w:p>
+    <w:p>
+      <w:pPr>
+        <w:pStyle w:val="ListParagraph"/>
+        <w:jc w:val="both"/>
+        <w:rPr>
+          <w:rFonts w:ascii="Times New Roman" w:hAnsi="Times New Roman" w:cs="Times New Roman"/>
+        </w:rPr>
+      </w:pPr>
+      <w:proofErr w:type="spellStart"/>
+      <w:r>
+        <w:rPr>
+          <w:rFonts w:ascii="Times New Roman" w:hAnsi="Times New Roman" w:cs="Times New Roman"/>
+        </w:rPr>
+        <w:t>Kerangka</w:t>
+      </w:r>
+      <w:proofErr w:type="spellEnd"/>
+      <w:r>
+        <w:rPr>
+          <w:rFonts w:ascii="Times New Roman" w:hAnsi="Times New Roman" w:cs="Times New Roman"/>
+        </w:rPr>
+        <w:t xml:space="preserve"> </w:t>
+      </w:r>
+      <w:proofErr w:type="spellStart"/>
+      <w:r>
+        <w:rPr>
+          <w:rFonts w:ascii="Times New Roman" w:hAnsi="Times New Roman" w:cs="Times New Roman"/>
+        </w:rPr>
+        <w:t>navigasi</w:t>
+      </w:r>
+      <w:proofErr w:type="spellEnd"/>
+      <w:r>
+        <w:rPr>
+          <w:rFonts w:ascii="Times New Roman" w:hAnsi="Times New Roman" w:cs="Times New Roman"/>
+        </w:rPr>
+        <w:t xml:space="preserve"> </w:t>
+      </w:r>
+      <w:proofErr w:type="spellStart"/>
+      <w:r>
+        <w:rPr>
+          <w:rFonts w:ascii="Times New Roman" w:hAnsi="Times New Roman" w:cs="Times New Roman"/>
+        </w:rPr>
+        <w:t>disesuaikan</w:t>
+      </w:r>
+      <w:proofErr w:type="spellEnd"/>
+      <w:r>
+        <w:rPr>
+          <w:rFonts w:ascii="Times New Roman" w:hAnsi="Times New Roman" w:cs="Times New Roman"/>
+        </w:rPr>
+        <w:t xml:space="preserve"> agar </w:t>
+      </w:r>
+      <w:proofErr w:type="spellStart"/>
+      <w:r>
+        <w:rPr>
+          <w:rFonts w:ascii="Times New Roman" w:hAnsi="Times New Roman" w:cs="Times New Roman"/>
+        </w:rPr>
+        <w:t>menggunakan</w:t>
+      </w:r>
+      <w:proofErr w:type="spellEnd"/>
+      <w:r>
+        <w:rPr>
+          <w:rFonts w:ascii="Times New Roman" w:hAnsi="Times New Roman" w:cs="Times New Roman"/>
+        </w:rPr>
+        <w:t xml:space="preserve"> </w:t>
+      </w:r>
+      <w:proofErr w:type="spellStart"/>
+      <w:r>
+        <w:rPr>
+          <w:rFonts w:ascii="Times New Roman" w:hAnsi="Times New Roman" w:cs="Times New Roman"/>
+        </w:rPr>
+        <w:t>NavigationBar</w:t>
+      </w:r>
+      <w:proofErr w:type="spellEnd"/>
+      <w:r>
+        <w:rPr>
+          <w:rFonts w:ascii="Times New Roman" w:hAnsi="Times New Roman" w:cs="Times New Roman"/>
+        </w:rPr>
+        <w:t xml:space="preserve"> pada </w:t>
+      </w:r>
+      <w:proofErr w:type="spellStart"/>
+      <w:r>
+        <w:rPr>
+          <w:rFonts w:ascii="Times New Roman" w:hAnsi="Times New Roman" w:cs="Times New Roman"/>
+        </w:rPr>
+        <w:t>layar</w:t>
+      </w:r>
+      <w:proofErr w:type="spellEnd"/>
+      <w:r>
+        <w:rPr>
+          <w:rFonts w:ascii="Times New Roman" w:hAnsi="Times New Roman" w:cs="Times New Roman"/>
+        </w:rPr>
+        <w:t xml:space="preserve"> </w:t>
+      </w:r>
+      <w:proofErr w:type="spellStart"/>
+      <w:r>
+        <w:rPr>
+          <w:rFonts w:ascii="Times New Roman" w:hAnsi="Times New Roman" w:cs="Times New Roman"/>
+        </w:rPr>
+        <w:t>sempit</w:t>
+      </w:r>
+      <w:proofErr w:type="spellEnd"/>
+      <w:r>
+        <w:rPr>
+          <w:rFonts w:ascii="Times New Roman" w:hAnsi="Times New Roman" w:cs="Times New Roman"/>
+        </w:rPr>
+        <w:t xml:space="preserve"> </w:t>
+      </w:r>
+      <w:proofErr w:type="spellStart"/>
+      <w:r>
+        <w:rPr>
+          <w:rFonts w:ascii="Times New Roman" w:hAnsi="Times New Roman" w:cs="Times New Roman"/>
+        </w:rPr>
+        <w:t>serta</w:t>
+      </w:r>
+      <w:proofErr w:type="spellEnd"/>
+      <w:r>
+        <w:rPr>
+          <w:rFonts w:ascii="Times New Roman" w:hAnsi="Times New Roman" w:cs="Times New Roman"/>
+        </w:rPr>
+        <w:t xml:space="preserve"> </w:t>
+      </w:r>
+      <w:proofErr w:type="spellStart"/>
+      <w:r>
+        <w:rPr>
+          <w:rFonts w:ascii="Times New Roman" w:hAnsi="Times New Roman" w:cs="Times New Roman"/>
+        </w:rPr>
+        <w:t>NavigationRail</w:t>
+      </w:r>
+      <w:proofErr w:type="spellEnd"/>
+      <w:r>
+        <w:rPr>
+          <w:rFonts w:ascii="Times New Roman" w:hAnsi="Times New Roman" w:cs="Times New Roman"/>
+        </w:rPr>
+        <w:t xml:space="preserve"> pada </w:t>
+      </w:r>
+      <w:proofErr w:type="spellStart"/>
+      <w:r>
+        <w:rPr>
+          <w:rFonts w:ascii="Times New Roman" w:hAnsi="Times New Roman" w:cs="Times New Roman"/>
+        </w:rPr>
+        <w:t>layar</w:t>
+      </w:r>
+      <w:proofErr w:type="spellEnd"/>
+      <w:r>
+        <w:rPr>
+          <w:rFonts w:ascii="Times New Roman" w:hAnsi="Times New Roman" w:cs="Times New Roman"/>
+        </w:rPr>
+        <w:t xml:space="preserve"> yang </w:t>
+      </w:r>
+      <w:proofErr w:type="spellStart"/>
+      <w:r>
+        <w:rPr>
+          <w:rFonts w:ascii="Times New Roman" w:hAnsi="Times New Roman" w:cs="Times New Roman"/>
+        </w:rPr>
+        <w:t>lebih</w:t>
+      </w:r>
+      <w:proofErr w:type="spellEnd"/>
+      <w:r>
+        <w:rPr>
+          <w:rFonts w:ascii="Times New Roman" w:hAnsi="Times New Roman" w:cs="Times New Roman"/>
+        </w:rPr>
+        <w:t xml:space="preserve"> </w:t>
+      </w:r>
+      <w:proofErr w:type="spellStart"/>
+      <w:r>
+        <w:rPr>
+          <w:rFonts w:ascii="Times New Roman" w:hAnsi="Times New Roman" w:cs="Times New Roman"/>
+        </w:rPr>
+        <w:t>lebar</w:t>
+      </w:r>
+      <w:proofErr w:type="spellEnd"/>
+      <w:r>
+        <w:rPr>
+          <w:rFonts w:ascii="Times New Roman" w:hAnsi="Times New Roman" w:cs="Times New Roman"/>
+        </w:rPr>
+        <w:t xml:space="preserve">. </w:t>
+      </w:r>
+      <w:proofErr w:type="spellStart"/>
+      <w:r>
+        <w:rPr>
+          <w:rFonts w:ascii="Times New Roman" w:hAnsi="Times New Roman" w:cs="Times New Roman"/>
+        </w:rPr>
+        <w:t>Setelah</w:t>
+      </w:r>
+      <w:proofErr w:type="spellEnd"/>
+      <w:r>
+        <w:rPr>
+          <w:rFonts w:ascii="Times New Roman" w:hAnsi="Times New Roman" w:cs="Times New Roman"/>
+        </w:rPr>
+        <w:t xml:space="preserve"> </w:t>
+      </w:r>
+      <w:proofErr w:type="spellStart"/>
+      <w:r>
+        <w:rPr>
+          <w:rFonts w:ascii="Times New Roman" w:hAnsi="Times New Roman" w:cs="Times New Roman"/>
+        </w:rPr>
+        <w:t>seluruh</w:t>
+      </w:r>
+      <w:proofErr w:type="spellEnd"/>
+      <w:r>
+        <w:rPr>
+          <w:rFonts w:ascii="Times New Roman" w:hAnsi="Times New Roman" w:cs="Times New Roman"/>
+        </w:rPr>
+        <w:t xml:space="preserve"> </w:t>
+      </w:r>
+      <w:proofErr w:type="spellStart"/>
+      <w:r>
+        <w:rPr>
+          <w:rFonts w:ascii="Times New Roman" w:hAnsi="Times New Roman" w:cs="Times New Roman"/>
+        </w:rPr>
+        <w:t>fitur</w:t>
+      </w:r>
+      <w:proofErr w:type="spellEnd"/>
+      <w:r>
+        <w:rPr>
+          <w:rFonts w:ascii="Times New Roman" w:hAnsi="Times New Roman" w:cs="Times New Roman"/>
+        </w:rPr>
+        <w:t xml:space="preserve"> </w:t>
+      </w:r>
+      <w:proofErr w:type="spellStart"/>
+      <w:r>
+        <w:rPr>
+          <w:rFonts w:ascii="Times New Roman" w:hAnsi="Times New Roman" w:cs="Times New Roman"/>
+        </w:rPr>
+        <w:t>diimplementasikan</w:t>
+      </w:r>
+      <w:proofErr w:type="spellEnd"/>
+      <w:r>
+        <w:rPr>
+          <w:rFonts w:ascii="Times New Roman" w:hAnsi="Times New Roman" w:cs="Times New Roman"/>
+        </w:rPr>
+        <w:t xml:space="preserve">, </w:t>
+      </w:r>
+      <w:proofErr w:type="spellStart"/>
+      <w:r>
+        <w:rPr>
+          <w:rFonts w:ascii="Times New Roman" w:hAnsi="Times New Roman" w:cs="Times New Roman"/>
+        </w:rPr>
+        <w:t>dilakukan</w:t>
+      </w:r>
+      <w:proofErr w:type="spellEnd"/>
+      <w:r>
+        <w:rPr>
+          <w:rFonts w:ascii="Times New Roman" w:hAnsi="Times New Roman" w:cs="Times New Roman"/>
+        </w:rPr>
+        <w:t xml:space="preserve"> </w:t>
+      </w:r>
+      <w:proofErr w:type="spellStart"/>
+      <w:r>
+        <w:rPr>
+          <w:rFonts w:ascii="Times New Roman" w:hAnsi="Times New Roman" w:cs="Times New Roman"/>
+        </w:rPr>
+        <w:t>pemeriksaan</w:t>
+      </w:r>
+      <w:proofErr w:type="spellEnd"/>
+      <w:r>
+        <w:rPr>
+          <w:rFonts w:ascii="Times New Roman" w:hAnsi="Times New Roman" w:cs="Times New Roman"/>
+        </w:rPr>
+        <w:t xml:space="preserve"> </w:t>
+      </w:r>
+      <w:proofErr w:type="spellStart"/>
+      <w:r>
+        <w:rPr>
+          <w:rFonts w:ascii="Times New Roman" w:hAnsi="Times New Roman" w:cs="Times New Roman"/>
+        </w:rPr>
+        <w:t>kode</w:t>
+      </w:r>
+      <w:proofErr w:type="spellEnd"/>
+      <w:r>
+        <w:rPr>
+          <w:rFonts w:ascii="Times New Roman" w:hAnsi="Times New Roman" w:cs="Times New Roman"/>
+        </w:rPr>
+        <w:t xml:space="preserve"> </w:t>
+      </w:r>
+      <w:proofErr w:type="spellStart"/>
+      <w:r>
+        <w:rPr>
+          <w:rFonts w:ascii="Times New Roman" w:hAnsi="Times New Roman" w:cs="Times New Roman"/>
+        </w:rPr>
+        <w:t>menggunakan</w:t>
+      </w:r>
+      <w:proofErr w:type="spellEnd"/>
+      <w:r>
+        <w:rPr>
+          <w:rFonts w:ascii="Times New Roman" w:hAnsi="Times New Roman" w:cs="Times New Roman"/>
+        </w:rPr>
+        <w:t xml:space="preserve"> </w:t>
+      </w:r>
+      <w:proofErr w:type="spellStart"/>
+      <w:r>
+        <w:rPr>
+          <w:rFonts w:ascii="Times New Roman" w:hAnsi="Times New Roman" w:cs="Times New Roman"/>
+        </w:rPr>
+        <w:t>perintah</w:t>
+      </w:r>
+      <w:proofErr w:type="spellEnd"/>
+      <w:r>
+        <w:rPr>
+          <w:rFonts w:ascii="Times New Roman" w:hAnsi="Times New Roman" w:cs="Times New Roman"/>
+        </w:rPr>
+        <w:t xml:space="preserve"> flutter analyze, </w:t>
+      </w:r>
+      <w:proofErr w:type="spellStart"/>
+      <w:r>
+        <w:rPr>
+          <w:rFonts w:ascii="Times New Roman" w:hAnsi="Times New Roman" w:cs="Times New Roman"/>
+        </w:rPr>
+        <w:t>kemudian</w:t>
+      </w:r>
+      <w:proofErr w:type="spellEnd"/>
+      <w:r>
+        <w:rPr>
+          <w:rFonts w:ascii="Times New Roman" w:hAnsi="Times New Roman" w:cs="Times New Roman"/>
+        </w:rPr>
+        <w:t xml:space="preserve"> </w:t>
+      </w:r>
+      <w:proofErr w:type="spellStart"/>
+      <w:r>
+        <w:rPr>
+          <w:rFonts w:ascii="Times New Roman" w:hAnsi="Times New Roman" w:cs="Times New Roman"/>
+        </w:rPr>
+        <w:t>aplikasi</w:t>
+      </w:r>
+      <w:proofErr w:type="spellEnd"/>
+      <w:r>
+        <w:rPr>
+          <w:rFonts w:ascii="Times New Roman" w:hAnsi="Times New Roman" w:cs="Times New Roman"/>
+        </w:rPr>
+        <w:t xml:space="preserve"> </w:t>
+      </w:r>
+      <w:proofErr w:type="spellStart"/>
+      <w:r>
+        <w:rPr>
+          <w:rFonts w:ascii="Times New Roman" w:hAnsi="Times New Roman" w:cs="Times New Roman"/>
+        </w:rPr>
+        <w:t>dijalankan</w:t>
+      </w:r>
+      <w:proofErr w:type="spellEnd"/>
+      <w:r>
+        <w:rPr>
+          <w:rFonts w:ascii="Times New Roman" w:hAnsi="Times New Roman" w:cs="Times New Roman"/>
+        </w:rPr>
+        <w:t xml:space="preserve"> </w:t>
+      </w:r>
+      <w:proofErr w:type="spellStart"/>
+      <w:r>
+        <w:rPr>
+          <w:rFonts w:ascii="Times New Roman" w:hAnsi="Times New Roman" w:cs="Times New Roman"/>
+        </w:rPr>
+        <w:t>menggunakan</w:t>
+      </w:r>
+      <w:proofErr w:type="spellEnd"/>
+      <w:r>
+        <w:rPr>
+          <w:rFonts w:ascii="Times New Roman" w:hAnsi="Times New Roman" w:cs="Times New Roman"/>
+        </w:rPr>
+        <w:t xml:space="preserve"> flutter run. </w:t>
+      </w:r>
+      <w:proofErr w:type="spellStart"/>
+      <w:r>
+        <w:rPr>
+          <w:rFonts w:ascii="Times New Roman" w:hAnsi="Times New Roman" w:cs="Times New Roman"/>
+        </w:rPr>
+        <w:t>Pengujian</w:t>
+      </w:r>
+      <w:proofErr w:type="spellEnd"/>
+      <w:r>
+        <w:rPr>
+          <w:rFonts w:ascii="Times New Roman" w:hAnsi="Times New Roman" w:cs="Times New Roman"/>
+        </w:rPr>
+        <w:t xml:space="preserve"> </w:t>
+      </w:r>
+      <w:proofErr w:type="spellStart"/>
+      <w:r>
+        <w:rPr>
+          <w:rFonts w:ascii="Times New Roman" w:hAnsi="Times New Roman" w:cs="Times New Roman"/>
+        </w:rPr>
+        <w:t>dilakukan</w:t>
+      </w:r>
+      <w:proofErr w:type="spellEnd"/>
+      <w:r>
+        <w:rPr>
+          <w:rFonts w:ascii="Times New Roman" w:hAnsi="Times New Roman" w:cs="Times New Roman"/>
+        </w:rPr>
+        <w:t xml:space="preserve"> </w:t>
+      </w:r>
+      <w:proofErr w:type="spellStart"/>
+      <w:r>
+        <w:rPr>
+          <w:rFonts w:ascii="Times New Roman" w:hAnsi="Times New Roman" w:cs="Times New Roman"/>
+        </w:rPr>
+        <w:t>untuk</w:t>
+      </w:r>
+      <w:proofErr w:type="spellEnd"/>
+      <w:r>
+        <w:rPr>
+          <w:rFonts w:ascii="Times New Roman" w:hAnsi="Times New Roman" w:cs="Times New Roman"/>
+        </w:rPr>
+        <w:t xml:space="preserve"> </w:t>
+      </w:r>
+      <w:proofErr w:type="spellStart"/>
+      <w:r>
+        <w:rPr>
+          <w:rFonts w:ascii="Times New Roman" w:hAnsi="Times New Roman" w:cs="Times New Roman"/>
+        </w:rPr>
+        <w:t>memastikan</w:t>
+      </w:r>
+      <w:proofErr w:type="spellEnd"/>
+      <w:r>
+        <w:rPr>
+          <w:rFonts w:ascii="Times New Roman" w:hAnsi="Times New Roman" w:cs="Times New Roman"/>
+        </w:rPr>
+        <w:t xml:space="preserve"> </w:t>
+      </w:r>
+      <w:proofErr w:type="spellStart"/>
+      <w:r>
+        <w:rPr>
+          <w:rFonts w:ascii="Times New Roman" w:hAnsi="Times New Roman" w:cs="Times New Roman"/>
+        </w:rPr>
+        <w:t>fitur</w:t>
+      </w:r>
+      <w:proofErr w:type="spellEnd"/>
+      <w:r>
+        <w:rPr>
+          <w:rFonts w:ascii="Times New Roman" w:hAnsi="Times New Roman" w:cs="Times New Roman"/>
+        </w:rPr>
+        <w:t xml:space="preserve"> </w:t>
+      </w:r>
+      <w:proofErr w:type="spellStart"/>
+      <w:r>
+        <w:rPr>
+          <w:rFonts w:ascii="Times New Roman" w:hAnsi="Times New Roman" w:cs="Times New Roman"/>
+        </w:rPr>
+        <w:t>favorit</w:t>
+      </w:r>
+      <w:proofErr w:type="spellEnd"/>
+      <w:r>
+        <w:rPr>
+          <w:rFonts w:ascii="Times New Roman" w:hAnsi="Times New Roman" w:cs="Times New Roman"/>
+        </w:rPr>
+        <w:t xml:space="preserve">, </w:t>
+      </w:r>
+      <w:proofErr w:type="spellStart"/>
+      <w:r>
+        <w:rPr>
+          <w:rFonts w:ascii="Times New Roman" w:hAnsi="Times New Roman" w:cs="Times New Roman"/>
+        </w:rPr>
+        <w:t>pengajuan</w:t>
+      </w:r>
+      <w:proofErr w:type="spellEnd"/>
+      <w:r>
+        <w:rPr>
+          <w:rFonts w:ascii="Times New Roman" w:hAnsi="Times New Roman" w:cs="Times New Roman"/>
+        </w:rPr>
+        <w:t xml:space="preserve"> </w:t>
+      </w:r>
+      <w:proofErr w:type="spellStart"/>
+      <w:r>
+        <w:rPr>
+          <w:rFonts w:ascii="Times New Roman" w:hAnsi="Times New Roman" w:cs="Times New Roman"/>
+        </w:rPr>
+        <w:t>layanan</w:t>
+      </w:r>
+      <w:proofErr w:type="spellEnd"/>
+      <w:r>
+        <w:rPr>
+          <w:rFonts w:ascii="Times New Roman" w:hAnsi="Times New Roman" w:cs="Times New Roman"/>
+        </w:rPr>
+        <w:t xml:space="preserve">, </w:t>
+      </w:r>
+      <w:proofErr w:type="spellStart"/>
+      <w:r>
+        <w:rPr>
+          <w:rFonts w:ascii="Times New Roman" w:hAnsi="Times New Roman" w:cs="Times New Roman"/>
+        </w:rPr>
+        <w:t>indikator</w:t>
+      </w:r>
+      <w:proofErr w:type="spellEnd"/>
+      <w:r>
+        <w:rPr>
+          <w:rFonts w:ascii="Times New Roman" w:hAnsi="Times New Roman" w:cs="Times New Roman"/>
+        </w:rPr>
+        <w:t xml:space="preserve"> </w:t>
+      </w:r>
+      <w:proofErr w:type="spellStart"/>
+      <w:r>
+        <w:rPr>
+          <w:rFonts w:ascii="Times New Roman" w:hAnsi="Times New Roman" w:cs="Times New Roman"/>
+        </w:rPr>
+        <w:t>pemuatan</w:t>
+      </w:r>
+      <w:proofErr w:type="spellEnd"/>
+      <w:r>
+        <w:rPr>
+          <w:rFonts w:ascii="Times New Roman" w:hAnsi="Times New Roman" w:cs="Times New Roman"/>
+        </w:rPr>
+        <w:t xml:space="preserve">, badge </w:t>
+      </w:r>
+      <w:proofErr w:type="spellStart"/>
+      <w:r>
+        <w:rPr>
+          <w:rFonts w:ascii="Times New Roman" w:hAnsi="Times New Roman" w:cs="Times New Roman"/>
+        </w:rPr>
+        <w:t>navigasi</w:t>
+      </w:r>
+      <w:proofErr w:type="spellEnd"/>
+      <w:r>
+        <w:rPr>
+          <w:rFonts w:ascii="Times New Roman" w:hAnsi="Times New Roman" w:cs="Times New Roman"/>
+        </w:rPr>
+        <w:t xml:space="preserve">, dan </w:t>
+      </w:r>
+      <w:proofErr w:type="spellStart"/>
+      <w:r>
+        <w:rPr>
+          <w:rFonts w:ascii="Times New Roman" w:hAnsi="Times New Roman" w:cs="Times New Roman"/>
+        </w:rPr>
+        <w:t>pergantian</w:t>
+      </w:r>
+      <w:proofErr w:type="spellEnd"/>
+      <w:r>
+        <w:rPr>
+          <w:rFonts w:ascii="Times New Roman" w:hAnsi="Times New Roman" w:cs="Times New Roman"/>
+        </w:rPr>
+        <w:t xml:space="preserve"> mode </w:t>
+      </w:r>
+      <w:proofErr w:type="spellStart"/>
+      <w:r>
+        <w:rPr>
+          <w:rFonts w:ascii="Times New Roman" w:hAnsi="Times New Roman" w:cs="Times New Roman"/>
+        </w:rPr>
+        <w:t>terang</w:t>
+      </w:r>
+      <w:proofErr w:type="spellEnd"/>
+      <w:r>
+        <w:rPr>
+          <w:rFonts w:ascii="Times New Roman" w:hAnsi="Times New Roman" w:cs="Times New Roman"/>
+        </w:rPr>
+        <w:t xml:space="preserve"> </w:t>
+      </w:r>
+      <w:proofErr w:type="spellStart"/>
+      <w:r>
+        <w:rPr>
+          <w:rFonts w:ascii="Times New Roman" w:hAnsi="Times New Roman" w:cs="Times New Roman"/>
+        </w:rPr>
+        <w:t>serta</w:t>
+      </w:r>
+      <w:proofErr w:type="spellEnd"/>
+      <w:r>
+        <w:rPr>
+          <w:rFonts w:ascii="Times New Roman" w:hAnsi="Times New Roman" w:cs="Times New Roman"/>
+        </w:rPr>
+        <w:t xml:space="preserve"> </w:t>
+      </w:r>
+      <w:proofErr w:type="spellStart"/>
+      <w:r>
+        <w:rPr>
+          <w:rFonts w:ascii="Times New Roman" w:hAnsi="Times New Roman" w:cs="Times New Roman"/>
+        </w:rPr>
+        <w:t>gelap</w:t>
+      </w:r>
+      <w:proofErr w:type="spellEnd"/>
+      <w:r>
+        <w:rPr>
+          <w:rFonts w:ascii="Times New Roman" w:hAnsi="Times New Roman" w:cs="Times New Roman"/>
+        </w:rPr>
+        <w:t xml:space="preserve"> </w:t>
+      </w:r>
+      <w:proofErr w:type="spellStart"/>
+      <w:r>
+        <w:rPr>
+          <w:rFonts w:ascii="Times New Roman" w:hAnsi="Times New Roman" w:cs="Times New Roman"/>
+        </w:rPr>
+        <w:t>berfungsi</w:t>
+      </w:r>
+      <w:proofErr w:type="spellEnd"/>
+      <w:r>
+        <w:rPr>
+          <w:rFonts w:ascii="Times New Roman" w:hAnsi="Times New Roman" w:cs="Times New Roman"/>
+        </w:rPr>
+        <w:t xml:space="preserve"> </w:t>
+      </w:r>
+      <w:proofErr w:type="spellStart"/>
+      <w:r>
+        <w:rPr>
+          <w:rFonts w:ascii="Times New Roman" w:hAnsi="Times New Roman" w:cs="Times New Roman"/>
+        </w:rPr>
+        <w:t>sesuai</w:t>
+      </w:r>
+      <w:proofErr w:type="spellEnd"/>
+      <w:r>
+        <w:rPr>
+          <w:rFonts w:ascii="Times New Roman" w:hAnsi="Times New Roman" w:cs="Times New Roman"/>
+        </w:rPr>
+        <w:t xml:space="preserve"> </w:t>
+      </w:r>
+      <w:proofErr w:type="spellStart"/>
+      <w:r>
+        <w:rPr>
+          <w:rFonts w:ascii="Times New Roman" w:hAnsi="Times New Roman" w:cs="Times New Roman"/>
+        </w:rPr>
+        <w:t>kebutuhan</w:t>
+      </w:r>
+      <w:proofErr w:type="spellEnd"/>
     </w:p>
     <w:p>
       <w:pPr>
@@ -345,6 +4622,205 @@
     <w:p>
       <w:pPr>
         <w:pStyle w:val="ListParagraph"/>
+        <w:jc w:val="both"/>
+        <w:rPr>
+          <w:rFonts w:ascii="Times New Roman" w:hAnsi="Times New Roman" w:cs="Times New Roman"/>
+        </w:rPr>
+      </w:pPr>
+      <w:r>
+        <w:rPr>
+          <w:rFonts w:ascii="Times New Roman" w:hAnsi="Times New Roman" w:cs="Times New Roman"/>
+        </w:rPr>
+        <w:lastRenderedPageBreak/>
+        <w:drawing>
+          <wp:inline distT="0" distB="0" distL="0" distR="0" wp14:anchorId="0CC04E46" wp14:editId="6918FF42">
+            <wp:extent cx="2340429" cy="4314450"/>
+            <wp:effectExtent l="0" t="0" r="3175" b="0"/>
+            <wp:docPr id="339339584" name="Picture 1"/>
+            <wp:cNvGraphicFramePr>
+              <a:graphicFrameLocks xmlns:a="http://schemas.openxmlformats.org/drawingml/2006/main" noChangeAspect="1"/>
+            </wp:cNvGraphicFramePr>
+            <a:graphic xmlns:a="http://schemas.openxmlformats.org/drawingml/2006/main">
+              <a:graphicData uri="http://schemas.openxmlformats.org/drawingml/2006/picture">
+                <pic:pic xmlns:pic="http://schemas.openxmlformats.org/drawingml/2006/picture">
+                  <pic:nvPicPr>
+                    <pic:cNvPr id="339339584" name=""/>
+                    <pic:cNvPicPr/>
+                  </pic:nvPicPr>
+                  <pic:blipFill>
+                    <a:blip r:embed="rId9"/>
+                    <a:stretch>
+                      <a:fillRect/>
+                    </a:stretch>
+                  </pic:blipFill>
+                  <pic:spPr>
+                    <a:xfrm>
+                      <a:off x="0" y="0"/>
+                      <a:ext cx="2341469" cy="4316368"/>
+                    </a:xfrm>
+                    <a:prstGeom prst="rect">
+                      <a:avLst/>
+                    </a:prstGeom>
+                  </pic:spPr>
+                </pic:pic>
+              </a:graphicData>
+            </a:graphic>
+          </wp:inline>
+        </w:drawing>
+      </w:r>
+    </w:p>
+    <w:p>
+      <w:pPr>
+        <w:pStyle w:val="ListParagraph"/>
+        <w:jc w:val="both"/>
+        <w:rPr>
+          <w:rFonts w:ascii="Times New Roman" w:hAnsi="Times New Roman" w:cs="Times New Roman"/>
+        </w:rPr>
+      </w:pPr>
+      <w:r>
+        <w:rPr>
+          <w:rFonts w:ascii="Times New Roman" w:hAnsi="Times New Roman" w:cs="Times New Roman"/>
+        </w:rPr>
+        <w:lastRenderedPageBreak/>
+        <w:drawing>
+          <wp:inline distT="0" distB="0" distL="0" distR="0" wp14:anchorId="45A9EAA2" wp14:editId="3CADC743">
+            <wp:extent cx="2258786" cy="4237192"/>
+            <wp:effectExtent l="0" t="0" r="8255" b="0"/>
+            <wp:docPr id="1660377335" name="Picture 1"/>
+            <wp:cNvGraphicFramePr>
+              <a:graphicFrameLocks xmlns:a="http://schemas.openxmlformats.org/drawingml/2006/main" noChangeAspect="1"/>
+            </wp:cNvGraphicFramePr>
+            <a:graphic xmlns:a="http://schemas.openxmlformats.org/drawingml/2006/main">
+              <a:graphicData uri="http://schemas.openxmlformats.org/drawingml/2006/picture">
+                <pic:pic xmlns:pic="http://schemas.openxmlformats.org/drawingml/2006/picture">
+                  <pic:nvPicPr>
+                    <pic:cNvPr id="1660377335" name=""/>
+                    <pic:cNvPicPr/>
+                  </pic:nvPicPr>
+                  <pic:blipFill>
+                    <a:blip r:embed="rId10"/>
+                    <a:stretch>
+                      <a:fillRect/>
+                    </a:stretch>
+                  </pic:blipFill>
+                  <pic:spPr>
+                    <a:xfrm>
+                      <a:off x="0" y="0"/>
+                      <a:ext cx="2258786" cy="4237192"/>
+                    </a:xfrm>
+                    <a:prstGeom prst="rect">
+                      <a:avLst/>
+                    </a:prstGeom>
+                  </pic:spPr>
+                </pic:pic>
+              </a:graphicData>
+            </a:graphic>
+          </wp:inline>
+        </w:drawing>
+      </w:r>
+    </w:p>
+    <w:p>
+      <w:pPr>
+        <w:pStyle w:val="ListParagraph"/>
+        <w:jc w:val="both"/>
+        <w:rPr>
+          <w:rFonts w:ascii="Times New Roman" w:hAnsi="Times New Roman" w:cs="Times New Roman"/>
+        </w:rPr>
+      </w:pPr>
+      <w:r>
+        <w:rPr>
+          <w:rFonts w:ascii="Times New Roman" w:hAnsi="Times New Roman" w:cs="Times New Roman"/>
+        </w:rPr>
+        <w:lastRenderedPageBreak/>
+        <w:drawing>
+          <wp:inline distT="0" distB="0" distL="0" distR="0" wp14:anchorId="7EC7DF4F" wp14:editId="68A022DD">
+            <wp:extent cx="2062843" cy="3754368"/>
+            <wp:effectExtent l="0" t="0" r="0" b="0"/>
+            <wp:docPr id="2006988823" name="Picture 1"/>
+            <wp:cNvGraphicFramePr>
+              <a:graphicFrameLocks xmlns:a="http://schemas.openxmlformats.org/drawingml/2006/main" noChangeAspect="1"/>
+            </wp:cNvGraphicFramePr>
+            <a:graphic xmlns:a="http://schemas.openxmlformats.org/drawingml/2006/main">
+              <a:graphicData uri="http://schemas.openxmlformats.org/drawingml/2006/picture">
+                <pic:pic xmlns:pic="http://schemas.openxmlformats.org/drawingml/2006/picture">
+                  <pic:nvPicPr>
+                    <pic:cNvPr id="2006988823" name=""/>
+                    <pic:cNvPicPr/>
+                  </pic:nvPicPr>
+                  <pic:blipFill>
+                    <a:blip r:embed="rId11"/>
+                    <a:stretch>
+                      <a:fillRect/>
+                    </a:stretch>
+                  </pic:blipFill>
+                  <pic:spPr>
+                    <a:xfrm>
+                      <a:off x="0" y="0"/>
+                      <a:ext cx="2064572" cy="3757515"/>
+                    </a:xfrm>
+                    <a:prstGeom prst="rect">
+                      <a:avLst/>
+                    </a:prstGeom>
+                  </pic:spPr>
+                </pic:pic>
+              </a:graphicData>
+            </a:graphic>
+          </wp:inline>
+        </w:drawing>
+      </w:r>
+    </w:p>
+    <w:p>
+      <w:pPr>
+        <w:pStyle w:val="ListParagraph"/>
+        <w:jc w:val="both"/>
+        <w:rPr>
+          <w:rFonts w:ascii="Times New Roman" w:hAnsi="Times New Roman" w:cs="Times New Roman"/>
+        </w:rPr>
+      </w:pPr>
+      <w:r>
+        <w:rPr>
+          <w:rFonts w:ascii="Times New Roman" w:hAnsi="Times New Roman" w:cs="Times New Roman"/>
+        </w:rPr>
+        <w:drawing>
+          <wp:inline distT="0" distB="0" distL="0" distR="0" wp14:anchorId="3DB9B766" wp14:editId="1C2E5DA6">
+            <wp:extent cx="1518557" cy="2743450"/>
+            <wp:effectExtent l="0" t="0" r="5715" b="0"/>
+            <wp:docPr id="58826271" name="Picture 1"/>
+            <wp:cNvGraphicFramePr>
+              <a:graphicFrameLocks xmlns:a="http://schemas.openxmlformats.org/drawingml/2006/main" noChangeAspect="1"/>
+            </wp:cNvGraphicFramePr>
+            <a:graphic xmlns:a="http://schemas.openxmlformats.org/drawingml/2006/main">
+              <a:graphicData uri="http://schemas.openxmlformats.org/drawingml/2006/picture">
+                <pic:pic xmlns:pic="http://schemas.openxmlformats.org/drawingml/2006/picture">
+                  <pic:nvPicPr>
+                    <pic:cNvPr id="58826271" name=""/>
+                    <pic:cNvPicPr/>
+                  </pic:nvPicPr>
+                  <pic:blipFill>
+                    <a:blip r:embed="rId12"/>
+                    <a:stretch>
+                      <a:fillRect/>
+                    </a:stretch>
+                  </pic:blipFill>
+                  <pic:spPr>
+                    <a:xfrm>
+                      <a:off x="0" y="0"/>
+                      <a:ext cx="1519303" cy="2744797"/>
+                    </a:xfrm>
+                    <a:prstGeom prst="rect">
+                      <a:avLst/>
+                    </a:prstGeom>
+                  </pic:spPr>
+                </pic:pic>
+              </a:graphicData>
+            </a:graphic>
+          </wp:inline>
+        </w:drawing>
+      </w:r>
+    </w:p>
+    <w:p>
+      <w:pPr>
+        <w:pStyle w:val="ListParagraph"/>
         <w:numPr>
           <w:ilvl w:val="0"/>
           <w:numId w:val="38"/>
@@ -372,6 +4848,529 @@
     <w:p>
       <w:pPr>
         <w:pStyle w:val="ListParagraph"/>
+        <w:spacing w:before="100" w:beforeAutospacing="1" w:after="100" w:afterAutospacing="1" w:line="240" w:lineRule="auto"/>
+        <w:rPr>
+          <w:rFonts w:ascii="Times New Roman" w:eastAsia="Times New Roman" w:hAnsi="Times New Roman" w:cs="Times New Roman"/>
+          <w:kern w:val="0"/>
+          <w14:ligatures w14:val="none"/>
+        </w:rPr>
+      </w:pPr>
+      <w:proofErr w:type="spellStart"/>
+      <w:r>
+        <w:rPr>
+          <w:rFonts w:ascii="Times New Roman" w:eastAsia="Times New Roman" w:hAnsi="Times New Roman" w:cs="Times New Roman"/>
+          <w:kern w:val="0"/>
+          <w14:ligatures w14:val="none"/>
+        </w:rPr>
+        <w:t>Praktikum</w:t>
+      </w:r>
+      <w:proofErr w:type="spellEnd"/>
+      <w:r>
+        <w:rPr>
+          <w:rFonts w:ascii="Times New Roman" w:eastAsia="Times New Roman" w:hAnsi="Times New Roman" w:cs="Times New Roman"/>
+          <w:kern w:val="0"/>
+          <w14:ligatures w14:val="none"/>
+        </w:rPr>
+        <w:t xml:space="preserve"> </w:t>
+      </w:r>
+      <w:proofErr w:type="spellStart"/>
+      <w:r>
+        <w:rPr>
+          <w:rFonts w:ascii="Times New Roman" w:eastAsia="Times New Roman" w:hAnsi="Times New Roman" w:cs="Times New Roman"/>
+          <w:kern w:val="0"/>
+          <w14:ligatures w14:val="none"/>
+        </w:rPr>
+        <w:t>ini</w:t>
+      </w:r>
+      <w:proofErr w:type="spellEnd"/>
+      <w:r>
+        <w:rPr>
+          <w:rFonts w:ascii="Times New Roman" w:eastAsia="Times New Roman" w:hAnsi="Times New Roman" w:cs="Times New Roman"/>
+          <w:kern w:val="0"/>
+          <w14:ligatures w14:val="none"/>
+        </w:rPr>
+        <w:t xml:space="preserve"> </w:t>
+      </w:r>
+      <w:proofErr w:type="spellStart"/>
+      <w:r>
+        <w:rPr>
+          <w:rFonts w:ascii="Times New Roman" w:eastAsia="Times New Roman" w:hAnsi="Times New Roman" w:cs="Times New Roman"/>
+          <w:kern w:val="0"/>
+          <w14:ligatures w14:val="none"/>
+        </w:rPr>
+        <w:t>memberikan</w:t>
+      </w:r>
+      <w:proofErr w:type="spellEnd"/>
+      <w:r>
+        <w:rPr>
+          <w:rFonts w:ascii="Times New Roman" w:eastAsia="Times New Roman" w:hAnsi="Times New Roman" w:cs="Times New Roman"/>
+          <w:kern w:val="0"/>
+          <w14:ligatures w14:val="none"/>
+        </w:rPr>
+        <w:t xml:space="preserve"> </w:t>
+      </w:r>
+      <w:proofErr w:type="spellStart"/>
+      <w:r>
+        <w:rPr>
+          <w:rFonts w:ascii="Times New Roman" w:eastAsia="Times New Roman" w:hAnsi="Times New Roman" w:cs="Times New Roman"/>
+          <w:kern w:val="0"/>
+          <w14:ligatures w14:val="none"/>
+        </w:rPr>
+        <w:t>pemahaman</w:t>
+      </w:r>
+      <w:proofErr w:type="spellEnd"/>
+      <w:r>
+        <w:rPr>
+          <w:rFonts w:ascii="Times New Roman" w:eastAsia="Times New Roman" w:hAnsi="Times New Roman" w:cs="Times New Roman"/>
+          <w:kern w:val="0"/>
+          <w14:ligatures w14:val="none"/>
+        </w:rPr>
+        <w:t xml:space="preserve"> </w:t>
+      </w:r>
+      <w:proofErr w:type="spellStart"/>
+      <w:r>
+        <w:rPr>
+          <w:rFonts w:ascii="Times New Roman" w:eastAsia="Times New Roman" w:hAnsi="Times New Roman" w:cs="Times New Roman"/>
+          <w:kern w:val="0"/>
+          <w14:ligatures w14:val="none"/>
+        </w:rPr>
+        <w:t>tentang</w:t>
+      </w:r>
+      <w:proofErr w:type="spellEnd"/>
+      <w:r>
+        <w:rPr>
+          <w:rFonts w:ascii="Times New Roman" w:eastAsia="Times New Roman" w:hAnsi="Times New Roman" w:cs="Times New Roman"/>
+          <w:kern w:val="0"/>
+          <w14:ligatures w14:val="none"/>
+        </w:rPr>
+        <w:t xml:space="preserve"> </w:t>
+      </w:r>
+      <w:proofErr w:type="spellStart"/>
+      <w:r>
+        <w:rPr>
+          <w:rFonts w:ascii="Times New Roman" w:eastAsia="Times New Roman" w:hAnsi="Times New Roman" w:cs="Times New Roman"/>
+          <w:kern w:val="0"/>
+          <w14:ligatures w14:val="none"/>
+        </w:rPr>
+        <w:t>penerapan</w:t>
+      </w:r>
+      <w:proofErr w:type="spellEnd"/>
+      <w:r>
+        <w:rPr>
+          <w:rFonts w:ascii="Times New Roman" w:eastAsia="Times New Roman" w:hAnsi="Times New Roman" w:cs="Times New Roman"/>
+          <w:kern w:val="0"/>
+          <w14:ligatures w14:val="none"/>
+        </w:rPr>
+        <w:t xml:space="preserve"> </w:t>
+      </w:r>
+      <w:proofErr w:type="spellStart"/>
+      <w:r>
+        <w:rPr>
+          <w:rFonts w:ascii="Times New Roman" w:eastAsia="Times New Roman" w:hAnsi="Times New Roman" w:cs="Times New Roman"/>
+          <w:kern w:val="0"/>
+          <w14:ligatures w14:val="none"/>
+        </w:rPr>
+        <w:t>manajemen</w:t>
+      </w:r>
+      <w:proofErr w:type="spellEnd"/>
+      <w:r>
+        <w:rPr>
+          <w:rFonts w:ascii="Times New Roman" w:eastAsia="Times New Roman" w:hAnsi="Times New Roman" w:cs="Times New Roman"/>
+          <w:kern w:val="0"/>
+          <w14:ligatures w14:val="none"/>
+        </w:rPr>
+        <w:t xml:space="preserve"> state </w:t>
+      </w:r>
+      <w:proofErr w:type="spellStart"/>
+      <w:r>
+        <w:rPr>
+          <w:rFonts w:ascii="Times New Roman" w:eastAsia="Times New Roman" w:hAnsi="Times New Roman" w:cs="Times New Roman"/>
+          <w:kern w:val="0"/>
+          <w14:ligatures w14:val="none"/>
+        </w:rPr>
+        <w:t>menggunakan</w:t>
+      </w:r>
+      <w:proofErr w:type="spellEnd"/>
+      <w:r>
+        <w:rPr>
+          <w:rFonts w:ascii="Times New Roman" w:eastAsia="Times New Roman" w:hAnsi="Times New Roman" w:cs="Times New Roman"/>
+          <w:kern w:val="0"/>
+          <w14:ligatures w14:val="none"/>
+        </w:rPr>
+        <w:t xml:space="preserve"> Cubit pada Flutter </w:t>
+      </w:r>
+      <w:proofErr w:type="spellStart"/>
+      <w:r>
+        <w:rPr>
+          <w:rFonts w:ascii="Times New Roman" w:eastAsia="Times New Roman" w:hAnsi="Times New Roman" w:cs="Times New Roman"/>
+          <w:kern w:val="0"/>
+          <w14:ligatures w14:val="none"/>
+        </w:rPr>
+        <w:t>untuk</w:t>
+      </w:r>
+      <w:proofErr w:type="spellEnd"/>
+      <w:r>
+        <w:rPr>
+          <w:rFonts w:ascii="Times New Roman" w:eastAsia="Times New Roman" w:hAnsi="Times New Roman" w:cs="Times New Roman"/>
+          <w:kern w:val="0"/>
+          <w14:ligatures w14:val="none"/>
+        </w:rPr>
+        <w:t xml:space="preserve"> </w:t>
+      </w:r>
+      <w:proofErr w:type="spellStart"/>
+      <w:r>
+        <w:rPr>
+          <w:rFonts w:ascii="Times New Roman" w:eastAsia="Times New Roman" w:hAnsi="Times New Roman" w:cs="Times New Roman"/>
+          <w:kern w:val="0"/>
+          <w14:ligatures w14:val="none"/>
+        </w:rPr>
+        <w:t>mengelola</w:t>
+      </w:r>
+      <w:proofErr w:type="spellEnd"/>
+      <w:r>
+        <w:rPr>
+          <w:rFonts w:ascii="Times New Roman" w:eastAsia="Times New Roman" w:hAnsi="Times New Roman" w:cs="Times New Roman"/>
+          <w:kern w:val="0"/>
+          <w14:ligatures w14:val="none"/>
+        </w:rPr>
+        <w:t xml:space="preserve"> </w:t>
+      </w:r>
+      <w:proofErr w:type="spellStart"/>
+      <w:r>
+        <w:rPr>
+          <w:rFonts w:ascii="Times New Roman" w:eastAsia="Times New Roman" w:hAnsi="Times New Roman" w:cs="Times New Roman"/>
+          <w:kern w:val="0"/>
+          <w14:ligatures w14:val="none"/>
+        </w:rPr>
+        <w:t>layanan</w:t>
+      </w:r>
+      <w:proofErr w:type="spellEnd"/>
+      <w:r>
+        <w:rPr>
+          <w:rFonts w:ascii="Times New Roman" w:eastAsia="Times New Roman" w:hAnsi="Times New Roman" w:cs="Times New Roman"/>
+          <w:kern w:val="0"/>
+          <w14:ligatures w14:val="none"/>
+        </w:rPr>
+        <w:t xml:space="preserve"> </w:t>
+      </w:r>
+      <w:proofErr w:type="spellStart"/>
+      <w:r>
+        <w:rPr>
+          <w:rFonts w:ascii="Times New Roman" w:eastAsia="Times New Roman" w:hAnsi="Times New Roman" w:cs="Times New Roman"/>
+          <w:kern w:val="0"/>
+          <w14:ligatures w14:val="none"/>
+        </w:rPr>
+        <w:t>favorit</w:t>
+      </w:r>
+      <w:proofErr w:type="spellEnd"/>
+      <w:r>
+        <w:rPr>
+          <w:rFonts w:ascii="Times New Roman" w:eastAsia="Times New Roman" w:hAnsi="Times New Roman" w:cs="Times New Roman"/>
+          <w:kern w:val="0"/>
+          <w14:ligatures w14:val="none"/>
+        </w:rPr>
+        <w:t xml:space="preserve">, </w:t>
+      </w:r>
+      <w:proofErr w:type="spellStart"/>
+      <w:r>
+        <w:rPr>
+          <w:rFonts w:ascii="Times New Roman" w:eastAsia="Times New Roman" w:hAnsi="Times New Roman" w:cs="Times New Roman"/>
+          <w:kern w:val="0"/>
+          <w14:ligatures w14:val="none"/>
+        </w:rPr>
+        <w:t>pengajuan</w:t>
+      </w:r>
+      <w:proofErr w:type="spellEnd"/>
+      <w:r>
+        <w:rPr>
+          <w:rFonts w:ascii="Times New Roman" w:eastAsia="Times New Roman" w:hAnsi="Times New Roman" w:cs="Times New Roman"/>
+          <w:kern w:val="0"/>
+          <w14:ligatures w14:val="none"/>
+        </w:rPr>
+        <w:t xml:space="preserve"> </w:t>
+      </w:r>
+      <w:proofErr w:type="spellStart"/>
+      <w:r>
+        <w:rPr>
+          <w:rFonts w:ascii="Times New Roman" w:eastAsia="Times New Roman" w:hAnsi="Times New Roman" w:cs="Times New Roman"/>
+          <w:kern w:val="0"/>
+          <w14:ligatures w14:val="none"/>
+        </w:rPr>
+        <w:lastRenderedPageBreak/>
+        <w:t>layanan</w:t>
+      </w:r>
+      <w:proofErr w:type="spellEnd"/>
+      <w:r>
+        <w:rPr>
+          <w:rFonts w:ascii="Times New Roman" w:eastAsia="Times New Roman" w:hAnsi="Times New Roman" w:cs="Times New Roman"/>
+          <w:kern w:val="0"/>
+          <w14:ligatures w14:val="none"/>
+        </w:rPr>
+        <w:t xml:space="preserve">, dan mode </w:t>
+      </w:r>
+      <w:proofErr w:type="spellStart"/>
+      <w:r>
+        <w:rPr>
+          <w:rFonts w:ascii="Times New Roman" w:eastAsia="Times New Roman" w:hAnsi="Times New Roman" w:cs="Times New Roman"/>
+          <w:kern w:val="0"/>
+          <w14:ligatures w14:val="none"/>
+        </w:rPr>
+        <w:t>tema</w:t>
+      </w:r>
+      <w:proofErr w:type="spellEnd"/>
+      <w:r>
+        <w:rPr>
+          <w:rFonts w:ascii="Times New Roman" w:eastAsia="Times New Roman" w:hAnsi="Times New Roman" w:cs="Times New Roman"/>
+          <w:kern w:val="0"/>
+          <w14:ligatures w14:val="none"/>
+        </w:rPr>
+        <w:t xml:space="preserve">. </w:t>
+      </w:r>
+      <w:proofErr w:type="spellStart"/>
+      <w:r>
+        <w:rPr>
+          <w:rFonts w:ascii="Times New Roman" w:eastAsia="Times New Roman" w:hAnsi="Times New Roman" w:cs="Times New Roman"/>
+          <w:kern w:val="0"/>
+          <w14:ligatures w14:val="none"/>
+        </w:rPr>
+        <w:t>Penggunaan</w:t>
+      </w:r>
+      <w:proofErr w:type="spellEnd"/>
+      <w:r>
+        <w:rPr>
+          <w:rFonts w:ascii="Times New Roman" w:eastAsia="Times New Roman" w:hAnsi="Times New Roman" w:cs="Times New Roman"/>
+          <w:kern w:val="0"/>
+          <w14:ligatures w14:val="none"/>
+        </w:rPr>
+        <w:t xml:space="preserve"> </w:t>
+      </w:r>
+      <w:proofErr w:type="spellStart"/>
+      <w:r>
+        <w:rPr>
+          <w:rFonts w:ascii="Courier New" w:eastAsia="Times New Roman" w:hAnsi="Courier New" w:cs="Courier New"/>
+          <w:kern w:val="0"/>
+          <w:sz w:val="20"/>
+          <w:szCs w:val="20"/>
+          <w14:ligatures w14:val="none"/>
+        </w:rPr>
+        <w:t>BlocBuilder</w:t>
+      </w:r>
+      <w:proofErr w:type="spellEnd"/>
+      <w:r>
+        <w:rPr>
+          <w:rFonts w:ascii="Times New Roman" w:eastAsia="Times New Roman" w:hAnsi="Times New Roman" w:cs="Times New Roman"/>
+          <w:kern w:val="0"/>
+          <w14:ligatures w14:val="none"/>
+        </w:rPr>
+        <w:t xml:space="preserve">, </w:t>
+      </w:r>
+      <w:proofErr w:type="spellStart"/>
+      <w:r>
+        <w:rPr>
+          <w:rFonts w:ascii="Courier New" w:eastAsia="Times New Roman" w:hAnsi="Courier New" w:cs="Courier New"/>
+          <w:kern w:val="0"/>
+          <w:sz w:val="20"/>
+          <w:szCs w:val="20"/>
+          <w14:ligatures w14:val="none"/>
+        </w:rPr>
+        <w:t>BlocSelector</w:t>
+      </w:r>
+      <w:proofErr w:type="spellEnd"/>
+      <w:r>
+        <w:rPr>
+          <w:rFonts w:ascii="Times New Roman" w:eastAsia="Times New Roman" w:hAnsi="Times New Roman" w:cs="Times New Roman"/>
+          <w:kern w:val="0"/>
+          <w14:ligatures w14:val="none"/>
+        </w:rPr>
+        <w:t xml:space="preserve">, dan </w:t>
+      </w:r>
+      <w:proofErr w:type="spellStart"/>
+      <w:r>
+        <w:rPr>
+          <w:rFonts w:ascii="Courier New" w:eastAsia="Times New Roman" w:hAnsi="Courier New" w:cs="Courier New"/>
+          <w:kern w:val="0"/>
+          <w:sz w:val="20"/>
+          <w:szCs w:val="20"/>
+          <w14:ligatures w14:val="none"/>
+        </w:rPr>
+        <w:t>setState</w:t>
+      </w:r>
+      <w:proofErr w:type="spellEnd"/>
+      <w:r>
+        <w:rPr>
+          <w:rFonts w:ascii="Courier New" w:eastAsia="Times New Roman" w:hAnsi="Courier New" w:cs="Courier New"/>
+          <w:kern w:val="0"/>
+          <w:sz w:val="20"/>
+          <w:szCs w:val="20"/>
+          <w14:ligatures w14:val="none"/>
+        </w:rPr>
+        <w:t>()</w:t>
+      </w:r>
+      <w:r>
+        <w:rPr>
+          <w:rFonts w:ascii="Times New Roman" w:eastAsia="Times New Roman" w:hAnsi="Times New Roman" w:cs="Times New Roman"/>
+          <w:kern w:val="0"/>
+          <w14:ligatures w14:val="none"/>
+        </w:rPr>
+        <w:t xml:space="preserve"> </w:t>
+      </w:r>
+      <w:proofErr w:type="spellStart"/>
+      <w:r>
+        <w:rPr>
+          <w:rFonts w:ascii="Times New Roman" w:eastAsia="Times New Roman" w:hAnsi="Times New Roman" w:cs="Times New Roman"/>
+          <w:kern w:val="0"/>
+          <w14:ligatures w14:val="none"/>
+        </w:rPr>
+        <w:t>membuat</w:t>
+      </w:r>
+      <w:proofErr w:type="spellEnd"/>
+      <w:r>
+        <w:rPr>
+          <w:rFonts w:ascii="Times New Roman" w:eastAsia="Times New Roman" w:hAnsi="Times New Roman" w:cs="Times New Roman"/>
+          <w:kern w:val="0"/>
+          <w14:ligatures w14:val="none"/>
+        </w:rPr>
+        <w:t xml:space="preserve"> </w:t>
+      </w:r>
+      <w:proofErr w:type="spellStart"/>
+      <w:r>
+        <w:rPr>
+          <w:rFonts w:ascii="Times New Roman" w:eastAsia="Times New Roman" w:hAnsi="Times New Roman" w:cs="Times New Roman"/>
+          <w:kern w:val="0"/>
+          <w14:ligatures w14:val="none"/>
+        </w:rPr>
+        <w:t>aplikasi</w:t>
+      </w:r>
+      <w:proofErr w:type="spellEnd"/>
+      <w:r>
+        <w:rPr>
+          <w:rFonts w:ascii="Times New Roman" w:eastAsia="Times New Roman" w:hAnsi="Times New Roman" w:cs="Times New Roman"/>
+          <w:kern w:val="0"/>
+          <w14:ligatures w14:val="none"/>
+        </w:rPr>
+        <w:t xml:space="preserve"> </w:t>
+      </w:r>
+      <w:proofErr w:type="spellStart"/>
+      <w:r>
+        <w:rPr>
+          <w:rFonts w:ascii="Times New Roman" w:eastAsia="Times New Roman" w:hAnsi="Times New Roman" w:cs="Times New Roman"/>
+          <w:kern w:val="0"/>
+          <w14:ligatures w14:val="none"/>
+        </w:rPr>
+        <w:t>lebih</w:t>
+      </w:r>
+      <w:proofErr w:type="spellEnd"/>
+      <w:r>
+        <w:rPr>
+          <w:rFonts w:ascii="Times New Roman" w:eastAsia="Times New Roman" w:hAnsi="Times New Roman" w:cs="Times New Roman"/>
+          <w:kern w:val="0"/>
+          <w14:ligatures w14:val="none"/>
+        </w:rPr>
+        <w:t xml:space="preserve"> </w:t>
+      </w:r>
+      <w:proofErr w:type="spellStart"/>
+      <w:r>
+        <w:rPr>
+          <w:rFonts w:ascii="Times New Roman" w:eastAsia="Times New Roman" w:hAnsi="Times New Roman" w:cs="Times New Roman"/>
+          <w:kern w:val="0"/>
+          <w14:ligatures w14:val="none"/>
+        </w:rPr>
+        <w:t>interaktif</w:t>
+      </w:r>
+      <w:proofErr w:type="spellEnd"/>
+      <w:r>
+        <w:rPr>
+          <w:rFonts w:ascii="Times New Roman" w:eastAsia="Times New Roman" w:hAnsi="Times New Roman" w:cs="Times New Roman"/>
+          <w:kern w:val="0"/>
+          <w14:ligatures w14:val="none"/>
+        </w:rPr>
+        <w:t xml:space="preserve">, </w:t>
+      </w:r>
+      <w:proofErr w:type="spellStart"/>
+      <w:r>
+        <w:rPr>
+          <w:rFonts w:ascii="Times New Roman" w:eastAsia="Times New Roman" w:hAnsi="Times New Roman" w:cs="Times New Roman"/>
+          <w:kern w:val="0"/>
+          <w14:ligatures w14:val="none"/>
+        </w:rPr>
+        <w:t>responsif</w:t>
+      </w:r>
+      <w:proofErr w:type="spellEnd"/>
+      <w:r>
+        <w:rPr>
+          <w:rFonts w:ascii="Times New Roman" w:eastAsia="Times New Roman" w:hAnsi="Times New Roman" w:cs="Times New Roman"/>
+          <w:kern w:val="0"/>
+          <w14:ligatures w14:val="none"/>
+        </w:rPr>
+        <w:t xml:space="preserve">, </w:t>
+      </w:r>
+      <w:proofErr w:type="spellStart"/>
+      <w:r>
+        <w:rPr>
+          <w:rFonts w:ascii="Times New Roman" w:eastAsia="Times New Roman" w:hAnsi="Times New Roman" w:cs="Times New Roman"/>
+          <w:kern w:val="0"/>
+          <w14:ligatures w14:val="none"/>
+        </w:rPr>
+        <w:t>serta</w:t>
+      </w:r>
+      <w:proofErr w:type="spellEnd"/>
+      <w:r>
+        <w:rPr>
+          <w:rFonts w:ascii="Times New Roman" w:eastAsia="Times New Roman" w:hAnsi="Times New Roman" w:cs="Times New Roman"/>
+          <w:kern w:val="0"/>
+          <w14:ligatures w14:val="none"/>
+        </w:rPr>
+        <w:t xml:space="preserve"> </w:t>
+      </w:r>
+      <w:proofErr w:type="spellStart"/>
+      <w:r>
+        <w:rPr>
+          <w:rFonts w:ascii="Times New Roman" w:eastAsia="Times New Roman" w:hAnsi="Times New Roman" w:cs="Times New Roman"/>
+          <w:kern w:val="0"/>
+          <w14:ligatures w14:val="none"/>
+        </w:rPr>
+        <w:t>mudah</w:t>
+      </w:r>
+      <w:proofErr w:type="spellEnd"/>
+      <w:r>
+        <w:rPr>
+          <w:rFonts w:ascii="Times New Roman" w:eastAsia="Times New Roman" w:hAnsi="Times New Roman" w:cs="Times New Roman"/>
+          <w:kern w:val="0"/>
+          <w14:ligatures w14:val="none"/>
+        </w:rPr>
+        <w:t xml:space="preserve"> </w:t>
+      </w:r>
+      <w:proofErr w:type="spellStart"/>
+      <w:r>
+        <w:rPr>
+          <w:rFonts w:ascii="Times New Roman" w:eastAsia="Times New Roman" w:hAnsi="Times New Roman" w:cs="Times New Roman"/>
+          <w:kern w:val="0"/>
+          <w14:ligatures w14:val="none"/>
+        </w:rPr>
+        <w:t>dikelola</w:t>
+      </w:r>
+      <w:proofErr w:type="spellEnd"/>
+      <w:r>
+        <w:rPr>
+          <w:rFonts w:ascii="Times New Roman" w:eastAsia="Times New Roman" w:hAnsi="Times New Roman" w:cs="Times New Roman"/>
+          <w:kern w:val="0"/>
+          <w14:ligatures w14:val="none"/>
+        </w:rPr>
+        <w:t>.</w:t>
+      </w:r>
+    </w:p>
+    <w:p>
+      <w:pPr>
+        <w:pStyle w:val="ListParagraph"/>
+        <w:jc w:val="both"/>
+        <w:rPr>
+          <w:rFonts w:ascii="Times New Roman" w:hAnsi="Times New Roman" w:cs="Times New Roman"/>
+        </w:rPr>
+      </w:pPr>
+    </w:p>
+    <w:p>
+      <w:pPr>
+        <w:pStyle w:val="ListParagraph"/>
         <w:jc w:val="both"/>
         <w:rPr>
           <w:rFonts w:ascii="Times New Roman" w:hAnsi="Times New Roman" w:cs="Times New Roman"/>
@@ -379,7 +5378,7 @@
       </w:pPr>
     </w:p>
     <w:sectPr>
-      <w:footerReference w:type="default" r:id="rId9"/>
+      <w:footerReference w:type="default" r:id="rId13"/>
       <w:pgSz w:w="12240" w:h="15840"/>
       <w:pgMar w:top="2268" w:right="1701" w:bottom="2268" w:left="2268" w:header="720" w:footer="720" w:gutter="0"/>
       <w:pgNumType w:start="1"/>
@@ -1520,6 +6519,95 @@
     </w:lvl>
   </w:abstractNum>
   <w:abstractNum w:abstractNumId="11" w15:restartNumberingAfterBreak="0">
+    <w:nsid w:val="2CE91309"/>
+    <w:multiLevelType w:val="hybridMultilevel"/>
+    <w:tmpl w:val="5F66251C"/>
+    <w:lvl w:ilvl="0" w:tplc="55C03518">
+      <w:start w:val="1"/>
+      <w:numFmt w:val="upperLetter"/>
+      <w:lvlText w:val="%1."/>
+      <w:lvlJc w:val="left"/>
+      <w:pPr>
+        <w:ind w:left="1080" w:hanging="360"/>
+      </w:pPr>
+      <w:rPr>
+        <w:rFonts w:ascii="Times New Roman" w:hAnsi="Times New Roman" w:cs="Times New Roman" w:hint="default"/>
+      </w:rPr>
+    </w:lvl>
+    <w:lvl w:ilvl="1" w:tplc="04090019" w:tentative="1">
+      <w:start w:val="1"/>
+      <w:numFmt w:val="lowerLetter"/>
+      <w:lvlText w:val="%2."/>
+      <w:lvlJc w:val="left"/>
+      <w:pPr>
+        <w:ind w:left="1800" w:hanging="360"/>
+      </w:pPr>
+    </w:lvl>
+    <w:lvl w:ilvl="2" w:tplc="0409001B" w:tentative="1">
+      <w:start w:val="1"/>
+      <w:numFmt w:val="lowerRoman"/>
+      <w:lvlText w:val="%3."/>
+      <w:lvlJc w:val="right"/>
+      <w:pPr>
+        <w:ind w:left="2520" w:hanging="180"/>
+      </w:pPr>
+    </w:lvl>
+    <w:lvl w:ilvl="3" w:tplc="0409000F" w:tentative="1">
+      <w:start w:val="1"/>
+      <w:numFmt w:val="decimal"/>
+      <w:lvlText w:val="%4."/>
+      <w:lvlJc w:val="left"/>
+      <w:pPr>
+        <w:ind w:left="3240" w:hanging="360"/>
+      </w:pPr>
+    </w:lvl>
+    <w:lvl w:ilvl="4" w:tplc="04090019" w:tentative="1">
+      <w:start w:val="1"/>
+      <w:numFmt w:val="lowerLetter"/>
+      <w:lvlText w:val="%5."/>
+      <w:lvlJc w:val="left"/>
+      <w:pPr>
+        <w:ind w:left="3960" w:hanging="360"/>
+      </w:pPr>
+    </w:lvl>
+    <w:lvl w:ilvl="5" w:tplc="0409001B" w:tentative="1">
+      <w:start w:val="1"/>
+      <w:numFmt w:val="lowerRoman"/>
+      <w:lvlText w:val="%6."/>
+      <w:lvlJc w:val="right"/>
+      <w:pPr>
+        <w:ind w:left="4680" w:hanging="180"/>
+      </w:pPr>
+    </w:lvl>
+    <w:lvl w:ilvl="6" w:tplc="0409000F" w:tentative="1">
+      <w:start w:val="1"/>
+      <w:numFmt w:val="decimal"/>
+      <w:lvlText w:val="%7."/>
+      <w:lvlJc w:val="left"/>
+      <w:pPr>
+        <w:ind w:left="5400" w:hanging="360"/>
+      </w:pPr>
+    </w:lvl>
+    <w:lvl w:ilvl="7" w:tplc="04090019" w:tentative="1">
+      <w:start w:val="1"/>
+      <w:numFmt w:val="lowerLetter"/>
+      <w:lvlText w:val="%8."/>
+      <w:lvlJc w:val="left"/>
+      <w:pPr>
+        <w:ind w:left="6120" w:hanging="360"/>
+      </w:pPr>
+    </w:lvl>
+    <w:lvl w:ilvl="8" w:tplc="0409001B" w:tentative="1">
+      <w:start w:val="1"/>
+      <w:numFmt w:val="lowerRoman"/>
+      <w:lvlText w:val="%9."/>
+      <w:lvlJc w:val="right"/>
+      <w:pPr>
+        <w:ind w:left="6840" w:hanging="180"/>
+      </w:pPr>
+    </w:lvl>
+  </w:abstractNum>
+  <w:abstractNum w:abstractNumId="12" w15:restartNumberingAfterBreak="0">
     <w:nsid w:val="2CF14238"/>
     <w:multiLevelType w:val="hybridMultilevel"/>
     <w:tmpl w:val="28408C3E"/>
@@ -1608,7 +6696,7 @@
       </w:pPr>
     </w:lvl>
   </w:abstractNum>
-  <w:abstractNum w:abstractNumId="12" w15:restartNumberingAfterBreak="0">
+  <w:abstractNum w:abstractNumId="13" w15:restartNumberingAfterBreak="0">
     <w:nsid w:val="2F614B83"/>
     <w:multiLevelType w:val="hybridMultilevel"/>
     <w:tmpl w:val="1256AD34"/>
@@ -1721,7 +6809,7 @@
       </w:rPr>
     </w:lvl>
   </w:abstractNum>
-  <w:abstractNum w:abstractNumId="13" w15:restartNumberingAfterBreak="0">
+  <w:abstractNum w:abstractNumId="14" w15:restartNumberingAfterBreak="0">
     <w:nsid w:val="302A6C49"/>
     <w:multiLevelType w:val="hybridMultilevel"/>
     <w:tmpl w:val="5B1EE9E8"/>
@@ -1810,7 +6898,7 @@
       </w:pPr>
     </w:lvl>
   </w:abstractNum>
-  <w:abstractNum w:abstractNumId="14" w15:restartNumberingAfterBreak="0">
+  <w:abstractNum w:abstractNumId="15" w15:restartNumberingAfterBreak="0">
     <w:nsid w:val="30C124B0"/>
     <w:multiLevelType w:val="hybridMultilevel"/>
     <w:tmpl w:val="B69056C8"/>
@@ -1896,7 +6984,7 @@
       </w:pPr>
     </w:lvl>
   </w:abstractNum>
-  <w:abstractNum w:abstractNumId="15" w15:restartNumberingAfterBreak="0">
+  <w:abstractNum w:abstractNumId="16" w15:restartNumberingAfterBreak="0">
     <w:nsid w:val="30DE026F"/>
     <w:multiLevelType w:val="hybridMultilevel"/>
     <w:tmpl w:val="2DA203AE"/>
@@ -1985,7 +7073,7 @@
       </w:pPr>
     </w:lvl>
   </w:abstractNum>
-  <w:abstractNum w:abstractNumId="16" w15:restartNumberingAfterBreak="0">
+  <w:abstractNum w:abstractNumId="17" w15:restartNumberingAfterBreak="0">
     <w:nsid w:val="376F6C8A"/>
     <w:multiLevelType w:val="hybridMultilevel"/>
     <w:tmpl w:val="66A67870"/>
@@ -2071,7 +7159,7 @@
       </w:pPr>
     </w:lvl>
   </w:abstractNum>
-  <w:abstractNum w:abstractNumId="17" w15:restartNumberingAfterBreak="0">
+  <w:abstractNum w:abstractNumId="18" w15:restartNumberingAfterBreak="0">
     <w:nsid w:val="39D3137C"/>
     <w:multiLevelType w:val="hybridMultilevel"/>
     <w:tmpl w:val="74903F94"/>
@@ -2184,7 +7272,7 @@
       </w:rPr>
     </w:lvl>
   </w:abstractNum>
-  <w:abstractNum w:abstractNumId="18" w15:restartNumberingAfterBreak="0">
+  <w:abstractNum w:abstractNumId="19" w15:restartNumberingAfterBreak="0">
     <w:nsid w:val="3B224954"/>
     <w:multiLevelType w:val="hybridMultilevel"/>
     <w:tmpl w:val="EF427CA6"/>
@@ -2274,7 +7362,7 @@
       </w:pPr>
     </w:lvl>
   </w:abstractNum>
-  <w:abstractNum w:abstractNumId="19" w15:restartNumberingAfterBreak="0">
+  <w:abstractNum w:abstractNumId="20" w15:restartNumberingAfterBreak="0">
     <w:nsid w:val="3C763D8E"/>
     <w:multiLevelType w:val="hybridMultilevel"/>
     <w:tmpl w:val="8AD47F7C"/>
@@ -2363,7 +7451,7 @@
       </w:pPr>
     </w:lvl>
   </w:abstractNum>
-  <w:abstractNum w:abstractNumId="20" w15:restartNumberingAfterBreak="0">
+  <w:abstractNum w:abstractNumId="21" w15:restartNumberingAfterBreak="0">
     <w:nsid w:val="3FFE2931"/>
     <w:multiLevelType w:val="hybridMultilevel"/>
     <w:tmpl w:val="04323A62"/>
@@ -2452,7 +7540,7 @@
       </w:pPr>
     </w:lvl>
   </w:abstractNum>
-  <w:abstractNum w:abstractNumId="21" w15:restartNumberingAfterBreak="0">
+  <w:abstractNum w:abstractNumId="22" w15:restartNumberingAfterBreak="0">
     <w:nsid w:val="43323D6B"/>
     <w:multiLevelType w:val="hybridMultilevel"/>
     <w:tmpl w:val="FFFFFFFF"/>
@@ -2538,7 +7626,7 @@
       </w:pPr>
     </w:lvl>
   </w:abstractNum>
-  <w:abstractNum w:abstractNumId="22" w15:restartNumberingAfterBreak="0">
+  <w:abstractNum w:abstractNumId="23" w15:restartNumberingAfterBreak="0">
     <w:nsid w:val="44110D74"/>
     <w:multiLevelType w:val="hybridMultilevel"/>
     <w:tmpl w:val="5178BB2C"/>
@@ -2627,7 +7715,7 @@
       </w:pPr>
     </w:lvl>
   </w:abstractNum>
-  <w:abstractNum w:abstractNumId="23" w15:restartNumberingAfterBreak="0">
+  <w:abstractNum w:abstractNumId="24" w15:restartNumberingAfterBreak="0">
     <w:nsid w:val="44CF0E88"/>
     <w:multiLevelType w:val="hybridMultilevel"/>
     <w:tmpl w:val="8EC6D048"/>
@@ -2716,7 +7804,7 @@
       </w:pPr>
     </w:lvl>
   </w:abstractNum>
-  <w:abstractNum w:abstractNumId="24" w15:restartNumberingAfterBreak="0">
+  <w:abstractNum w:abstractNumId="25" w15:restartNumberingAfterBreak="0">
     <w:nsid w:val="4DE46555"/>
     <w:multiLevelType w:val="hybridMultilevel"/>
     <w:tmpl w:val="85F44BC8"/>
@@ -2805,7 +7893,7 @@
       </w:pPr>
     </w:lvl>
   </w:abstractNum>
-  <w:abstractNum w:abstractNumId="25" w15:restartNumberingAfterBreak="0">
+  <w:abstractNum w:abstractNumId="26" w15:restartNumberingAfterBreak="0">
     <w:nsid w:val="50506514"/>
     <w:multiLevelType w:val="hybridMultilevel"/>
     <w:tmpl w:val="713C647C"/>
@@ -2894,7 +7982,7 @@
       </w:pPr>
     </w:lvl>
   </w:abstractNum>
-  <w:abstractNum w:abstractNumId="26" w15:restartNumberingAfterBreak="0">
+  <w:abstractNum w:abstractNumId="27" w15:restartNumberingAfterBreak="0">
     <w:nsid w:val="536A5C51"/>
     <w:multiLevelType w:val="hybridMultilevel"/>
     <w:tmpl w:val="73A2AE5A"/>
@@ -2984,7 +8072,7 @@
       </w:pPr>
     </w:lvl>
   </w:abstractNum>
-  <w:abstractNum w:abstractNumId="27" w15:restartNumberingAfterBreak="0">
+  <w:abstractNum w:abstractNumId="28" w15:restartNumberingAfterBreak="0">
     <w:nsid w:val="5ED54BF4"/>
     <w:multiLevelType w:val="multilevel"/>
     <w:tmpl w:val="0ABC2196"/>
@@ -3097,7 +8185,7 @@
       </w:pPr>
     </w:lvl>
   </w:abstractNum>
-  <w:abstractNum w:abstractNumId="28" w15:restartNumberingAfterBreak="0">
+  <w:abstractNum w:abstractNumId="29" w15:restartNumberingAfterBreak="0">
     <w:nsid w:val="5F3E1EC7"/>
     <w:multiLevelType w:val="hybridMultilevel"/>
     <w:tmpl w:val="B69056C8"/>
@@ -3183,7 +8271,7 @@
       </w:pPr>
     </w:lvl>
   </w:abstractNum>
-  <w:abstractNum w:abstractNumId="29" w15:restartNumberingAfterBreak="0">
+  <w:abstractNum w:abstractNumId="30" w15:restartNumberingAfterBreak="0">
     <w:nsid w:val="601E2241"/>
     <w:multiLevelType w:val="hybridMultilevel"/>
     <w:tmpl w:val="A3F0A828"/>
@@ -3272,7 +8360,7 @@
       </w:pPr>
     </w:lvl>
   </w:abstractNum>
-  <w:abstractNum w:abstractNumId="30" w15:restartNumberingAfterBreak="0">
+  <w:abstractNum w:abstractNumId="31" w15:restartNumberingAfterBreak="0">
     <w:nsid w:val="60B955DF"/>
     <w:multiLevelType w:val="hybridMultilevel"/>
     <w:tmpl w:val="0516915E"/>
@@ -3358,7 +8446,7 @@
       </w:pPr>
     </w:lvl>
   </w:abstractNum>
-  <w:abstractNum w:abstractNumId="31" w15:restartNumberingAfterBreak="0">
+  <w:abstractNum w:abstractNumId="32" w15:restartNumberingAfterBreak="0">
     <w:nsid w:val="60F27A31"/>
     <w:multiLevelType w:val="hybridMultilevel"/>
     <w:tmpl w:val="2AFC70FC"/>
@@ -3447,7 +8535,7 @@
       </w:pPr>
     </w:lvl>
   </w:abstractNum>
-  <w:abstractNum w:abstractNumId="32" w15:restartNumberingAfterBreak="0">
+  <w:abstractNum w:abstractNumId="33" w15:restartNumberingAfterBreak="0">
     <w:nsid w:val="66D00FBE"/>
     <w:multiLevelType w:val="hybridMultilevel"/>
     <w:tmpl w:val="ECA034AC"/>
@@ -3536,7 +8624,7 @@
       </w:pPr>
     </w:lvl>
   </w:abstractNum>
-  <w:abstractNum w:abstractNumId="33" w15:restartNumberingAfterBreak="0">
+  <w:abstractNum w:abstractNumId="34" w15:restartNumberingAfterBreak="0">
     <w:nsid w:val="6D6161F7"/>
     <w:multiLevelType w:val="hybridMultilevel"/>
     <w:tmpl w:val="B8B0D8E0"/>
@@ -3625,7 +8713,7 @@
       </w:pPr>
     </w:lvl>
   </w:abstractNum>
-  <w:abstractNum w:abstractNumId="34" w15:restartNumberingAfterBreak="0">
+  <w:abstractNum w:abstractNumId="35" w15:restartNumberingAfterBreak="0">
     <w:nsid w:val="756D2968"/>
     <w:multiLevelType w:val="hybridMultilevel"/>
     <w:tmpl w:val="63842E8E"/>
@@ -3714,7 +8802,7 @@
       </w:pPr>
     </w:lvl>
   </w:abstractNum>
-  <w:abstractNum w:abstractNumId="35" w15:restartNumberingAfterBreak="0">
+  <w:abstractNum w:abstractNumId="36" w15:restartNumberingAfterBreak="0">
     <w:nsid w:val="78CE542C"/>
     <w:multiLevelType w:val="hybridMultilevel"/>
     <w:tmpl w:val="BA4EC254"/>
@@ -3803,7 +8891,7 @@
       </w:pPr>
     </w:lvl>
   </w:abstractNum>
-  <w:abstractNum w:abstractNumId="36" w15:restartNumberingAfterBreak="0">
+  <w:abstractNum w:abstractNumId="37" w15:restartNumberingAfterBreak="0">
     <w:nsid w:val="7B263E8F"/>
     <w:multiLevelType w:val="hybridMultilevel"/>
     <w:tmpl w:val="6CFA34E8"/>
@@ -3892,7 +8980,7 @@
       </w:pPr>
     </w:lvl>
   </w:abstractNum>
-  <w:abstractNum w:abstractNumId="37" w15:restartNumberingAfterBreak="0">
+  <w:abstractNum w:abstractNumId="38" w15:restartNumberingAfterBreak="0">
     <w:nsid w:val="7B3F6C9F"/>
     <w:multiLevelType w:val="hybridMultilevel"/>
     <w:tmpl w:val="A5B2087A"/>
@@ -3981,7 +9069,7 @@
       </w:pPr>
     </w:lvl>
   </w:abstractNum>
-  <w:abstractNum w:abstractNumId="38" w15:restartNumberingAfterBreak="0">
+  <w:abstractNum w:abstractNumId="39" w15:restartNumberingAfterBreak="0">
     <w:nsid w:val="7BDC76AB"/>
     <w:multiLevelType w:val="hybridMultilevel"/>
     <w:tmpl w:val="B8E0EEE4"/>
@@ -4067,7 +9155,7 @@
       </w:pPr>
     </w:lvl>
   </w:abstractNum>
-  <w:abstractNum w:abstractNumId="39" w15:restartNumberingAfterBreak="0">
+  <w:abstractNum w:abstractNumId="40" w15:restartNumberingAfterBreak="0">
     <w:nsid w:val="7BF110EF"/>
     <w:multiLevelType w:val="hybridMultilevel"/>
     <w:tmpl w:val="B4F232D0"/>
@@ -4153,7 +9241,7 @@
       </w:pPr>
     </w:lvl>
   </w:abstractNum>
-  <w:abstractNum w:abstractNumId="40" w15:restartNumberingAfterBreak="0">
+  <w:abstractNum w:abstractNumId="41" w15:restartNumberingAfterBreak="0">
     <w:nsid w:val="7FD6009E"/>
     <w:multiLevelType w:val="hybridMultilevel"/>
     <w:tmpl w:val="52AC0B78"/>
@@ -4243,40 +9331,40 @@
     </w:lvl>
   </w:abstractNum>
   <w:num w:numId="1" w16cid:durableId="2039350107">
+    <w:abstractNumId w:val="31"/>
+  </w:num>
+  <w:num w:numId="2" w16cid:durableId="1452478591">
+    <w:abstractNumId w:val="40"/>
+  </w:num>
+  <w:num w:numId="3" w16cid:durableId="693921813">
+    <w:abstractNumId w:val="17"/>
+  </w:num>
+  <w:num w:numId="4" w16cid:durableId="927805619">
+    <w:abstractNumId w:val="39"/>
+  </w:num>
+  <w:num w:numId="5" w16cid:durableId="1700667342">
+    <w:abstractNumId w:val="27"/>
+  </w:num>
+  <w:num w:numId="6" w16cid:durableId="203909675">
+    <w:abstractNumId w:val="14"/>
+  </w:num>
+  <w:num w:numId="7" w16cid:durableId="413743560">
+    <w:abstractNumId w:val="34"/>
+  </w:num>
+  <w:num w:numId="8" w16cid:durableId="503938642">
+    <w:abstractNumId w:val="33"/>
+  </w:num>
+  <w:num w:numId="9" w16cid:durableId="611323770">
     <w:abstractNumId w:val="30"/>
   </w:num>
-  <w:num w:numId="2" w16cid:durableId="1452478591">
-    <w:abstractNumId w:val="39"/>
-  </w:num>
-  <w:num w:numId="3" w16cid:durableId="693921813">
+  <w:num w:numId="10" w16cid:durableId="68312094">
     <w:abstractNumId w:val="16"/>
-  </w:num>
-  <w:num w:numId="4" w16cid:durableId="927805619">
-    <w:abstractNumId w:val="38"/>
-  </w:num>
-  <w:num w:numId="5" w16cid:durableId="1700667342">
-    <w:abstractNumId w:val="26"/>
-  </w:num>
-  <w:num w:numId="6" w16cid:durableId="203909675">
-    <w:abstractNumId w:val="13"/>
-  </w:num>
-  <w:num w:numId="7" w16cid:durableId="413743560">
-    <w:abstractNumId w:val="33"/>
-  </w:num>
-  <w:num w:numId="8" w16cid:durableId="503938642">
-    <w:abstractNumId w:val="32"/>
-  </w:num>
-  <w:num w:numId="9" w16cid:durableId="611323770">
-    <w:abstractNumId w:val="29"/>
-  </w:num>
-  <w:num w:numId="10" w16cid:durableId="68312094">
-    <w:abstractNumId w:val="15"/>
   </w:num>
   <w:num w:numId="11" w16cid:durableId="1260481097">
     <w:abstractNumId w:val="0"/>
   </w:num>
   <w:num w:numId="12" w16cid:durableId="929463071">
-    <w:abstractNumId w:val="21"/>
+    <w:abstractNumId w:val="22"/>
   </w:num>
   <w:num w:numId="13" w16cid:durableId="770583845">
     <w:abstractNumId w:val="10"/>
@@ -4285,61 +9373,61 @@
     <w:abstractNumId w:val="4"/>
   </w:num>
   <w:num w:numId="15" w16cid:durableId="1783912111">
-    <w:abstractNumId w:val="27"/>
+    <w:abstractNumId w:val="28"/>
   </w:num>
   <w:num w:numId="16" w16cid:durableId="2115903577">
-    <w:abstractNumId w:val="25"/>
+    <w:abstractNumId w:val="26"/>
   </w:num>
   <w:num w:numId="17" w16cid:durableId="44334135">
     <w:abstractNumId w:val="8"/>
   </w:num>
   <w:num w:numId="18" w16cid:durableId="900288768">
-    <w:abstractNumId w:val="18"/>
+    <w:abstractNumId w:val="19"/>
   </w:num>
   <w:num w:numId="19" w16cid:durableId="851457473">
     <w:abstractNumId w:val="1"/>
   </w:num>
   <w:num w:numId="20" w16cid:durableId="582879455">
-    <w:abstractNumId w:val="34"/>
+    <w:abstractNumId w:val="35"/>
   </w:num>
   <w:num w:numId="21" w16cid:durableId="421537208">
-    <w:abstractNumId w:val="23"/>
+    <w:abstractNumId w:val="24"/>
   </w:num>
   <w:num w:numId="22" w16cid:durableId="1977756425">
-    <w:abstractNumId w:val="11"/>
+    <w:abstractNumId w:val="12"/>
   </w:num>
   <w:num w:numId="23" w16cid:durableId="131755508">
     <w:abstractNumId w:val="9"/>
   </w:num>
   <w:num w:numId="24" w16cid:durableId="343867810">
-    <w:abstractNumId w:val="20"/>
+    <w:abstractNumId w:val="21"/>
   </w:num>
   <w:num w:numId="25" w16cid:durableId="1241062543">
-    <w:abstractNumId w:val="28"/>
+    <w:abstractNumId w:val="29"/>
   </w:num>
   <w:num w:numId="26" w16cid:durableId="746263670">
     <w:abstractNumId w:val="7"/>
   </w:num>
   <w:num w:numId="27" w16cid:durableId="1028919883">
-    <w:abstractNumId w:val="19"/>
+    <w:abstractNumId w:val="20"/>
   </w:num>
   <w:num w:numId="28" w16cid:durableId="787939799">
-    <w:abstractNumId w:val="14"/>
+    <w:abstractNumId w:val="15"/>
   </w:num>
   <w:num w:numId="29" w16cid:durableId="844174086">
     <w:abstractNumId w:val="5"/>
   </w:num>
   <w:num w:numId="30" w16cid:durableId="270163360">
-    <w:abstractNumId w:val="36"/>
+    <w:abstractNumId w:val="37"/>
   </w:num>
   <w:num w:numId="31" w16cid:durableId="76367349">
     <w:abstractNumId w:val="2"/>
   </w:num>
   <w:num w:numId="32" w16cid:durableId="916327269">
-    <w:abstractNumId w:val="24"/>
+    <w:abstractNumId w:val="25"/>
   </w:num>
   <w:num w:numId="33" w16cid:durableId="1356929720">
-    <w:abstractNumId w:val="22"/>
+    <w:abstractNumId w:val="23"/>
   </w:num>
   <w:num w:numId="34" w16cid:durableId="2116635969">
     <w:abstractNumId w:val="6"/>
@@ -4348,22 +9436,25 @@
     <w:abstractNumId w:val="3"/>
   </w:num>
   <w:num w:numId="36" w16cid:durableId="352272930">
-    <w:abstractNumId w:val="31"/>
+    <w:abstractNumId w:val="32"/>
   </w:num>
   <w:num w:numId="37" w16cid:durableId="127746625">
-    <w:abstractNumId w:val="35"/>
+    <w:abstractNumId w:val="36"/>
   </w:num>
   <w:num w:numId="38" w16cid:durableId="1891726348">
-    <w:abstractNumId w:val="40"/>
+    <w:abstractNumId w:val="41"/>
   </w:num>
   <w:num w:numId="39" w16cid:durableId="274094602">
-    <w:abstractNumId w:val="12"/>
+    <w:abstractNumId w:val="13"/>
   </w:num>
   <w:num w:numId="40" w16cid:durableId="765536339">
-    <w:abstractNumId w:val="17"/>
+    <w:abstractNumId w:val="18"/>
   </w:num>
   <w:num w:numId="41" w16cid:durableId="768700661">
-    <w:abstractNumId w:val="37"/>
+    <w:abstractNumId w:val="38"/>
+  </w:num>
+  <w:num w:numId="42" w16cid:durableId="662851373">
+    <w:abstractNumId w:val="11"/>
   </w:num>
 </w:numbering>
 </file>
@@ -4972,7 +10063,6 @@
   <w:style w:type="character" w:default="1" w:styleId="DefaultParagraphFont">
     <w:name w:val="Default Paragraph Font"/>
     <w:uiPriority w:val="1"/>
-    <w:semiHidden/>
     <w:unhideWhenUsed/>
   </w:style>
   <w:style w:type="table" w:default="1" w:styleId="TableNormal">
